--- a/Azure/Prepration/storage-account.docx
+++ b/Azure/Prepration/storage-account.docx
@@ -43,39 +43,7 @@
         <w:t>centralized storage platform</w:t>
       </w:r>
       <w:r>
-        <w:t xml:space="preserve"> </w:t>
-      </w:r>
-      <w:proofErr w:type="spellStart"/>
-      <w:r>
-        <w:t>hai</w:t>
-      </w:r>
-      <w:proofErr w:type="spellEnd"/>
-      <w:r>
-        <w:t xml:space="preserve"> </w:t>
-      </w:r>
-      <w:proofErr w:type="spellStart"/>
-      <w:r>
-        <w:t>jahan</w:t>
-      </w:r>
-      <w:proofErr w:type="spellEnd"/>
-      <w:r>
-        <w:t xml:space="preserve"> hum different types ka data store </w:t>
-      </w:r>
-      <w:proofErr w:type="spellStart"/>
-      <w:r>
-        <w:t>kar</w:t>
-      </w:r>
-      <w:proofErr w:type="spellEnd"/>
-      <w:r>
-        <w:t xml:space="preserve"> </w:t>
-      </w:r>
-      <w:proofErr w:type="spellStart"/>
-      <w:r>
-        <w:t>sakte</w:t>
-      </w:r>
-      <w:proofErr w:type="spellEnd"/>
-      <w:r>
-        <w:t xml:space="preserve"> hain.</w:t>
+        <w:t xml:space="preserve"> hai jahan hum different types ka data store kar sakte hain.</w:t>
       </w:r>
       <w:r>
         <w:br/>
@@ -89,15 +57,7 @@
         <w:t>highly available, scalable, durable aur secure</w:t>
       </w:r>
       <w:r>
-        <w:t xml:space="preserve"> service </w:t>
-      </w:r>
-      <w:proofErr w:type="spellStart"/>
-      <w:r>
-        <w:t>hai</w:t>
-      </w:r>
-      <w:proofErr w:type="spellEnd"/>
-      <w:r>
-        <w:t>.</w:t>
+        <w:t xml:space="preserve"> service hai.</w:t>
       </w:r>
     </w:p>
     <w:p>
@@ -108,29 +68,13 @@
         <w:t>👉</w:t>
       </w:r>
       <w:r>
-        <w:t xml:space="preserve"> Ek storage account = ek namespace </w:t>
-      </w:r>
-      <w:proofErr w:type="spellStart"/>
-      <w:r>
-        <w:t>jisme</w:t>
-      </w:r>
-      <w:proofErr w:type="spellEnd"/>
-      <w:r>
-        <w:t xml:space="preserve"> multiple services </w:t>
-      </w:r>
-      <w:proofErr w:type="spellStart"/>
-      <w:r>
-        <w:t>hoti</w:t>
-      </w:r>
-      <w:proofErr w:type="spellEnd"/>
-      <w:r>
-        <w:t xml:space="preserve"> hain.</w:t>
+        <w:t xml:space="preserve"> Ek storage account = ek namespace jisme multiple services hoti hain.</w:t>
       </w:r>
     </w:p>
     <w:p>
       <w:r>
         <w:pict w14:anchorId="70B32941">
-          <v:rect id="_x0000_i1121" style="width:0;height:1.5pt" o:hralign="center" o:hrstd="t" o:hr="t" fillcolor="#a0a0a0" stroked="f"/>
+          <v:rect id="_x0000_i1025" style="width:0;height:1.5pt" o:hralign="center" o:hrstd="t" o:hr="t" fillcolor="#a0a0a0" stroked="f"/>
         </w:pict>
       </w:r>
     </w:p>
@@ -180,23 +124,7 @@
         </w:numPr>
       </w:pPr>
       <w:r>
-        <w:t xml:space="preserve">Unstructured data store </w:t>
-      </w:r>
-      <w:proofErr w:type="spellStart"/>
-      <w:r>
-        <w:t>karta</w:t>
-      </w:r>
-      <w:proofErr w:type="spellEnd"/>
-      <w:r>
-        <w:t xml:space="preserve"> </w:t>
-      </w:r>
-      <w:proofErr w:type="spellStart"/>
-      <w:r>
-        <w:t>hai</w:t>
-      </w:r>
-      <w:proofErr w:type="spellEnd"/>
-      <w:r>
-        <w:t xml:space="preserve"> (image, video, logs, backup) </w:t>
+        <w:t xml:space="preserve">Unstructured data store karta hai (image, video, logs, backup) </w:t>
       </w:r>
     </w:p>
     <w:p>
@@ -257,7 +185,7 @@
     <w:p>
       <w:r>
         <w:pict w14:anchorId="2442982E">
-          <v:rect id="_x0000_i1122" style="width:0;height:1.5pt" o:hralign="center" o:hrstd="t" o:hr="t" fillcolor="#a0a0a0" stroked="f"/>
+          <v:rect id="_x0000_i1026" style="width:0;height:1.5pt" o:hralign="center" o:hrstd="t" o:hr="t" fillcolor="#a0a0a0" stroked="f"/>
         </w:pict>
       </w:r>
     </w:p>
@@ -303,39 +231,7 @@
         </w:numPr>
       </w:pPr>
       <w:r>
-        <w:t xml:space="preserve">File share </w:t>
-      </w:r>
-      <w:proofErr w:type="spellStart"/>
-      <w:r>
-        <w:t>jaise</w:t>
-      </w:r>
-      <w:proofErr w:type="spellEnd"/>
-      <w:r>
-        <w:t xml:space="preserve"> </w:t>
-      </w:r>
-      <w:proofErr w:type="spellStart"/>
-      <w:r>
-        <w:t>kaam</w:t>
-      </w:r>
-      <w:proofErr w:type="spellEnd"/>
-      <w:r>
-        <w:t xml:space="preserve"> </w:t>
-      </w:r>
-      <w:proofErr w:type="spellStart"/>
-      <w:r>
-        <w:t>karta</w:t>
-      </w:r>
-      <w:proofErr w:type="spellEnd"/>
-      <w:r>
-        <w:t xml:space="preserve"> </w:t>
-      </w:r>
-      <w:proofErr w:type="spellStart"/>
-      <w:r>
-        <w:t>hai</w:t>
-      </w:r>
-      <w:proofErr w:type="spellEnd"/>
-      <w:r>
-        <w:t xml:space="preserve"> </w:t>
+        <w:t xml:space="preserve">File share jaise kaam karta hai </w:t>
       </w:r>
     </w:p>
     <w:p>
@@ -346,23 +242,7 @@
         </w:numPr>
       </w:pPr>
       <w:r>
-        <w:t xml:space="preserve">Lift &amp; shift apps </w:t>
-      </w:r>
-      <w:proofErr w:type="spellStart"/>
-      <w:r>
-        <w:t>ke</w:t>
-      </w:r>
-      <w:proofErr w:type="spellEnd"/>
-      <w:r>
-        <w:t xml:space="preserve"> </w:t>
-      </w:r>
-      <w:proofErr w:type="spellStart"/>
-      <w:r>
-        <w:t>liye</w:t>
-      </w:r>
-      <w:proofErr w:type="spellEnd"/>
-      <w:r>
-        <w:t xml:space="preserve"> best </w:t>
+        <w:t xml:space="preserve">Lift &amp; shift apps ke liye best </w:t>
       </w:r>
     </w:p>
     <w:p>
@@ -373,18 +253,13 @@
         <w:t>👉</w:t>
       </w:r>
       <w:r>
-        <w:t xml:space="preserve"> Example: on-prem file server ko cloud me move </w:t>
-      </w:r>
-      <w:proofErr w:type="spellStart"/>
-      <w:r>
-        <w:t>karna</w:t>
-      </w:r>
-      <w:proofErr w:type="spellEnd"/>
+        <w:t xml:space="preserve"> Example: on-prem file server ko cloud me move karna</w:t>
+      </w:r>
     </w:p>
     <w:p>
       <w:r>
         <w:pict w14:anchorId="29D4DE6D">
-          <v:rect id="_x0000_i1123" style="width:0;height:1.5pt" o:hralign="center" o:hrstd="t" o:hr="t" fillcolor="#a0a0a0" stroked="f"/>
+          <v:rect id="_x0000_i1027" style="width:0;height:1.5pt" o:hralign="center" o:hrstd="t" o:hr="t" fillcolor="#a0a0a0" stroked="f"/>
         </w:pict>
       </w:r>
     </w:p>
@@ -430,39 +305,7 @@
         </w:numPr>
       </w:pPr>
       <w:r>
-        <w:t xml:space="preserve">Async processing </w:t>
-      </w:r>
-      <w:proofErr w:type="spellStart"/>
-      <w:r>
-        <w:t>ke</w:t>
-      </w:r>
-      <w:proofErr w:type="spellEnd"/>
-      <w:r>
-        <w:t xml:space="preserve"> </w:t>
-      </w:r>
-      <w:proofErr w:type="spellStart"/>
-      <w:r>
-        <w:t>liye</w:t>
-      </w:r>
-      <w:proofErr w:type="spellEnd"/>
-      <w:r>
-        <w:t xml:space="preserve"> use </w:t>
-      </w:r>
-      <w:proofErr w:type="spellStart"/>
-      <w:r>
-        <w:t>hota</w:t>
-      </w:r>
-      <w:proofErr w:type="spellEnd"/>
-      <w:r>
-        <w:t xml:space="preserve"> </w:t>
-      </w:r>
-      <w:proofErr w:type="spellStart"/>
-      <w:r>
-        <w:t>hai</w:t>
-      </w:r>
-      <w:proofErr w:type="spellEnd"/>
-      <w:r>
-        <w:t xml:space="preserve"> </w:t>
+        <w:t xml:space="preserve">Async processing ke liye use hota hai </w:t>
       </w:r>
     </w:p>
     <w:p>
@@ -479,7 +322,7 @@
     <w:p>
       <w:r>
         <w:pict w14:anchorId="6665BA89">
-          <v:rect id="_x0000_i1124" style="width:0;height:1.5pt" o:hralign="center" o:hrstd="t" o:hr="t" fillcolor="#a0a0a0" stroked="f"/>
+          <v:rect id="_x0000_i1028" style="width:0;height:1.5pt" o:hralign="center" o:hrstd="t" o:hr="t" fillcolor="#a0a0a0" stroked="f"/>
         </w:pict>
       </w:r>
     </w:p>
@@ -543,7 +386,7 @@
     <w:p>
       <w:r>
         <w:pict w14:anchorId="67B209C9">
-          <v:rect id="_x0000_i1125" style="width:0;height:1.5pt" o:hralign="center" o:hrstd="t" o:hr="t" fillcolor="#a0a0a0" stroked="f"/>
+          <v:rect id="_x0000_i1029" style="width:0;height:1.5pt" o:hralign="center" o:hrstd="t" o:hr="t" fillcolor="#a0a0a0" stroked="f"/>
         </w:pict>
       </w:r>
     </w:p>
@@ -604,23 +447,7 @@
         </w:numPr>
       </w:pPr>
       <w:r>
-        <w:t xml:space="preserve">All services support </w:t>
-      </w:r>
-      <w:proofErr w:type="spellStart"/>
-      <w:r>
-        <w:t>karta</w:t>
-      </w:r>
-      <w:proofErr w:type="spellEnd"/>
-      <w:r>
-        <w:t xml:space="preserve"> </w:t>
-      </w:r>
-      <w:proofErr w:type="spellStart"/>
-      <w:r>
-        <w:t>hai</w:t>
-      </w:r>
-      <w:proofErr w:type="spellEnd"/>
-      <w:r>
-        <w:t xml:space="preserve"> </w:t>
+        <w:t xml:space="preserve">All services support karta hai </w:t>
       </w:r>
     </w:p>
     <w:p>
@@ -699,23 +526,7 @@
         </w:numPr>
       </w:pPr>
       <w:r>
-        <w:t xml:space="preserve">Only blob </w:t>
-      </w:r>
-      <w:proofErr w:type="spellStart"/>
-      <w:r>
-        <w:t>ke</w:t>
-      </w:r>
-      <w:proofErr w:type="spellEnd"/>
-      <w:r>
-        <w:t xml:space="preserve"> </w:t>
-      </w:r>
-      <w:proofErr w:type="spellStart"/>
-      <w:r>
-        <w:t>liye</w:t>
-      </w:r>
-      <w:proofErr w:type="spellEnd"/>
-      <w:r>
-        <w:t xml:space="preserve"> optimized </w:t>
+        <w:t xml:space="preserve">Only blob ke liye optimized </w:t>
       </w:r>
     </w:p>
     <w:p>
@@ -755,7 +566,7 @@
     <w:p>
       <w:r>
         <w:pict w14:anchorId="342E5310">
-          <v:rect id="_x0000_i1126" style="width:0;height:1.5pt" o:hralign="center" o:hrstd="t" o:hr="t" fillcolor="#a0a0a0" stroked="f"/>
+          <v:rect id="_x0000_i1030" style="width:0;height:1.5pt" o:hralign="center" o:hrstd="t" o:hr="t" fillcolor="#a0a0a0" stroked="f"/>
         </w:pict>
       </w:r>
     </w:p>
@@ -824,7 +635,7 @@
     <w:p>
       <w:r>
         <w:pict w14:anchorId="70356DFE">
-          <v:rect id="_x0000_i1127" style="width:0;height:1.5pt" o:hralign="center" o:hrstd="t" o:hr="t" fillcolor="#a0a0a0" stroked="f"/>
+          <v:rect id="_x0000_i1031" style="width:0;height:1.5pt" o:hralign="center" o:hrstd="t" o:hr="t" fillcolor="#a0a0a0" stroked="f"/>
         </w:pict>
       </w:r>
     </w:p>
@@ -889,15 +700,7 @@
         </w:numPr>
       </w:pPr>
       <w:r>
-        <w:t xml:space="preserve">Same data </w:t>
-      </w:r>
-      <w:proofErr w:type="spellStart"/>
-      <w:r>
-        <w:t>center</w:t>
-      </w:r>
-      <w:proofErr w:type="spellEnd"/>
-      <w:r>
-        <w:t xml:space="preserve"> me 3 copies </w:t>
+        <w:t xml:space="preserve">Same data center me 3 copies </w:t>
       </w:r>
     </w:p>
     <w:p>
@@ -999,15 +802,7 @@
         </w:numPr>
       </w:pPr>
       <w:r>
-        <w:t xml:space="preserve">Secondary region se read access </w:t>
-      </w:r>
-      <w:proofErr w:type="spellStart"/>
-      <w:r>
-        <w:t>bhi</w:t>
-      </w:r>
-      <w:proofErr w:type="spellEnd"/>
-      <w:r>
-        <w:t xml:space="preserve"> </w:t>
+        <w:t xml:space="preserve">Secondary region se read access bhi </w:t>
       </w:r>
     </w:p>
     <w:p>
@@ -1029,7 +824,7 @@
       <w:r>
         <w:lastRenderedPageBreak/>
         <w:pict w14:anchorId="4CC999AA">
-          <v:rect id="_x0000_i1128" style="width:0;height:1.5pt" o:hralign="center" o:hrstd="t" o:hr="t" fillcolor="#a0a0a0" stroked="f"/>
+          <v:rect id="_x0000_i1032" style="width:0;height:1.5pt" o:hralign="center" o:hrstd="t" o:hr="t" fillcolor="#a0a0a0" stroked="f"/>
         </w:pict>
       </w:r>
     </w:p>
@@ -1186,7 +981,7 @@
     <w:p>
       <w:r>
         <w:pict w14:anchorId="6D18FA47">
-          <v:rect id="_x0000_i1129" style="width:0;height:1.5pt" o:hralign="center" o:hrstd="t" o:hr="t" fillcolor="#a0a0a0" stroked="f"/>
+          <v:rect id="_x0000_i1033" style="width:0;height:1.5pt" o:hralign="center" o:hrstd="t" o:hr="t" fillcolor="#a0a0a0" stroked="f"/>
         </w:pict>
       </w:r>
     </w:p>
@@ -1265,15 +1060,7 @@
         </w:numPr>
       </w:pPr>
       <w:r>
-        <w:t xml:space="preserve">Firewall + </w:t>
-      </w:r>
-      <w:proofErr w:type="spellStart"/>
-      <w:r>
-        <w:t>VNet</w:t>
-      </w:r>
-      <w:proofErr w:type="spellEnd"/>
-      <w:r>
-        <w:t xml:space="preserve"> restriction </w:t>
+        <w:t xml:space="preserve">Firewall + VNet restriction </w:t>
       </w:r>
     </w:p>
     <w:p>
@@ -1312,7 +1099,7 @@
     <w:p>
       <w:r>
         <w:pict w14:anchorId="724668BB">
-          <v:rect id="_x0000_i1130" style="width:0;height:1.5pt" o:hralign="center" o:hrstd="t" o:hr="t" fillcolor="#a0a0a0" stroked="f"/>
+          <v:rect id="_x0000_i1034" style="width:0;height:1.5pt" o:hralign="center" o:hrstd="t" o:hr="t" fillcolor="#a0a0a0" stroked="f"/>
         </w:pict>
       </w:r>
     </w:p>
@@ -1378,7 +1165,7 @@
     <w:p>
       <w:r>
         <w:pict w14:anchorId="122CC05A">
-          <v:rect id="_x0000_i1131" style="width:0;height:1.5pt" o:hralign="center" o:hrstd="t" o:hr="t" fillcolor="#a0a0a0" stroked="f"/>
+          <v:rect id="_x0000_i1035" style="width:0;height:1.5pt" o:hralign="center" o:hrstd="t" o:hr="t" fillcolor="#a0a0a0" stroked="f"/>
         </w:pict>
       </w:r>
     </w:p>
@@ -1405,31 +1192,7 @@
         </w:numPr>
       </w:pPr>
       <w:r>
-        <w:t xml:space="preserve">Data ko automatically move </w:t>
-      </w:r>
-      <w:proofErr w:type="spellStart"/>
-      <w:r>
-        <w:t>kar</w:t>
-      </w:r>
-      <w:proofErr w:type="spellEnd"/>
-      <w:r>
-        <w:t xml:space="preserve"> </w:t>
-      </w:r>
-      <w:proofErr w:type="spellStart"/>
-      <w:r>
-        <w:t>sakte</w:t>
-      </w:r>
-      <w:proofErr w:type="spellEnd"/>
-      <w:r>
-        <w:t xml:space="preserve"> </w:t>
-      </w:r>
-      <w:proofErr w:type="spellStart"/>
-      <w:r>
-        <w:t>ho</w:t>
-      </w:r>
-      <w:proofErr w:type="spellEnd"/>
-      <w:r>
-        <w:t>:</w:t>
+        <w:t>Data ko automatically move kar sakte ho:</w:t>
       </w:r>
       <w:r>
         <w:br/>
@@ -1456,29 +1219,13 @@
         <w:t>👉</w:t>
       </w:r>
       <w:r>
-        <w:t xml:space="preserve"> Cost optimization </w:t>
-      </w:r>
-      <w:proofErr w:type="spellStart"/>
-      <w:r>
-        <w:t>ke</w:t>
-      </w:r>
-      <w:proofErr w:type="spellEnd"/>
-      <w:r>
-        <w:t xml:space="preserve"> </w:t>
-      </w:r>
-      <w:proofErr w:type="spellStart"/>
-      <w:r>
-        <w:t>liye</w:t>
-      </w:r>
-      <w:proofErr w:type="spellEnd"/>
-      <w:r>
-        <w:t xml:space="preserve"> important</w:t>
+        <w:t xml:space="preserve"> Cost optimization ke liye important</w:t>
       </w:r>
     </w:p>
     <w:p>
       <w:r>
         <w:pict w14:anchorId="59DBFE42">
-          <v:rect id="_x0000_i1132" style="width:0;height:1.5pt" o:hralign="center" o:hrstd="t" o:hr="t" fillcolor="#a0a0a0" stroked="f"/>
+          <v:rect id="_x0000_i1036" style="width:0;height:1.5pt" o:hralign="center" o:hrstd="t" o:hr="t" fillcolor="#a0a0a0" stroked="f"/>
         </w:pict>
       </w:r>
     </w:p>
@@ -1533,7 +1280,7 @@
     <w:p>
       <w:r>
         <w:pict w14:anchorId="67B60157">
-          <v:rect id="_x0000_i1133" style="width:0;height:1.5pt" o:hralign="center" o:hrstd="t" o:hr="t" fillcolor="#a0a0a0" stroked="f"/>
+          <v:rect id="_x0000_i1037" style="width:0;height:1.5pt" o:hralign="center" o:hrstd="t" o:hr="t" fillcolor="#a0a0a0" stroked="f"/>
         </w:pict>
       </w:r>
     </w:p>
@@ -1560,23 +1307,7 @@
         </w:numPr>
       </w:pPr>
       <w:r>
-        <w:t xml:space="preserve">Storage account name globally unique </w:t>
-      </w:r>
-      <w:proofErr w:type="spellStart"/>
-      <w:r>
-        <w:t>hota</w:t>
-      </w:r>
-      <w:proofErr w:type="spellEnd"/>
-      <w:r>
-        <w:t xml:space="preserve"> </w:t>
-      </w:r>
-      <w:proofErr w:type="spellStart"/>
-      <w:r>
-        <w:t>hai</w:t>
-      </w:r>
-      <w:proofErr w:type="spellEnd"/>
-      <w:r>
-        <w:t xml:space="preserve"> </w:t>
+        <w:t xml:space="preserve">Storage account name globally unique hota hai </w:t>
       </w:r>
     </w:p>
     <w:p>
@@ -1609,15 +1340,7 @@
         </w:numPr>
       </w:pPr>
       <w:r>
-        <w:t xml:space="preserve">Public &amp; private access </w:t>
-      </w:r>
-      <w:proofErr w:type="spellStart"/>
-      <w:r>
-        <w:t>dono</w:t>
-      </w:r>
-      <w:proofErr w:type="spellEnd"/>
-      <w:r>
-        <w:t xml:space="preserve"> support </w:t>
+        <w:t xml:space="preserve">Public &amp; private access dono support </w:t>
       </w:r>
     </w:p>
     <w:p>
@@ -1634,7 +1357,7 @@
     <w:p>
       <w:r>
         <w:pict w14:anchorId="4C5E5EDD">
-          <v:rect id="_x0000_i1134" style="width:0;height:1.5pt" o:hralign="center" o:hrstd="t" o:hr="t" fillcolor="#a0a0a0" stroked="f"/>
+          <v:rect id="_x0000_i1038" style="width:0;height:1.5pt" o:hralign="center" o:hrstd="t" o:hr="t" fillcolor="#a0a0a0" stroked="f"/>
         </w:pict>
       </w:r>
     </w:p>
@@ -1711,7 +1434,7 @@
     <w:p>
       <w:r>
         <w:pict w14:anchorId="5B6A3294">
-          <v:rect id="_x0000_i1135" style="width:0;height:1.5pt" o:hralign="center" o:hrstd="t" o:hr="t" fillcolor="#a0a0a0" stroked="f"/>
+          <v:rect id="_x0000_i1039" style="width:0;height:1.5pt" o:hralign="center" o:hrstd="t" o:hr="t" fillcolor="#a0a0a0" stroked="f"/>
         </w:pict>
       </w:r>
     </w:p>
@@ -1758,39 +1481,7 @@
           <w:b/>
           <w:bCs/>
         </w:rPr>
-        <w:t xml:space="preserve">Q1. Azure Storage Account </w:t>
-      </w:r>
-      <w:proofErr w:type="spellStart"/>
-      <w:r>
-        <w:rPr>
-          <w:b/>
-          <w:bCs/>
-        </w:rPr>
-        <w:t>kya</w:t>
-      </w:r>
-      <w:proofErr w:type="spellEnd"/>
-      <w:r>
-        <w:rPr>
-          <w:b/>
-          <w:bCs/>
-        </w:rPr>
-        <w:t xml:space="preserve"> </w:t>
-      </w:r>
-      <w:proofErr w:type="spellStart"/>
-      <w:r>
-        <w:rPr>
-          <w:b/>
-          <w:bCs/>
-        </w:rPr>
-        <w:t>hai</w:t>
-      </w:r>
-      <w:proofErr w:type="spellEnd"/>
-      <w:r>
-        <w:rPr>
-          <w:b/>
-          <w:bCs/>
-        </w:rPr>
-        <w:t>?</w:t>
+        <w:t>Q1. Azure Storage Account kya hai?</w:t>
       </w:r>
       <w:r>
         <w:br/>
@@ -1802,72 +1493,16 @@
         <w:t>👉</w:t>
       </w:r>
       <w:r>
-        <w:t xml:space="preserve"> Azure Storage Account ek scalable, durable aur secure storage service </w:t>
-      </w:r>
-      <w:proofErr w:type="spellStart"/>
-      <w:r>
-        <w:t>hai</w:t>
-      </w:r>
-      <w:proofErr w:type="spellEnd"/>
-      <w:r>
-        <w:t xml:space="preserve"> </w:t>
-      </w:r>
-      <w:proofErr w:type="spellStart"/>
-      <w:r>
-        <w:t>jisme</w:t>
-      </w:r>
-      <w:proofErr w:type="spellEnd"/>
-      <w:r>
-        <w:t xml:space="preserve"> hum Blob, File, Queue aur Table data store </w:t>
-      </w:r>
-      <w:proofErr w:type="spellStart"/>
-      <w:r>
-        <w:t>karte</w:t>
-      </w:r>
-      <w:proofErr w:type="spellEnd"/>
-      <w:r>
-        <w:t xml:space="preserve"> hain.</w:t>
-      </w:r>
-    </w:p>
-    <w:p>
-      <w:r>
-        <w:rPr>
-          <w:b/>
-          <w:bCs/>
-        </w:rPr>
-        <w:t xml:space="preserve">Q2. Isme </w:t>
-      </w:r>
-      <w:proofErr w:type="spellStart"/>
-      <w:r>
-        <w:rPr>
-          <w:b/>
-          <w:bCs/>
-        </w:rPr>
-        <w:t>kaun-kaun</w:t>
-      </w:r>
-      <w:proofErr w:type="spellEnd"/>
-      <w:r>
-        <w:rPr>
-          <w:b/>
-          <w:bCs/>
-        </w:rPr>
-        <w:t xml:space="preserve"> se storage types </w:t>
-      </w:r>
-      <w:proofErr w:type="spellStart"/>
-      <w:r>
-        <w:rPr>
-          <w:b/>
-          <w:bCs/>
-        </w:rPr>
-        <w:t>hote</w:t>
-      </w:r>
-      <w:proofErr w:type="spellEnd"/>
-      <w:r>
-        <w:rPr>
-          <w:b/>
-          <w:bCs/>
-        </w:rPr>
-        <w:t xml:space="preserve"> hain?</w:t>
+        <w:t xml:space="preserve"> Azure Storage Account ek scalable, durable aur secure storage service hai jisme hum Blob, File, Queue aur Table data store karte hain.</w:t>
+      </w:r>
+    </w:p>
+    <w:p>
+      <w:r>
+        <w:rPr>
+          <w:b/>
+          <w:bCs/>
+        </w:rPr>
+        <w:t>Q2. Isme kaun-kaun se storage types hote hain?</w:t>
       </w:r>
       <w:r>
         <w:br/>
@@ -1888,39 +1523,7 @@
           <w:b/>
           <w:bCs/>
         </w:rPr>
-        <w:t xml:space="preserve">Q3. Real use case </w:t>
-      </w:r>
-      <w:proofErr w:type="spellStart"/>
-      <w:r>
-        <w:rPr>
-          <w:b/>
-          <w:bCs/>
-        </w:rPr>
-        <w:t>kya</w:t>
-      </w:r>
-      <w:proofErr w:type="spellEnd"/>
-      <w:r>
-        <w:rPr>
-          <w:b/>
-          <w:bCs/>
-        </w:rPr>
-        <w:t xml:space="preserve"> </w:t>
-      </w:r>
-      <w:proofErr w:type="spellStart"/>
-      <w:r>
-        <w:rPr>
-          <w:b/>
-          <w:bCs/>
-        </w:rPr>
-        <w:t>hai</w:t>
-      </w:r>
-      <w:proofErr w:type="spellEnd"/>
-      <w:r>
-        <w:rPr>
-          <w:b/>
-          <w:bCs/>
-        </w:rPr>
-        <w:t>?</w:t>
+        <w:t>Q3. Real use case kya hai?</w:t>
       </w:r>
       <w:r>
         <w:br/>
@@ -1939,7 +1542,7 @@
       <w:r>
         <w:lastRenderedPageBreak/>
         <w:pict w14:anchorId="4AA60D9A">
-          <v:rect id="_x0000_i1193" style="width:0;height:1.5pt" o:hralign="center" o:hrstd="t" o:hr="t" fillcolor="#a0a0a0" stroked="f"/>
+          <v:rect id="_x0000_i1040" style="width:0;height:1.5pt" o:hralign="center" o:hrstd="t" o:hr="t" fillcolor="#a0a0a0" stroked="f"/>
         </w:pict>
       </w:r>
     </w:p>
@@ -1984,39 +1587,7 @@
         <w:t>👉</w:t>
       </w:r>
       <w:r>
-        <w:t xml:space="preserve"> Blob internet-based object storage </w:t>
-      </w:r>
-      <w:proofErr w:type="spellStart"/>
-      <w:r>
-        <w:t>hai</w:t>
-      </w:r>
-      <w:proofErr w:type="spellEnd"/>
-      <w:r>
-        <w:t xml:space="preserve">, </w:t>
-      </w:r>
-      <w:proofErr w:type="spellStart"/>
-      <w:r>
-        <w:t>jabki</w:t>
-      </w:r>
-      <w:proofErr w:type="spellEnd"/>
-      <w:r>
-        <w:t xml:space="preserve"> File SMB/NFS based file share provide </w:t>
-      </w:r>
-      <w:proofErr w:type="spellStart"/>
-      <w:r>
-        <w:t>karta</w:t>
-      </w:r>
-      <w:proofErr w:type="spellEnd"/>
-      <w:r>
-        <w:t xml:space="preserve"> </w:t>
-      </w:r>
-      <w:proofErr w:type="spellStart"/>
-      <w:r>
-        <w:t>hai</w:t>
-      </w:r>
-      <w:proofErr w:type="spellEnd"/>
-      <w:r>
-        <w:t>.</w:t>
+        <w:t xml:space="preserve"> Blob internet-based object storage hai, jabki File SMB/NFS based file share provide karta hai.</w:t>
       </w:r>
     </w:p>
     <w:p>
@@ -2046,23 +1617,7 @@
           <w:b/>
           <w:bCs/>
         </w:rPr>
-        <w:t xml:space="preserve">Q6. GPv2 kyu use </w:t>
-      </w:r>
-      <w:proofErr w:type="spellStart"/>
-      <w:r>
-        <w:rPr>
-          <w:b/>
-          <w:bCs/>
-        </w:rPr>
-        <w:t>karte</w:t>
-      </w:r>
-      <w:proofErr w:type="spellEnd"/>
-      <w:r>
-        <w:rPr>
-          <w:b/>
-          <w:bCs/>
-        </w:rPr>
-        <w:t xml:space="preserve"> hain?</w:t>
+        <w:t>Q6. GPv2 kyu use karte hain?</w:t>
       </w:r>
       <w:r>
         <w:br/>
@@ -2074,45 +1629,13 @@
         <w:t>👉</w:t>
       </w:r>
       <w:r>
-        <w:t xml:space="preserve"> </w:t>
-      </w:r>
-      <w:proofErr w:type="spellStart"/>
-      <w:r>
-        <w:t>Kyunki</w:t>
-      </w:r>
-      <w:proofErr w:type="spellEnd"/>
-      <w:r>
-        <w:t xml:space="preserve"> yeh latest </w:t>
-      </w:r>
-      <w:proofErr w:type="spellStart"/>
-      <w:r>
-        <w:t>hai</w:t>
-      </w:r>
-      <w:proofErr w:type="spellEnd"/>
-      <w:r>
-        <w:t xml:space="preserve">, lifecycle management + all features support </w:t>
-      </w:r>
-      <w:proofErr w:type="spellStart"/>
-      <w:r>
-        <w:t>karta</w:t>
-      </w:r>
-      <w:proofErr w:type="spellEnd"/>
-      <w:r>
-        <w:t xml:space="preserve"> </w:t>
-      </w:r>
-      <w:proofErr w:type="spellStart"/>
-      <w:r>
-        <w:t>hai</w:t>
-      </w:r>
-      <w:proofErr w:type="spellEnd"/>
-      <w:r>
-        <w:t>.</w:t>
+        <w:t xml:space="preserve"> Kyunki yeh latest hai, lifecycle management + all features support karta hai.</w:t>
       </w:r>
     </w:p>
     <w:p>
       <w:r>
         <w:pict w14:anchorId="5F64B8B1">
-          <v:rect id="_x0000_i1194" style="width:0;height:1.5pt" o:hralign="center" o:hrstd="t" o:hr="t" fillcolor="#a0a0a0" stroked="f"/>
+          <v:rect id="_x0000_i1041" style="width:0;height:1.5pt" o:hralign="center" o:hrstd="t" o:hr="t" fillcolor="#a0a0a0" stroked="f"/>
         </w:pict>
       </w:r>
     </w:p>
@@ -2160,39 +1683,7 @@
           <w:b/>
           <w:bCs/>
         </w:rPr>
-        <w:t xml:space="preserve">Q7. LRS </w:t>
-      </w:r>
-      <w:proofErr w:type="spellStart"/>
-      <w:r>
-        <w:rPr>
-          <w:b/>
-          <w:bCs/>
-        </w:rPr>
-        <w:t>kya</w:t>
-      </w:r>
-      <w:proofErr w:type="spellEnd"/>
-      <w:r>
-        <w:rPr>
-          <w:b/>
-          <w:bCs/>
-        </w:rPr>
-        <w:t xml:space="preserve"> </w:t>
-      </w:r>
-      <w:proofErr w:type="spellStart"/>
-      <w:r>
-        <w:rPr>
-          <w:b/>
-          <w:bCs/>
-        </w:rPr>
-        <w:t>hai</w:t>
-      </w:r>
-      <w:proofErr w:type="spellEnd"/>
-      <w:r>
-        <w:rPr>
-          <w:b/>
-          <w:bCs/>
-        </w:rPr>
-        <w:t>?</w:t>
+        <w:t>Q7. LRS kya hai?</w:t>
       </w:r>
       <w:r>
         <w:br/>
@@ -2204,72 +1695,16 @@
         <w:t>👉</w:t>
       </w:r>
       <w:r>
-        <w:t xml:space="preserve"> Same data </w:t>
-      </w:r>
-      <w:proofErr w:type="spellStart"/>
-      <w:r>
-        <w:t>center</w:t>
-      </w:r>
-      <w:proofErr w:type="spellEnd"/>
-      <w:r>
-        <w:t xml:space="preserve"> me 3 copies store </w:t>
-      </w:r>
-      <w:proofErr w:type="spellStart"/>
-      <w:r>
-        <w:t>karta</w:t>
-      </w:r>
-      <w:proofErr w:type="spellEnd"/>
-      <w:r>
-        <w:t xml:space="preserve"> </w:t>
-      </w:r>
-      <w:proofErr w:type="spellStart"/>
-      <w:r>
-        <w:t>hai</w:t>
-      </w:r>
-      <w:proofErr w:type="spellEnd"/>
-      <w:r>
-        <w:t>.</w:t>
-      </w:r>
-    </w:p>
-    <w:p>
-      <w:r>
-        <w:rPr>
-          <w:b/>
-          <w:bCs/>
-        </w:rPr>
-        <w:t xml:space="preserve">Q8. GRS </w:t>
-      </w:r>
-      <w:proofErr w:type="spellStart"/>
-      <w:r>
-        <w:rPr>
-          <w:b/>
-          <w:bCs/>
-        </w:rPr>
-        <w:t>kya</w:t>
-      </w:r>
-      <w:proofErr w:type="spellEnd"/>
-      <w:r>
-        <w:rPr>
-          <w:b/>
-          <w:bCs/>
-        </w:rPr>
-        <w:t xml:space="preserve"> </w:t>
-      </w:r>
-      <w:proofErr w:type="spellStart"/>
-      <w:r>
-        <w:rPr>
-          <w:b/>
-          <w:bCs/>
-        </w:rPr>
-        <w:t>hai</w:t>
-      </w:r>
-      <w:proofErr w:type="spellEnd"/>
-      <w:r>
-        <w:rPr>
-          <w:b/>
-          <w:bCs/>
-        </w:rPr>
-        <w:t>?</w:t>
+        <w:t xml:space="preserve"> Same data center me 3 copies store karta hai.</w:t>
+      </w:r>
+    </w:p>
+    <w:p>
+      <w:r>
+        <w:rPr>
+          <w:b/>
+          <w:bCs/>
+        </w:rPr>
+        <w:t>Q8. GRS kya hai?</w:t>
       </w:r>
       <w:r>
         <w:br/>
@@ -2281,64 +1716,16 @@
         <w:t>👉</w:t>
       </w:r>
       <w:r>
-        <w:t xml:space="preserve"> Secondary region me data replicate </w:t>
-      </w:r>
-      <w:proofErr w:type="spellStart"/>
-      <w:r>
-        <w:t>hota</w:t>
-      </w:r>
-      <w:proofErr w:type="spellEnd"/>
-      <w:r>
-        <w:t xml:space="preserve"> </w:t>
-      </w:r>
-      <w:proofErr w:type="spellStart"/>
-      <w:r>
-        <w:t>hai</w:t>
-      </w:r>
-      <w:proofErr w:type="spellEnd"/>
-      <w:r>
-        <w:t xml:space="preserve"> (DR purpose).</w:t>
-      </w:r>
-    </w:p>
-    <w:p>
-      <w:r>
-        <w:rPr>
-          <w:b/>
-          <w:bCs/>
-        </w:rPr>
-        <w:t xml:space="preserve">Q9. ZRS </w:t>
-      </w:r>
-      <w:proofErr w:type="spellStart"/>
-      <w:r>
-        <w:rPr>
-          <w:b/>
-          <w:bCs/>
-        </w:rPr>
-        <w:t>kya</w:t>
-      </w:r>
-      <w:proofErr w:type="spellEnd"/>
-      <w:r>
-        <w:rPr>
-          <w:b/>
-          <w:bCs/>
-        </w:rPr>
-        <w:t xml:space="preserve"> </w:t>
-      </w:r>
-      <w:proofErr w:type="spellStart"/>
-      <w:r>
-        <w:rPr>
-          <w:b/>
-          <w:bCs/>
-        </w:rPr>
-        <w:t>hai</w:t>
-      </w:r>
-      <w:proofErr w:type="spellEnd"/>
-      <w:r>
-        <w:rPr>
-          <w:b/>
-          <w:bCs/>
-        </w:rPr>
-        <w:t>?</w:t>
+        <w:t xml:space="preserve"> Secondary region me data replicate hota hai (DR purpose).</w:t>
+      </w:r>
+    </w:p>
+    <w:p>
+      <w:r>
+        <w:rPr>
+          <w:b/>
+          <w:bCs/>
+        </w:rPr>
+        <w:t>Q9. ZRS kya hai?</w:t>
       </w:r>
       <w:r>
         <w:br/>
@@ -2350,64 +1737,16 @@
         <w:t>👉</w:t>
       </w:r>
       <w:r>
-        <w:t xml:space="preserve"> Different availability zones me data store </w:t>
-      </w:r>
-      <w:proofErr w:type="spellStart"/>
-      <w:r>
-        <w:t>hota</w:t>
-      </w:r>
-      <w:proofErr w:type="spellEnd"/>
-      <w:r>
-        <w:t xml:space="preserve"> </w:t>
-      </w:r>
-      <w:proofErr w:type="spellStart"/>
-      <w:r>
-        <w:t>hai</w:t>
-      </w:r>
-      <w:proofErr w:type="spellEnd"/>
-      <w:r>
-        <w:t>.</w:t>
-      </w:r>
-    </w:p>
-    <w:p>
-      <w:r>
-        <w:rPr>
-          <w:b/>
-          <w:bCs/>
-        </w:rPr>
-        <w:t xml:space="preserve">Q10. Best </w:t>
-      </w:r>
-      <w:proofErr w:type="spellStart"/>
-      <w:r>
-        <w:rPr>
-          <w:b/>
-          <w:bCs/>
-        </w:rPr>
-        <w:t>kaunsa</w:t>
-      </w:r>
-      <w:proofErr w:type="spellEnd"/>
-      <w:r>
-        <w:rPr>
-          <w:b/>
-          <w:bCs/>
-        </w:rPr>
-        <w:t xml:space="preserve"> </w:t>
-      </w:r>
-      <w:proofErr w:type="spellStart"/>
-      <w:r>
-        <w:rPr>
-          <w:b/>
-          <w:bCs/>
-        </w:rPr>
-        <w:t>hai</w:t>
-      </w:r>
-      <w:proofErr w:type="spellEnd"/>
-      <w:r>
-        <w:rPr>
-          <w:b/>
-          <w:bCs/>
-        </w:rPr>
-        <w:t>?</w:t>
+        <w:t xml:space="preserve"> Different availability zones me data store hota hai.</w:t>
+      </w:r>
+    </w:p>
+    <w:p>
+      <w:r>
+        <w:rPr>
+          <w:b/>
+          <w:bCs/>
+        </w:rPr>
+        <w:t>Q10. Best kaunsa hai?</w:t>
       </w:r>
       <w:r>
         <w:br/>
@@ -2419,37 +1758,13 @@
         <w:t>👉</w:t>
       </w:r>
       <w:r>
-        <w:t xml:space="preserve"> Critical data </w:t>
-      </w:r>
-      <w:proofErr w:type="spellStart"/>
-      <w:r>
-        <w:t>ke</w:t>
-      </w:r>
-      <w:proofErr w:type="spellEnd"/>
-      <w:r>
-        <w:t xml:space="preserve"> </w:t>
-      </w:r>
-      <w:proofErr w:type="spellStart"/>
-      <w:r>
-        <w:t>liye</w:t>
-      </w:r>
-      <w:proofErr w:type="spellEnd"/>
-      <w:r>
-        <w:t xml:space="preserve"> GRS/RA-GRS best </w:t>
-      </w:r>
-      <w:proofErr w:type="spellStart"/>
-      <w:r>
-        <w:t>hai</w:t>
-      </w:r>
-      <w:proofErr w:type="spellEnd"/>
-      <w:r>
-        <w:t>.</w:t>
+        <w:t xml:space="preserve"> Critical data ke liye GRS/RA-GRS best hai.</w:t>
       </w:r>
     </w:p>
     <w:p>
       <w:r>
         <w:pict w14:anchorId="360E3FC9">
-          <v:rect id="_x0000_i1195" style="width:0;height:1.5pt" o:hralign="center" o:hrstd="t" o:hr="t" fillcolor="#a0a0a0" stroked="f"/>
+          <v:rect id="_x0000_i1042" style="width:0;height:1.5pt" o:hralign="center" o:hrstd="t" o:hr="t" fillcolor="#a0a0a0" stroked="f"/>
         </w:pict>
       </w:r>
     </w:p>
@@ -2482,55 +1797,7 @@
           <w:b/>
           <w:bCs/>
         </w:rPr>
-        <w:t xml:space="preserve">Q11. Storage secure </w:t>
-      </w:r>
-      <w:proofErr w:type="spellStart"/>
-      <w:r>
-        <w:rPr>
-          <w:b/>
-          <w:bCs/>
-        </w:rPr>
-        <w:t>kaise</w:t>
-      </w:r>
-      <w:proofErr w:type="spellEnd"/>
-      <w:r>
-        <w:rPr>
-          <w:b/>
-          <w:bCs/>
-        </w:rPr>
-        <w:t xml:space="preserve"> </w:t>
-      </w:r>
-      <w:proofErr w:type="spellStart"/>
-      <w:r>
-        <w:rPr>
-          <w:b/>
-          <w:bCs/>
-        </w:rPr>
-        <w:t>karte</w:t>
-      </w:r>
-      <w:proofErr w:type="spellEnd"/>
-      <w:r>
-        <w:rPr>
-          <w:b/>
-          <w:bCs/>
-        </w:rPr>
-        <w:t xml:space="preserve"> </w:t>
-      </w:r>
-      <w:proofErr w:type="spellStart"/>
-      <w:r>
-        <w:rPr>
-          <w:b/>
-          <w:bCs/>
-        </w:rPr>
-        <w:t>ho</w:t>
-      </w:r>
-      <w:proofErr w:type="spellEnd"/>
-      <w:r>
-        <w:rPr>
-          <w:b/>
-          <w:bCs/>
-        </w:rPr>
-        <w:t>?</w:t>
+        <w:t>Q11. Storage secure kaise karte ho?</w:t>
       </w:r>
       <w:r>
         <w:br/>
@@ -2551,39 +1818,7 @@
           <w:b/>
           <w:bCs/>
         </w:rPr>
-        <w:t xml:space="preserve">Q12. SAS Token </w:t>
-      </w:r>
-      <w:proofErr w:type="spellStart"/>
-      <w:r>
-        <w:rPr>
-          <w:b/>
-          <w:bCs/>
-        </w:rPr>
-        <w:t>kya</w:t>
-      </w:r>
-      <w:proofErr w:type="spellEnd"/>
-      <w:r>
-        <w:rPr>
-          <w:b/>
-          <w:bCs/>
-        </w:rPr>
-        <w:t xml:space="preserve"> </w:t>
-      </w:r>
-      <w:proofErr w:type="spellStart"/>
-      <w:r>
-        <w:rPr>
-          <w:b/>
-          <w:bCs/>
-        </w:rPr>
-        <w:t>hai</w:t>
-      </w:r>
-      <w:proofErr w:type="spellEnd"/>
-      <w:r>
-        <w:rPr>
-          <w:b/>
-          <w:bCs/>
-        </w:rPr>
-        <w:t>?</w:t>
+        <w:t>Q12. SAS Token kya hai?</w:t>
       </w:r>
       <w:r>
         <w:br/>
@@ -2595,39 +1830,7 @@
         <w:t>👉</w:t>
       </w:r>
       <w:r>
-        <w:t xml:space="preserve"> Temporary limited access provide </w:t>
-      </w:r>
-      <w:proofErr w:type="spellStart"/>
-      <w:r>
-        <w:t>karta</w:t>
-      </w:r>
-      <w:proofErr w:type="spellEnd"/>
-      <w:r>
-        <w:t xml:space="preserve"> </w:t>
-      </w:r>
-      <w:proofErr w:type="spellStart"/>
-      <w:r>
-        <w:t>hai</w:t>
-      </w:r>
-      <w:proofErr w:type="spellEnd"/>
-      <w:r>
-        <w:t xml:space="preserve"> specific resource </w:t>
-      </w:r>
-      <w:proofErr w:type="spellStart"/>
-      <w:r>
-        <w:t>ke</w:t>
-      </w:r>
-      <w:proofErr w:type="spellEnd"/>
-      <w:r>
-        <w:t xml:space="preserve"> </w:t>
-      </w:r>
-      <w:proofErr w:type="spellStart"/>
-      <w:r>
-        <w:t>liye</w:t>
-      </w:r>
-      <w:proofErr w:type="spellEnd"/>
-      <w:r>
-        <w:t>.</w:t>
+        <w:t xml:space="preserve"> Temporary limited access provide karta hai specific resource ke liye.</w:t>
       </w:r>
     </w:p>
     <w:p>
@@ -2648,45 +1851,13 @@
         <w:t>👉</w:t>
       </w:r>
       <w:r>
-        <w:t xml:space="preserve"> Access key full access </w:t>
-      </w:r>
-      <w:proofErr w:type="spellStart"/>
-      <w:r>
-        <w:t>deta</w:t>
-      </w:r>
-      <w:proofErr w:type="spellEnd"/>
-      <w:r>
-        <w:t xml:space="preserve"> </w:t>
-      </w:r>
-      <w:proofErr w:type="spellStart"/>
-      <w:r>
-        <w:t>hai</w:t>
-      </w:r>
-      <w:proofErr w:type="spellEnd"/>
-      <w:r>
-        <w:t xml:space="preserve">, SAS limited aur time-bound </w:t>
-      </w:r>
-      <w:proofErr w:type="spellStart"/>
-      <w:r>
-        <w:t>hota</w:t>
-      </w:r>
-      <w:proofErr w:type="spellEnd"/>
-      <w:r>
-        <w:t xml:space="preserve"> </w:t>
-      </w:r>
-      <w:proofErr w:type="spellStart"/>
-      <w:r>
-        <w:t>hai</w:t>
-      </w:r>
-      <w:proofErr w:type="spellEnd"/>
-      <w:r>
-        <w:t>.</w:t>
+        <w:t xml:space="preserve"> Access key full access deta hai, SAS limited aur time-bound hota hai.</w:t>
       </w:r>
     </w:p>
     <w:p>
       <w:r>
         <w:pict w14:anchorId="5BB1C18F">
-          <v:rect id="_x0000_i1196" style="width:0;height:1.5pt" o:hralign="center" o:hrstd="t" o:hr="t" fillcolor="#a0a0a0" stroked="f"/>
+          <v:rect id="_x0000_i1043" style="width:0;height:1.5pt" o:hralign="center" o:hrstd="t" o:hr="t" fillcolor="#a0a0a0" stroked="f"/>
         </w:pict>
       </w:r>
     </w:p>
@@ -2719,55 +1890,7 @@
           <w:b/>
           <w:bCs/>
         </w:rPr>
-        <w:t xml:space="preserve">Q14. Highly critical data </w:t>
-      </w:r>
-      <w:proofErr w:type="spellStart"/>
-      <w:r>
-        <w:rPr>
-          <w:b/>
-          <w:bCs/>
-        </w:rPr>
-        <w:t>hai</w:t>
-      </w:r>
-      <w:proofErr w:type="spellEnd"/>
-      <w:r>
-        <w:rPr>
-          <w:b/>
-          <w:bCs/>
-        </w:rPr>
-        <w:t xml:space="preserve"> – </w:t>
-      </w:r>
-      <w:proofErr w:type="spellStart"/>
-      <w:r>
-        <w:rPr>
-          <w:b/>
-          <w:bCs/>
-        </w:rPr>
-        <w:t>kya</w:t>
-      </w:r>
-      <w:proofErr w:type="spellEnd"/>
-      <w:r>
-        <w:rPr>
-          <w:b/>
-          <w:bCs/>
-        </w:rPr>
-        <w:t xml:space="preserve"> use </w:t>
-      </w:r>
-      <w:proofErr w:type="spellStart"/>
-      <w:r>
-        <w:rPr>
-          <w:b/>
-          <w:bCs/>
-        </w:rPr>
-        <w:t>karoge</w:t>
-      </w:r>
-      <w:proofErr w:type="spellEnd"/>
-      <w:r>
-        <w:rPr>
-          <w:b/>
-          <w:bCs/>
-        </w:rPr>
-        <w:t>?</w:t>
+        <w:t>Q14. Highly critical data hai – kya use karoge?</w:t>
       </w:r>
       <w:r>
         <w:br/>
@@ -2779,72 +1902,16 @@
         <w:t>👉</w:t>
       </w:r>
       <w:r>
-        <w:t xml:space="preserve"> RA-GRS use </w:t>
-      </w:r>
-      <w:proofErr w:type="spellStart"/>
-      <w:r>
-        <w:t>karunga</w:t>
-      </w:r>
-      <w:proofErr w:type="spellEnd"/>
-      <w:r>
-        <w:t xml:space="preserve"> </w:t>
-      </w:r>
-      <w:proofErr w:type="spellStart"/>
-      <w:r>
-        <w:t>taki</w:t>
-      </w:r>
-      <w:proofErr w:type="spellEnd"/>
-      <w:r>
-        <w:t xml:space="preserve"> DR + read access </w:t>
-      </w:r>
-      <w:proofErr w:type="spellStart"/>
-      <w:r>
-        <w:t>dono</w:t>
-      </w:r>
-      <w:proofErr w:type="spellEnd"/>
-      <w:r>
-        <w:t xml:space="preserve"> mile.</w:t>
-      </w:r>
-    </w:p>
-    <w:p>
-      <w:r>
-        <w:rPr>
-          <w:b/>
-          <w:bCs/>
-        </w:rPr>
-        <w:t xml:space="preserve">Q15. Cost optimize </w:t>
-      </w:r>
-      <w:proofErr w:type="spellStart"/>
-      <w:r>
-        <w:rPr>
-          <w:b/>
-          <w:bCs/>
-        </w:rPr>
-        <w:t>karna</w:t>
-      </w:r>
-      <w:proofErr w:type="spellEnd"/>
-      <w:r>
-        <w:rPr>
-          <w:b/>
-          <w:bCs/>
-        </w:rPr>
-        <w:t xml:space="preserve"> </w:t>
-      </w:r>
-      <w:proofErr w:type="spellStart"/>
-      <w:r>
-        <w:rPr>
-          <w:b/>
-          <w:bCs/>
-        </w:rPr>
-        <w:t>hai</w:t>
-      </w:r>
-      <w:proofErr w:type="spellEnd"/>
-      <w:r>
-        <w:rPr>
-          <w:b/>
-          <w:bCs/>
-        </w:rPr>
-        <w:t>?</w:t>
+        <w:t xml:space="preserve"> RA-GRS use karunga taki DR + read access dono mile.</w:t>
+      </w:r>
+    </w:p>
+    <w:p>
+      <w:r>
+        <w:rPr>
+          <w:b/>
+          <w:bCs/>
+        </w:rPr>
+        <w:t>Q15. Cost optimize karna hai?</w:t>
       </w:r>
       <w:r>
         <w:br/>
@@ -2856,48 +1923,16 @@
         <w:t>👉</w:t>
       </w:r>
       <w:r>
-        <w:t xml:space="preserve"> Lifecycle management use </w:t>
-      </w:r>
-      <w:proofErr w:type="spellStart"/>
-      <w:r>
-        <w:t>karke</w:t>
-      </w:r>
-      <w:proofErr w:type="spellEnd"/>
-      <w:r>
-        <w:t xml:space="preserve"> Hot → Cool → Archive shift </w:t>
-      </w:r>
-      <w:proofErr w:type="spellStart"/>
-      <w:r>
-        <w:t>karunga</w:t>
-      </w:r>
-      <w:proofErr w:type="spellEnd"/>
-      <w:r>
-        <w:t>.</w:t>
-      </w:r>
-    </w:p>
-    <w:p>
-      <w:r>
-        <w:rPr>
-          <w:b/>
-          <w:bCs/>
-        </w:rPr>
-        <w:t xml:space="preserve">Q16. App private network me </w:t>
-      </w:r>
-      <w:proofErr w:type="spellStart"/>
-      <w:r>
-        <w:rPr>
-          <w:b/>
-          <w:bCs/>
-        </w:rPr>
-        <w:t>hai</w:t>
-      </w:r>
-      <w:proofErr w:type="spellEnd"/>
-      <w:r>
-        <w:rPr>
-          <w:b/>
-          <w:bCs/>
-        </w:rPr>
-        <w:t>?</w:t>
+        <w:t xml:space="preserve"> Lifecycle management use karke Hot → Cool → Archive shift karunga.</w:t>
+      </w:r>
+    </w:p>
+    <w:p>
+      <w:r>
+        <w:rPr>
+          <w:b/>
+          <w:bCs/>
+        </w:rPr>
+        <w:t>Q16. App private network me hai?</w:t>
       </w:r>
       <w:r>
         <w:br/>
@@ -2909,39 +1944,7 @@
         <w:t>👉</w:t>
       </w:r>
       <w:r>
-        <w:t xml:space="preserve"> Private Endpoint use </w:t>
-      </w:r>
-      <w:proofErr w:type="spellStart"/>
-      <w:r>
-        <w:t>karunga</w:t>
-      </w:r>
-      <w:proofErr w:type="spellEnd"/>
-      <w:r>
-        <w:t xml:space="preserve">, public access </w:t>
-      </w:r>
-      <w:proofErr w:type="gramStart"/>
-      <w:r>
-        <w:t>disable</w:t>
-      </w:r>
-      <w:proofErr w:type="gramEnd"/>
-      <w:r>
-        <w:t xml:space="preserve"> </w:t>
-      </w:r>
-      <w:proofErr w:type="spellStart"/>
-      <w:r>
-        <w:t>kar</w:t>
-      </w:r>
-      <w:proofErr w:type="spellEnd"/>
-      <w:r>
-        <w:t xml:space="preserve"> </w:t>
-      </w:r>
-      <w:proofErr w:type="spellStart"/>
-      <w:r>
-        <w:t>dunga</w:t>
-      </w:r>
-      <w:proofErr w:type="spellEnd"/>
-      <w:r>
-        <w:t>.</w:t>
+        <w:t xml:space="preserve"> Private Endpoint use karunga, public access disable kar dunga.</w:t>
       </w:r>
     </w:p>
     <w:p>
@@ -2963,21 +1966,13 @@
         <w:t>👉</w:t>
       </w:r>
       <w:r>
-        <w:t xml:space="preserve"> Archive tier best </w:t>
-      </w:r>
-      <w:proofErr w:type="spellStart"/>
-      <w:r>
-        <w:t>hai</w:t>
-      </w:r>
-      <w:proofErr w:type="spellEnd"/>
-      <w:r>
-        <w:t>.</w:t>
+        <w:t xml:space="preserve"> Archive tier best hai.</w:t>
       </w:r>
     </w:p>
     <w:p>
       <w:r>
         <w:pict w14:anchorId="4D5B65FD">
-          <v:rect id="_x0000_i1197" style="width:0;height:1.5pt" o:hralign="center" o:hrstd="t" o:hr="t" fillcolor="#a0a0a0" stroked="f"/>
+          <v:rect id="_x0000_i1044" style="width:0;height:1.5pt" o:hralign="center" o:hrstd="t" o:hr="t" fillcolor="#a0a0a0" stroked="f"/>
         </w:pict>
       </w:r>
     </w:p>
@@ -3022,15 +2017,7 @@
         <w:t>👉</w:t>
       </w:r>
       <w:r>
-        <w:t xml:space="preserve"> Check RBAC role, SAS expiry, firewall/</w:t>
-      </w:r>
-      <w:proofErr w:type="spellStart"/>
-      <w:r>
-        <w:t>VNet</w:t>
-      </w:r>
-      <w:proofErr w:type="spellEnd"/>
-      <w:r>
-        <w:t xml:space="preserve"> restriction.</w:t>
+        <w:t xml:space="preserve"> Check RBAC role, SAS expiry, firewall/VNet restriction.</w:t>
       </w:r>
     </w:p>
     <w:p>
@@ -3060,71 +2047,7 @@
           <w:b/>
           <w:bCs/>
         </w:rPr>
-        <w:t xml:space="preserve">Q20. Data loss </w:t>
-      </w:r>
-      <w:proofErr w:type="gramStart"/>
-      <w:r>
-        <w:rPr>
-          <w:b/>
-          <w:bCs/>
-        </w:rPr>
-        <w:t>avoid</w:t>
-      </w:r>
-      <w:proofErr w:type="gramEnd"/>
-      <w:r>
-        <w:rPr>
-          <w:b/>
-          <w:bCs/>
-        </w:rPr>
-        <w:t xml:space="preserve"> </w:t>
-      </w:r>
-      <w:proofErr w:type="spellStart"/>
-      <w:r>
-        <w:rPr>
-          <w:b/>
-          <w:bCs/>
-        </w:rPr>
-        <w:t>kaise</w:t>
-      </w:r>
-      <w:proofErr w:type="spellEnd"/>
-      <w:r>
-        <w:rPr>
-          <w:b/>
-          <w:bCs/>
-        </w:rPr>
-        <w:t xml:space="preserve"> </w:t>
-      </w:r>
-      <w:proofErr w:type="spellStart"/>
-      <w:r>
-        <w:rPr>
-          <w:b/>
-          <w:bCs/>
-        </w:rPr>
-        <w:t>karte</w:t>
-      </w:r>
-      <w:proofErr w:type="spellEnd"/>
-      <w:r>
-        <w:rPr>
-          <w:b/>
-          <w:bCs/>
-        </w:rPr>
-        <w:t xml:space="preserve"> </w:t>
-      </w:r>
-      <w:proofErr w:type="spellStart"/>
-      <w:r>
-        <w:rPr>
-          <w:b/>
-          <w:bCs/>
-        </w:rPr>
-        <w:t>ho</w:t>
-      </w:r>
-      <w:proofErr w:type="spellEnd"/>
-      <w:r>
-        <w:rPr>
-          <w:b/>
-          <w:bCs/>
-        </w:rPr>
-        <w:t>?</w:t>
+        <w:t>Q20. Data loss avoid kaise karte ho?</w:t>
       </w:r>
       <w:r>
         <w:br/>
@@ -3136,29 +2059,13 @@
         <w:t>👉</w:t>
       </w:r>
       <w:r>
-        <w:t xml:space="preserve"> Replication enable + soft delete + versioning use </w:t>
-      </w:r>
-      <w:proofErr w:type="spellStart"/>
-      <w:r>
-        <w:t>karta</w:t>
-      </w:r>
-      <w:proofErr w:type="spellEnd"/>
-      <w:r>
-        <w:t xml:space="preserve"> </w:t>
-      </w:r>
-      <w:proofErr w:type="spellStart"/>
-      <w:r>
-        <w:t>hoon</w:t>
-      </w:r>
-      <w:proofErr w:type="spellEnd"/>
-      <w:r>
-        <w:t>.</w:t>
+        <w:t xml:space="preserve"> Replication enable + soft delete + versioning use karta hoon.</w:t>
       </w:r>
     </w:p>
     <w:p>
       <w:r>
         <w:pict w14:anchorId="466468FC">
-          <v:rect id="_x0000_i1198" style="width:0;height:1.5pt" o:hralign="center" o:hrstd="t" o:hr="t" fillcolor="#a0a0a0" stroked="f"/>
+          <v:rect id="_x0000_i1045" style="width:0;height:1.5pt" o:hralign="center" o:hrstd="t" o:hr="t" fillcolor="#a0a0a0" stroked="f"/>
         </w:pict>
       </w:r>
     </w:p>
@@ -3191,55 +2098,7 @@
           <w:b/>
           <w:bCs/>
         </w:rPr>
-        <w:t xml:space="preserve">Q21. Terraform se </w:t>
-      </w:r>
-      <w:proofErr w:type="spellStart"/>
-      <w:r>
-        <w:rPr>
-          <w:b/>
-          <w:bCs/>
-        </w:rPr>
-        <w:t>kaise</w:t>
-      </w:r>
-      <w:proofErr w:type="spellEnd"/>
-      <w:r>
-        <w:rPr>
-          <w:b/>
-          <w:bCs/>
-        </w:rPr>
-        <w:t xml:space="preserve"> create </w:t>
-      </w:r>
-      <w:proofErr w:type="spellStart"/>
-      <w:r>
-        <w:rPr>
-          <w:b/>
-          <w:bCs/>
-        </w:rPr>
-        <w:t>karte</w:t>
-      </w:r>
-      <w:proofErr w:type="spellEnd"/>
-      <w:r>
-        <w:rPr>
-          <w:b/>
-          <w:bCs/>
-        </w:rPr>
-        <w:t xml:space="preserve"> </w:t>
-      </w:r>
-      <w:proofErr w:type="spellStart"/>
-      <w:r>
-        <w:rPr>
-          <w:b/>
-          <w:bCs/>
-        </w:rPr>
-        <w:t>ho</w:t>
-      </w:r>
-      <w:proofErr w:type="spellEnd"/>
-      <w:r>
-        <w:rPr>
-          <w:b/>
-          <w:bCs/>
-        </w:rPr>
-        <w:t>?</w:t>
+        <w:t>Q21. Terraform se kaise create karte ho?</w:t>
       </w:r>
       <w:r>
         <w:br/>
@@ -3251,80 +2110,16 @@
         <w:t>👉</w:t>
       </w:r>
       <w:r>
-        <w:t xml:space="preserve"> </w:t>
-      </w:r>
-      <w:proofErr w:type="spellStart"/>
-      <w:r>
-        <w:t>azurerm_storage_account</w:t>
-      </w:r>
-      <w:proofErr w:type="spellEnd"/>
-      <w:r>
-        <w:t xml:space="preserve"> resource use </w:t>
-      </w:r>
-      <w:proofErr w:type="spellStart"/>
-      <w:r>
-        <w:t>karte</w:t>
-      </w:r>
-      <w:proofErr w:type="spellEnd"/>
-      <w:r>
-        <w:t xml:space="preserve"> hain with replication &amp; tier config.</w:t>
-      </w:r>
-    </w:p>
-    <w:p>
-      <w:r>
-        <w:rPr>
-          <w:b/>
-          <w:bCs/>
-        </w:rPr>
-        <w:t xml:space="preserve">Q22. AKS me use </w:t>
-      </w:r>
-      <w:proofErr w:type="spellStart"/>
-      <w:r>
-        <w:rPr>
-          <w:b/>
-          <w:bCs/>
-        </w:rPr>
-        <w:t>kaise</w:t>
-      </w:r>
-      <w:proofErr w:type="spellEnd"/>
-      <w:r>
-        <w:rPr>
-          <w:b/>
-          <w:bCs/>
-        </w:rPr>
-        <w:t xml:space="preserve"> </w:t>
-      </w:r>
-      <w:proofErr w:type="spellStart"/>
-      <w:r>
-        <w:rPr>
-          <w:b/>
-          <w:bCs/>
-        </w:rPr>
-        <w:t>hota</w:t>
-      </w:r>
-      <w:proofErr w:type="spellEnd"/>
-      <w:r>
-        <w:rPr>
-          <w:b/>
-          <w:bCs/>
-        </w:rPr>
-        <w:t xml:space="preserve"> </w:t>
-      </w:r>
-      <w:proofErr w:type="spellStart"/>
-      <w:r>
-        <w:rPr>
-          <w:b/>
-          <w:bCs/>
-        </w:rPr>
-        <w:t>hai</w:t>
-      </w:r>
-      <w:proofErr w:type="spellEnd"/>
-      <w:r>
-        <w:rPr>
-          <w:b/>
-          <w:bCs/>
-        </w:rPr>
-        <w:t>?</w:t>
+        <w:t xml:space="preserve"> azurerm_storage_account resource use karte hain with replication &amp; tier config.</w:t>
+      </w:r>
+    </w:p>
+    <w:p>
+      <w:r>
+        <w:rPr>
+          <w:b/>
+          <w:bCs/>
+        </w:rPr>
+        <w:t>Q22. AKS me use kaise hota hai?</w:t>
       </w:r>
       <w:r>
         <w:br/>
@@ -3336,31 +2131,7 @@
         <w:t>👉</w:t>
       </w:r>
       <w:r>
-        <w:t xml:space="preserve"> Azure Kubernetes Service me persistent volumes aur logs store </w:t>
-      </w:r>
-      <w:proofErr w:type="spellStart"/>
-      <w:r>
-        <w:t>karne</w:t>
-      </w:r>
-      <w:proofErr w:type="spellEnd"/>
-      <w:r>
-        <w:t xml:space="preserve"> </w:t>
-      </w:r>
-      <w:proofErr w:type="spellStart"/>
-      <w:r>
-        <w:t>ke</w:t>
-      </w:r>
-      <w:proofErr w:type="spellEnd"/>
-      <w:r>
-        <w:t xml:space="preserve"> </w:t>
-      </w:r>
-      <w:proofErr w:type="spellStart"/>
-      <w:r>
-        <w:t>liye</w:t>
-      </w:r>
-      <w:proofErr w:type="spellEnd"/>
-      <w:r>
-        <w:t>.</w:t>
+        <w:t xml:space="preserve"> Azure Kubernetes Service me persistent volumes aur logs store karne ke liye.</w:t>
       </w:r>
     </w:p>
     <w:p>
@@ -3381,53 +2152,13 @@
         <w:t>👉</w:t>
       </w:r>
       <w:r>
-        <w:t xml:space="preserve"> Artifacts, logs aur backup store </w:t>
-      </w:r>
-      <w:proofErr w:type="spellStart"/>
-      <w:r>
-        <w:t>karne</w:t>
-      </w:r>
-      <w:proofErr w:type="spellEnd"/>
-      <w:r>
-        <w:t xml:space="preserve"> </w:t>
-      </w:r>
-      <w:proofErr w:type="spellStart"/>
-      <w:r>
-        <w:t>ke</w:t>
-      </w:r>
-      <w:proofErr w:type="spellEnd"/>
-      <w:r>
-        <w:t xml:space="preserve"> </w:t>
-      </w:r>
-      <w:proofErr w:type="spellStart"/>
-      <w:r>
-        <w:t>liye</w:t>
-      </w:r>
-      <w:proofErr w:type="spellEnd"/>
-      <w:r>
-        <w:t xml:space="preserve"> use </w:t>
-      </w:r>
-      <w:proofErr w:type="spellStart"/>
-      <w:r>
-        <w:t>hota</w:t>
-      </w:r>
-      <w:proofErr w:type="spellEnd"/>
-      <w:r>
-        <w:t xml:space="preserve"> </w:t>
-      </w:r>
-      <w:proofErr w:type="spellStart"/>
-      <w:r>
-        <w:t>hai</w:t>
-      </w:r>
-      <w:proofErr w:type="spellEnd"/>
-      <w:r>
-        <w:t>.</w:t>
+        <w:t xml:space="preserve"> Artifacts, logs aur backup store karne ke liye use hota hai.</w:t>
       </w:r>
     </w:p>
     <w:p>
       <w:r>
         <w:pict w14:anchorId="151C6FBB">
-          <v:rect id="_x0000_i1199" style="width:0;height:1.5pt" o:hralign="center" o:hrstd="t" o:hr="t" fillcolor="#a0a0a0" stroked="f"/>
+          <v:rect id="_x0000_i1046" style="width:0;height:1.5pt" o:hralign="center" o:hrstd="t" o:hr="t" fillcolor="#a0a0a0" stroked="f"/>
         </w:pict>
       </w:r>
     </w:p>
@@ -3468,55 +2199,7 @@
           <w:b/>
           <w:bCs/>
         </w:rPr>
-        <w:t xml:space="preserve">Q24. Storage account name </w:t>
-      </w:r>
-      <w:proofErr w:type="spellStart"/>
-      <w:r>
-        <w:rPr>
-          <w:b/>
-          <w:bCs/>
-        </w:rPr>
-        <w:t>kaisa</w:t>
-      </w:r>
-      <w:proofErr w:type="spellEnd"/>
-      <w:r>
-        <w:rPr>
-          <w:b/>
-          <w:bCs/>
-        </w:rPr>
-        <w:t xml:space="preserve"> </w:t>
-      </w:r>
-      <w:proofErr w:type="spellStart"/>
-      <w:r>
-        <w:rPr>
-          <w:b/>
-          <w:bCs/>
-        </w:rPr>
-        <w:t>hota</w:t>
-      </w:r>
-      <w:proofErr w:type="spellEnd"/>
-      <w:r>
-        <w:rPr>
-          <w:b/>
-          <w:bCs/>
-        </w:rPr>
-        <w:t xml:space="preserve"> </w:t>
-      </w:r>
-      <w:proofErr w:type="spellStart"/>
-      <w:r>
-        <w:rPr>
-          <w:b/>
-          <w:bCs/>
-        </w:rPr>
-        <w:t>hai</w:t>
-      </w:r>
-      <w:proofErr w:type="spellEnd"/>
-      <w:r>
-        <w:rPr>
-          <w:b/>
-          <w:bCs/>
-        </w:rPr>
-        <w:t>?</w:t>
+        <w:t>Q24. Storage account name kaisa hota hai?</w:t>
       </w:r>
       <w:r>
         <w:br/>
@@ -3537,39 +2220,7 @@
           <w:b/>
           <w:bCs/>
         </w:rPr>
-        <w:t xml:space="preserve">Q25. Encryption default </w:t>
-      </w:r>
-      <w:proofErr w:type="spellStart"/>
-      <w:r>
-        <w:rPr>
-          <w:b/>
-          <w:bCs/>
-        </w:rPr>
-        <w:t>hoti</w:t>
-      </w:r>
-      <w:proofErr w:type="spellEnd"/>
-      <w:r>
-        <w:rPr>
-          <w:b/>
-          <w:bCs/>
-        </w:rPr>
-        <w:t xml:space="preserve"> </w:t>
-      </w:r>
-      <w:proofErr w:type="spellStart"/>
-      <w:r>
-        <w:rPr>
-          <w:b/>
-          <w:bCs/>
-        </w:rPr>
-        <w:t>hai</w:t>
-      </w:r>
-      <w:proofErr w:type="spellEnd"/>
-      <w:r>
-        <w:rPr>
-          <w:b/>
-          <w:bCs/>
-        </w:rPr>
-        <w:t>?</w:t>
+        <w:t>Q25. Encryption default hoti hai?</w:t>
       </w:r>
       <w:r>
         <w:br/>
@@ -3602,31 +2253,7 @@
         <w:t>👉</w:t>
       </w:r>
       <w:r>
-        <w:t xml:space="preserve"> Data Lake optimized </w:t>
-      </w:r>
-      <w:proofErr w:type="spellStart"/>
-      <w:r>
-        <w:t>hai</w:t>
-      </w:r>
-      <w:proofErr w:type="spellEnd"/>
-      <w:r>
-        <w:t xml:space="preserve"> analytics </w:t>
-      </w:r>
-      <w:proofErr w:type="spellStart"/>
-      <w:r>
-        <w:t>ke</w:t>
-      </w:r>
-      <w:proofErr w:type="spellEnd"/>
-      <w:r>
-        <w:t xml:space="preserve"> </w:t>
-      </w:r>
-      <w:proofErr w:type="spellStart"/>
-      <w:r>
-        <w:t>liye</w:t>
-      </w:r>
-      <w:proofErr w:type="spellEnd"/>
-      <w:r>
-        <w:t xml:space="preserve"> (hierarchical namespace).</w:t>
+        <w:t xml:space="preserve"> Data Lake optimized hai analytics ke liye (hierarchical namespace).</w:t>
       </w:r>
     </w:p>
     <w:p>
@@ -3640,55 +2267,7 @@
           <w:b/>
           <w:bCs/>
         </w:rPr>
-        <w:t xml:space="preserve">Q27. Lifecycle management </w:t>
-      </w:r>
-      <w:proofErr w:type="spellStart"/>
-      <w:r>
-        <w:rPr>
-          <w:b/>
-          <w:bCs/>
-        </w:rPr>
-        <w:t>kya</w:t>
-      </w:r>
-      <w:proofErr w:type="spellEnd"/>
-      <w:r>
-        <w:rPr>
-          <w:b/>
-          <w:bCs/>
-        </w:rPr>
-        <w:t xml:space="preserve"> </w:t>
-      </w:r>
-      <w:proofErr w:type="spellStart"/>
-      <w:r>
-        <w:rPr>
-          <w:b/>
-          <w:bCs/>
-        </w:rPr>
-        <w:t>karta</w:t>
-      </w:r>
-      <w:proofErr w:type="spellEnd"/>
-      <w:r>
-        <w:rPr>
-          <w:b/>
-          <w:bCs/>
-        </w:rPr>
-        <w:t xml:space="preserve"> </w:t>
-      </w:r>
-      <w:proofErr w:type="spellStart"/>
-      <w:r>
-        <w:rPr>
-          <w:b/>
-          <w:bCs/>
-        </w:rPr>
-        <w:t>hai</w:t>
-      </w:r>
-      <w:proofErr w:type="spellEnd"/>
-      <w:r>
-        <w:rPr>
-          <w:b/>
-          <w:bCs/>
-        </w:rPr>
-        <w:t>?</w:t>
+        <w:t>Q27. Lifecycle management kya karta hai?</w:t>
       </w:r>
       <w:r>
         <w:br/>
@@ -3700,23 +2279,7 @@
         <w:t>👉</w:t>
       </w:r>
       <w:r>
-        <w:t xml:space="preserve"> Data ko auto move/delete </w:t>
-      </w:r>
-      <w:proofErr w:type="spellStart"/>
-      <w:r>
-        <w:t>karta</w:t>
-      </w:r>
-      <w:proofErr w:type="spellEnd"/>
-      <w:r>
-        <w:t xml:space="preserve"> </w:t>
-      </w:r>
-      <w:proofErr w:type="spellStart"/>
-      <w:r>
-        <w:t>hai</w:t>
-      </w:r>
-      <w:proofErr w:type="spellEnd"/>
-      <w:r>
-        <w:t xml:space="preserve"> based on rules.</w:t>
+        <w:t xml:space="preserve"> Data ko auto move/delete karta hai based on rules.</w:t>
       </w:r>
     </w:p>
     <w:p>
@@ -3752,39 +2315,7 @@
     </w:p>
     <w:p>
       <w:r>
-        <w:t xml:space="preserve">Azure Storage Account ko access </w:t>
-      </w:r>
-      <w:proofErr w:type="spellStart"/>
-      <w:r>
-        <w:t>karne</w:t>
-      </w:r>
-      <w:proofErr w:type="spellEnd"/>
-      <w:r>
-        <w:t xml:space="preserve"> </w:t>
-      </w:r>
-      <w:proofErr w:type="spellStart"/>
-      <w:r>
-        <w:t>ke</w:t>
-      </w:r>
-      <w:proofErr w:type="spellEnd"/>
-      <w:r>
-        <w:t xml:space="preserve"> </w:t>
-      </w:r>
-      <w:proofErr w:type="spellStart"/>
-      <w:r>
-        <w:t>liye</w:t>
-      </w:r>
-      <w:proofErr w:type="spellEnd"/>
-      <w:r>
-        <w:t xml:space="preserve"> 3 main authentication methods </w:t>
-      </w:r>
-      <w:proofErr w:type="spellStart"/>
-      <w:r>
-        <w:t>hote</w:t>
-      </w:r>
-      <w:proofErr w:type="spellEnd"/>
-      <w:r>
-        <w:t xml:space="preserve"> hain:</w:t>
+        <w:t>Azure Storage Account ko access karne ke liye 3 main authentication methods hote hain:</w:t>
       </w:r>
     </w:p>
     <w:p>
@@ -3824,7 +2355,7 @@
     <w:p>
       <w:r>
         <w:pict w14:anchorId="1618E016">
-          <v:rect id="_x0000_i1243" style="width:0;height:1.5pt" o:hralign="center" o:hrstd="t" o:hr="t" fillcolor="#a0a0a0" stroked="f"/>
+          <v:rect id="_x0000_i1047" style="width:0;height:1.5pt" o:hralign="center" o:hrstd="t" o:hr="t" fillcolor="#a0a0a0" stroked="f"/>
         </w:pict>
       </w:r>
     </w:p>
@@ -3871,39 +2402,7 @@
           <w:b/>
           <w:bCs/>
         </w:rPr>
-        <w:t xml:space="preserve"> Kya </w:t>
-      </w:r>
-      <w:proofErr w:type="spellStart"/>
-      <w:r>
-        <w:rPr>
-          <w:b/>
-          <w:bCs/>
-        </w:rPr>
-        <w:t>hota</w:t>
-      </w:r>
-      <w:proofErr w:type="spellEnd"/>
-      <w:r>
-        <w:rPr>
-          <w:b/>
-          <w:bCs/>
-        </w:rPr>
-        <w:t xml:space="preserve"> </w:t>
-      </w:r>
-      <w:proofErr w:type="spellStart"/>
-      <w:r>
-        <w:rPr>
-          <w:b/>
-          <w:bCs/>
-        </w:rPr>
-        <w:t>hai</w:t>
-      </w:r>
-      <w:proofErr w:type="spellEnd"/>
-      <w:r>
-        <w:rPr>
-          <w:b/>
-          <w:bCs/>
-        </w:rPr>
-        <w:t>?</w:t>
+        <w:t xml:space="preserve"> Kya hota hai?</w:t>
       </w:r>
     </w:p>
     <w:p>
@@ -3914,15 +2413,7 @@
         </w:numPr>
       </w:pPr>
       <w:r>
-        <w:t xml:space="preserve">Storage account </w:t>
-      </w:r>
-      <w:proofErr w:type="spellStart"/>
-      <w:r>
-        <w:t>ke</w:t>
-      </w:r>
-      <w:proofErr w:type="spellEnd"/>
-      <w:r>
-        <w:t xml:space="preserve"> </w:t>
+        <w:t xml:space="preserve">Storage account ke </w:t>
       </w:r>
       <w:r>
         <w:rPr>
@@ -3932,15 +2423,7 @@
         <w:t>2 keys</w:t>
       </w:r>
       <w:r>
-        <w:t xml:space="preserve"> </w:t>
-      </w:r>
-      <w:proofErr w:type="spellStart"/>
-      <w:r>
-        <w:t>hote</w:t>
-      </w:r>
-      <w:proofErr w:type="spellEnd"/>
-      <w:r>
-        <w:t xml:space="preserve"> hain (key1, key2) </w:t>
+        <w:t xml:space="preserve"> hote hain (key1, key2) </w:t>
       </w:r>
     </w:p>
     <w:p>
@@ -3951,23 +2434,7 @@
         </w:numPr>
       </w:pPr>
       <w:r>
-        <w:t xml:space="preserve">Full access </w:t>
-      </w:r>
-      <w:proofErr w:type="gramStart"/>
-      <w:r>
-        <w:t>provide</w:t>
-      </w:r>
-      <w:proofErr w:type="gramEnd"/>
-      <w:r>
-        <w:t xml:space="preserve"> </w:t>
-      </w:r>
-      <w:proofErr w:type="spellStart"/>
-      <w:r>
-        <w:t>karte</w:t>
-      </w:r>
-      <w:proofErr w:type="spellEnd"/>
-      <w:r>
-        <w:t xml:space="preserve"> hain (admin level) </w:t>
+        <w:t xml:space="preserve">Full access provide karte hain (admin level) </w:t>
       </w:r>
     </w:p>
     <w:p>
@@ -3990,39 +2457,7 @@
           <w:b/>
           <w:bCs/>
         </w:rPr>
-        <w:t xml:space="preserve"> Kaise use </w:t>
-      </w:r>
-      <w:proofErr w:type="spellStart"/>
-      <w:r>
-        <w:rPr>
-          <w:b/>
-          <w:bCs/>
-        </w:rPr>
-        <w:t>hota</w:t>
-      </w:r>
-      <w:proofErr w:type="spellEnd"/>
-      <w:r>
-        <w:rPr>
-          <w:b/>
-          <w:bCs/>
-        </w:rPr>
-        <w:t xml:space="preserve"> </w:t>
-      </w:r>
-      <w:proofErr w:type="spellStart"/>
-      <w:r>
-        <w:rPr>
-          <w:b/>
-          <w:bCs/>
-        </w:rPr>
-        <w:t>hai</w:t>
-      </w:r>
-      <w:proofErr w:type="spellEnd"/>
-      <w:r>
-        <w:rPr>
-          <w:b/>
-          <w:bCs/>
-        </w:rPr>
-        <w:t>?</w:t>
+        <w:t xml:space="preserve"> Kaise use hota hai?</w:t>
       </w:r>
     </w:p>
     <w:p>
@@ -4033,23 +2468,7 @@
         </w:numPr>
       </w:pPr>
       <w:r>
-        <w:t xml:space="preserve">Connection string me use </w:t>
-      </w:r>
-      <w:proofErr w:type="spellStart"/>
-      <w:r>
-        <w:t>hota</w:t>
-      </w:r>
-      <w:proofErr w:type="spellEnd"/>
-      <w:r>
-        <w:t xml:space="preserve"> </w:t>
-      </w:r>
-      <w:proofErr w:type="spellStart"/>
-      <w:r>
-        <w:t>hai</w:t>
-      </w:r>
-      <w:proofErr w:type="spellEnd"/>
-      <w:r>
-        <w:t xml:space="preserve"> </w:t>
+        <w:t xml:space="preserve">Connection string me use hota hai </w:t>
       </w:r>
     </w:p>
     <w:p>
@@ -4060,23 +2479,7 @@
         </w:numPr>
       </w:pPr>
       <w:r>
-        <w:t xml:space="preserve">Apps directly use </w:t>
-      </w:r>
-      <w:proofErr w:type="spellStart"/>
-      <w:r>
-        <w:t>kar</w:t>
-      </w:r>
-      <w:proofErr w:type="spellEnd"/>
-      <w:r>
-        <w:t xml:space="preserve"> </w:t>
-      </w:r>
-      <w:proofErr w:type="spellStart"/>
-      <w:r>
-        <w:t>sakti</w:t>
-      </w:r>
-      <w:proofErr w:type="spellEnd"/>
-      <w:r>
-        <w:t xml:space="preserve"> hain </w:t>
+        <w:t xml:space="preserve">Apps directly use kar sakti hain </w:t>
       </w:r>
     </w:p>
     <w:p>
@@ -4103,43 +2506,16 @@
       </w:r>
     </w:p>
     <w:p>
-      <w:proofErr w:type="spellStart"/>
-      <w:r>
-        <w:t>DefaultEndpointsProtocol</w:t>
-      </w:r>
-      <w:proofErr w:type="spellEnd"/>
-      <w:r>
-        <w:t>=https;</w:t>
+      <w:r>
+        <w:t>DefaultEndpointsProtocol=https;</w:t>
       </w:r>
       <w:r>
         <w:br/>
-      </w:r>
-      <w:proofErr w:type="spellStart"/>
-      <w:r>
-        <w:t>AccountName</w:t>
-      </w:r>
-      <w:proofErr w:type="spellEnd"/>
-      <w:r>
-        <w:t>=</w:t>
-      </w:r>
-      <w:proofErr w:type="spellStart"/>
-      <w:r>
-        <w:t>xyz</w:t>
-      </w:r>
-      <w:proofErr w:type="spellEnd"/>
-      <w:r>
-        <w:t>;</w:t>
+        <w:t>AccountName=xyz;</w:t>
       </w:r>
       <w:r>
         <w:br/>
-      </w:r>
-      <w:proofErr w:type="spellStart"/>
-      <w:r>
-        <w:t>AccountKey</w:t>
-      </w:r>
-      <w:proofErr w:type="spellEnd"/>
-      <w:r>
-        <w:t>=abcd1234;</w:t>
+        <w:t>AccountKey=abcd1234;</w:t>
       </w:r>
     </w:p>
     <w:p>
@@ -4237,23 +2613,7 @@
         </w:numPr>
       </w:pPr>
       <w:r>
-        <w:t xml:space="preserve">Agar leak </w:t>
-      </w:r>
-      <w:proofErr w:type="spellStart"/>
-      <w:r>
-        <w:t>ho</w:t>
-      </w:r>
-      <w:proofErr w:type="spellEnd"/>
-      <w:r>
-        <w:t xml:space="preserve"> </w:t>
-      </w:r>
-      <w:proofErr w:type="spellStart"/>
-      <w:r>
-        <w:t>gaya</w:t>
-      </w:r>
-      <w:proofErr w:type="spellEnd"/>
-      <w:r>
-        <w:t xml:space="preserve"> → pura storage compromise </w:t>
+        <w:t xml:space="preserve">Agar leak ho gaya → pura storage compromise </w:t>
       </w:r>
     </w:p>
     <w:p>
@@ -4293,7 +2653,7 @@
     <w:p>
       <w:r>
         <w:pict w14:anchorId="53596F47">
-          <v:rect id="_x0000_i1244" style="width:0;height:1.5pt" o:hralign="center" o:hrstd="t" o:hr="t" fillcolor="#a0a0a0" stroked="f"/>
+          <v:rect id="_x0000_i1048" style="width:0;height:1.5pt" o:hralign="center" o:hrstd="t" o:hr="t" fillcolor="#a0a0a0" stroked="f"/>
         </w:pict>
       </w:r>
     </w:p>
@@ -4340,39 +2700,7 @@
           <w:b/>
           <w:bCs/>
         </w:rPr>
-        <w:t xml:space="preserve"> Kya </w:t>
-      </w:r>
-      <w:proofErr w:type="spellStart"/>
-      <w:r>
-        <w:rPr>
-          <w:b/>
-          <w:bCs/>
-        </w:rPr>
-        <w:t>hota</w:t>
-      </w:r>
-      <w:proofErr w:type="spellEnd"/>
-      <w:r>
-        <w:rPr>
-          <w:b/>
-          <w:bCs/>
-        </w:rPr>
-        <w:t xml:space="preserve"> </w:t>
-      </w:r>
-      <w:proofErr w:type="spellStart"/>
-      <w:r>
-        <w:rPr>
-          <w:b/>
-          <w:bCs/>
-        </w:rPr>
-        <w:t>hai</w:t>
-      </w:r>
-      <w:proofErr w:type="spellEnd"/>
-      <w:r>
-        <w:rPr>
-          <w:b/>
-          <w:bCs/>
-        </w:rPr>
-        <w:t>?</w:t>
+        <w:t xml:space="preserve"> Kya hota hai?</w:t>
       </w:r>
     </w:p>
     <w:p>
@@ -4401,23 +2729,7 @@
         </w:numPr>
       </w:pPr>
       <w:r>
-        <w:t xml:space="preserve">Specific resource </w:t>
-      </w:r>
-      <w:proofErr w:type="spellStart"/>
-      <w:r>
-        <w:t>ke</w:t>
-      </w:r>
-      <w:proofErr w:type="spellEnd"/>
-      <w:r>
-        <w:t xml:space="preserve"> </w:t>
-      </w:r>
-      <w:proofErr w:type="spellStart"/>
-      <w:r>
-        <w:t>liye</w:t>
-      </w:r>
-      <w:proofErr w:type="spellEnd"/>
-      <w:r>
-        <w:t xml:space="preserve"> limited access </w:t>
+        <w:t xml:space="preserve">Specific resource ke liye limited access </w:t>
       </w:r>
     </w:p>
     <w:p>
@@ -4581,31 +2893,7 @@
         </w:numPr>
       </w:pPr>
       <w:r>
-        <w:t xml:space="preserve">Expiry time set </w:t>
-      </w:r>
-      <w:proofErr w:type="spellStart"/>
-      <w:r>
-        <w:t>kar</w:t>
-      </w:r>
-      <w:proofErr w:type="spellEnd"/>
-      <w:r>
-        <w:t xml:space="preserve"> </w:t>
-      </w:r>
-      <w:proofErr w:type="spellStart"/>
-      <w:r>
-        <w:t>sakte</w:t>
-      </w:r>
-      <w:proofErr w:type="spellEnd"/>
-      <w:r>
-        <w:t xml:space="preserve"> </w:t>
-      </w:r>
-      <w:proofErr w:type="spellStart"/>
-      <w:r>
-        <w:t>ho</w:t>
-      </w:r>
-      <w:proofErr w:type="spellEnd"/>
-      <w:r>
-        <w:t xml:space="preserve"> </w:t>
+        <w:t xml:space="preserve">Expiry time set kar sakte ho </w:t>
       </w:r>
     </w:p>
     <w:p>
@@ -4616,31 +2904,7 @@
         </w:numPr>
       </w:pPr>
       <w:r>
-        <w:t xml:space="preserve">Least privilege principle </w:t>
-      </w:r>
-      <w:proofErr w:type="gramStart"/>
-      <w:r>
-        <w:t>follow</w:t>
-      </w:r>
-      <w:proofErr w:type="gramEnd"/>
-      <w:r>
-        <w:t xml:space="preserve"> </w:t>
-      </w:r>
-      <w:proofErr w:type="spellStart"/>
-      <w:r>
-        <w:t>karta</w:t>
-      </w:r>
-      <w:proofErr w:type="spellEnd"/>
-      <w:r>
-        <w:t xml:space="preserve"> </w:t>
-      </w:r>
-      <w:proofErr w:type="spellStart"/>
-      <w:r>
-        <w:t>hai</w:t>
-      </w:r>
-      <w:proofErr w:type="spellEnd"/>
-      <w:r>
-        <w:t xml:space="preserve"> </w:t>
+        <w:t xml:space="preserve">Least privilege principle follow karta hai </w:t>
       </w:r>
     </w:p>
     <w:p>
@@ -4682,39 +2946,7 @@
         </w:numPr>
       </w:pPr>
       <w:r>
-        <w:t xml:space="preserve">Manage </w:t>
-      </w:r>
-      <w:proofErr w:type="spellStart"/>
-      <w:r>
-        <w:t>karna</w:t>
-      </w:r>
-      <w:proofErr w:type="spellEnd"/>
-      <w:r>
-        <w:t xml:space="preserve"> complex </w:t>
-      </w:r>
-      <w:proofErr w:type="spellStart"/>
-      <w:r>
-        <w:t>ho</w:t>
-      </w:r>
-      <w:proofErr w:type="spellEnd"/>
-      <w:r>
-        <w:t xml:space="preserve"> </w:t>
-      </w:r>
-      <w:proofErr w:type="spellStart"/>
-      <w:r>
-        <w:t>sakta</w:t>
-      </w:r>
-      <w:proofErr w:type="spellEnd"/>
-      <w:r>
-        <w:t xml:space="preserve"> </w:t>
-      </w:r>
-      <w:proofErr w:type="spellStart"/>
-      <w:r>
-        <w:t>hai</w:t>
-      </w:r>
-      <w:proofErr w:type="spellEnd"/>
-      <w:r>
-        <w:t xml:space="preserve"> </w:t>
+        <w:t xml:space="preserve">Manage karna complex ho sakta hai </w:t>
       </w:r>
     </w:p>
     <w:p>
@@ -4725,31 +2957,7 @@
         </w:numPr>
       </w:pPr>
       <w:r>
-        <w:t xml:space="preserve">Expiry track </w:t>
-      </w:r>
-      <w:proofErr w:type="spellStart"/>
-      <w:r>
-        <w:t>karna</w:t>
-      </w:r>
-      <w:proofErr w:type="spellEnd"/>
-      <w:r>
-        <w:t xml:space="preserve"> </w:t>
-      </w:r>
-      <w:proofErr w:type="spellStart"/>
-      <w:r>
-        <w:t>padta</w:t>
-      </w:r>
-      <w:proofErr w:type="spellEnd"/>
-      <w:r>
-        <w:t xml:space="preserve"> </w:t>
-      </w:r>
-      <w:proofErr w:type="spellStart"/>
-      <w:r>
-        <w:t>hai</w:t>
-      </w:r>
-      <w:proofErr w:type="spellEnd"/>
-      <w:r>
-        <w:t xml:space="preserve"> </w:t>
+        <w:t xml:space="preserve">Expiry track karna padta hai </w:t>
       </w:r>
     </w:p>
     <w:p>
@@ -4789,7 +2997,7 @@
     <w:p>
       <w:r>
         <w:pict w14:anchorId="290ED4FB">
-          <v:rect id="_x0000_i1245" style="width:0;height:1.5pt" o:hralign="center" o:hrstd="t" o:hr="t" fillcolor="#a0a0a0" stroked="f"/>
+          <v:rect id="_x0000_i1049" style="width:0;height:1.5pt" o:hralign="center" o:hrstd="t" o:hr="t" fillcolor="#a0a0a0" stroked="f"/>
         </w:pict>
       </w:r>
     </w:p>
@@ -4851,39 +3059,7 @@
           <w:b/>
           <w:bCs/>
         </w:rPr>
-        <w:t xml:space="preserve"> Kya </w:t>
-      </w:r>
-      <w:proofErr w:type="spellStart"/>
-      <w:r>
-        <w:rPr>
-          <w:b/>
-          <w:bCs/>
-        </w:rPr>
-        <w:t>hota</w:t>
-      </w:r>
-      <w:proofErr w:type="spellEnd"/>
-      <w:r>
-        <w:rPr>
-          <w:b/>
-          <w:bCs/>
-        </w:rPr>
-        <w:t xml:space="preserve"> </w:t>
-      </w:r>
-      <w:proofErr w:type="spellStart"/>
-      <w:r>
-        <w:rPr>
-          <w:b/>
-          <w:bCs/>
-        </w:rPr>
-        <w:t>hai</w:t>
-      </w:r>
-      <w:proofErr w:type="spellEnd"/>
-      <w:r>
-        <w:rPr>
-          <w:b/>
-          <w:bCs/>
-        </w:rPr>
-        <w:t>?</w:t>
+        <w:t xml:space="preserve"> Kya hota hai?</w:t>
       </w:r>
     </w:p>
     <w:p>
@@ -4928,55 +3104,7 @@
           <w:b/>
           <w:bCs/>
         </w:rPr>
-        <w:t xml:space="preserve"> Kaise </w:t>
-      </w:r>
-      <w:proofErr w:type="spellStart"/>
-      <w:r>
-        <w:rPr>
-          <w:b/>
-          <w:bCs/>
-        </w:rPr>
-        <w:t>kaam</w:t>
-      </w:r>
-      <w:proofErr w:type="spellEnd"/>
-      <w:r>
-        <w:rPr>
-          <w:b/>
-          <w:bCs/>
-        </w:rPr>
-        <w:t xml:space="preserve"> </w:t>
-      </w:r>
-      <w:proofErr w:type="spellStart"/>
-      <w:r>
-        <w:rPr>
-          <w:b/>
-          <w:bCs/>
-        </w:rPr>
-        <w:t>karta</w:t>
-      </w:r>
-      <w:proofErr w:type="spellEnd"/>
-      <w:r>
-        <w:rPr>
-          <w:b/>
-          <w:bCs/>
-        </w:rPr>
-        <w:t xml:space="preserve"> </w:t>
-      </w:r>
-      <w:proofErr w:type="spellStart"/>
-      <w:r>
-        <w:rPr>
-          <w:b/>
-          <w:bCs/>
-        </w:rPr>
-        <w:t>hai</w:t>
-      </w:r>
-      <w:proofErr w:type="spellEnd"/>
-      <w:r>
-        <w:rPr>
-          <w:b/>
-          <w:bCs/>
-        </w:rPr>
-        <w:t>?</w:t>
+        <w:t xml:space="preserve"> Kaise kaam karta hai?</w:t>
       </w:r>
     </w:p>
     <w:p>
@@ -4987,15 +3115,7 @@
         </w:numPr>
       </w:pPr>
       <w:r>
-        <w:t xml:space="preserve">User / Service Principal ko role assign </w:t>
-      </w:r>
-      <w:proofErr w:type="spellStart"/>
-      <w:r>
-        <w:t>karte</w:t>
-      </w:r>
-      <w:proofErr w:type="spellEnd"/>
-      <w:r>
-        <w:t xml:space="preserve"> hain </w:t>
+        <w:t xml:space="preserve">User / Service Principal ko role assign karte hain </w:t>
       </w:r>
     </w:p>
     <w:p>
@@ -5164,15 +3284,7 @@
         </w:numPr>
       </w:pPr>
       <w:r>
-        <w:t xml:space="preserve">Setup </w:t>
-      </w:r>
-      <w:proofErr w:type="spellStart"/>
-      <w:r>
-        <w:t>thoda</w:t>
-      </w:r>
-      <w:proofErr w:type="spellEnd"/>
-      <w:r>
-        <w:t xml:space="preserve"> complex </w:t>
+        <w:t xml:space="preserve">Setup thoda complex </w:t>
       </w:r>
     </w:p>
     <w:p>
@@ -5223,7 +3335,7 @@
     <w:p>
       <w:r>
         <w:pict w14:anchorId="390D6106">
-          <v:rect id="_x0000_i1246" style="width:0;height:1.5pt" o:hralign="center" o:hrstd="t" o:hr="t" fillcolor="#a0a0a0" stroked="f"/>
+          <v:rect id="_x0000_i1050" style="width:0;height:1.5pt" o:hralign="center" o:hrstd="t" o:hr="t" fillcolor="#a0a0a0" stroked="f"/>
         </w:pict>
       </w:r>
     </w:p>
@@ -5247,23 +3359,7 @@
           <w:b/>
           <w:bCs/>
         </w:rPr>
-        <w:t xml:space="preserve"> Comparison Table (Interview </w:t>
-      </w:r>
-      <w:proofErr w:type="spellStart"/>
-      <w:r>
-        <w:rPr>
-          <w:b/>
-          <w:bCs/>
-        </w:rPr>
-        <w:t>Favorite</w:t>
-      </w:r>
-      <w:proofErr w:type="spellEnd"/>
-      <w:r>
-        <w:rPr>
-          <w:b/>
-          <w:bCs/>
-        </w:rPr>
-        <w:t>)</w:t>
+        <w:t xml:space="preserve"> Comparison Table (Interview Favorite)</w:t>
       </w:r>
     </w:p>
     <w:tbl>
@@ -5600,7 +3696,7 @@
     <w:p>
       <w:r>
         <w:pict w14:anchorId="514FF3BA">
-          <v:rect id="_x0000_i1247" style="width:0;height:1.5pt" o:hralign="center" o:hrstd="t" o:hr="t" fillcolor="#a0a0a0" stroked="f"/>
+          <v:rect id="_x0000_i1051" style="width:0;height:1.5pt" o:hralign="center" o:hrstd="t" o:hr="t" fillcolor="#a0a0a0" stroked="f"/>
         </w:pict>
       </w:r>
     </w:p>
@@ -5652,29 +3748,120 @@
     </w:p>
     <w:p>
       <w:r>
-        <w:t xml:space="preserve">App publicly file download </w:t>
-      </w:r>
-      <w:proofErr w:type="spellStart"/>
-      <w:r>
-        <w:t>kar</w:t>
-      </w:r>
-      <w:proofErr w:type="spellEnd"/>
+        <w:t>App publicly file download kar raha hai</w:t>
+      </w:r>
+      <w:r>
+        <w:br/>
+      </w:r>
+      <w:r>
+        <w:rPr>
+          <w:rFonts w:ascii="Segoe UI Symbol" w:hAnsi="Segoe UI Symbol" w:cs="Segoe UI Symbol"/>
+        </w:rPr>
+        <w:t>✔</w:t>
+      </w:r>
+      <w:r>
+        <w:t xml:space="preserve"> Use </w:t>
+      </w:r>
+      <w:r>
+        <w:rPr>
+          <w:rFonts w:ascii="Aptos" w:hAnsi="Aptos" w:cs="Aptos"/>
+        </w:rPr>
+        <w:t>→</w:t>
+      </w:r>
       <w:r>
         <w:t xml:space="preserve"> </w:t>
       </w:r>
-      <w:proofErr w:type="spellStart"/>
-      <w:r>
-        <w:t>raha</w:t>
-      </w:r>
-      <w:proofErr w:type="spellEnd"/>
+      <w:r>
+        <w:rPr>
+          <w:b/>
+          <w:bCs/>
+        </w:rPr>
+        <w:t>SAS Token</w:t>
+      </w:r>
+    </w:p>
+    <w:p>
+      <w:pPr>
+        <w:rPr>
+          <w:b/>
+          <w:bCs/>
+        </w:rPr>
+      </w:pPr>
+      <w:r>
+        <w:rPr>
+          <w:rFonts w:ascii="Segoe UI Emoji" w:hAnsi="Segoe UI Emoji" w:cs="Segoe UI Emoji"/>
+          <w:b/>
+          <w:bCs/>
+        </w:rPr>
+        <w:t>👉</w:t>
+      </w:r>
+      <w:r>
+        <w:rPr>
+          <w:b/>
+          <w:bCs/>
+        </w:rPr>
+        <w:t xml:space="preserve"> Scenario 2</w:t>
+      </w:r>
+    </w:p>
+    <w:p>
+      <w:r>
+        <w:t>Internal secure app hai</w:t>
+      </w:r>
+      <w:r>
+        <w:br/>
+      </w:r>
+      <w:r>
+        <w:rPr>
+          <w:rFonts w:ascii="Segoe UI Symbol" w:hAnsi="Segoe UI Symbol" w:cs="Segoe UI Symbol"/>
+        </w:rPr>
+        <w:t>✔</w:t>
+      </w:r>
+      <w:r>
+        <w:t xml:space="preserve"> Use </w:t>
+      </w:r>
+      <w:r>
+        <w:rPr>
+          <w:rFonts w:ascii="Aptos" w:hAnsi="Aptos" w:cs="Aptos"/>
+        </w:rPr>
+        <w:t>→</w:t>
+      </w:r>
       <w:r>
         <w:t xml:space="preserve"> </w:t>
       </w:r>
-      <w:proofErr w:type="spellStart"/>
-      <w:r>
-        <w:t>hai</w:t>
-      </w:r>
-      <w:proofErr w:type="spellEnd"/>
+      <w:r>
+        <w:rPr>
+          <w:b/>
+          <w:bCs/>
+        </w:rPr>
+        <w:t>Azure AD (RBAC)</w:t>
+      </w:r>
+    </w:p>
+    <w:p>
+      <w:pPr>
+        <w:rPr>
+          <w:b/>
+          <w:bCs/>
+        </w:rPr>
+      </w:pPr>
+      <w:r>
+        <w:rPr>
+          <w:rFonts w:ascii="Segoe UI Emoji" w:hAnsi="Segoe UI Emoji" w:cs="Segoe UI Emoji"/>
+          <w:b/>
+          <w:bCs/>
+        </w:rPr>
+        <w:t>👉</w:t>
+      </w:r>
+      <w:r>
+        <w:rPr>
+          <w:b/>
+          <w:bCs/>
+        </w:rPr>
+        <w:t xml:space="preserve"> Scenario 3</w:t>
+      </w:r>
+    </w:p>
+    <w:p>
+      <w:r>
+        <w:t>Quick testing / script</w:t>
+      </w:r>
       <w:r>
         <w:br/>
       </w:r>
@@ -5701,7 +3888,14 @@
           <w:b/>
           <w:bCs/>
         </w:rPr>
-        <w:t>SAS Token</w:t>
+        <w:t>Access Key</w:t>
+      </w:r>
+    </w:p>
+    <w:p>
+      <w:r>
+        <w:pict w14:anchorId="03460A87">
+          <v:rect id="_x0000_i1052" style="width:0;height:1.5pt" o:hralign="center" o:hrstd="t" o:hr="t" fillcolor="#a0a0a0" stroked="f"/>
+        </w:pict>
       </w:r>
     </w:p>
     <w:p>
@@ -5717,166 +3911,38 @@
           <w:b/>
           <w:bCs/>
         </w:rPr>
-        <w:t>👉</w:t>
-      </w:r>
-      <w:r>
-        <w:rPr>
-          <w:b/>
-          <w:bCs/>
-        </w:rPr>
-        <w:t xml:space="preserve"> Scenario 2</w:t>
-      </w:r>
-    </w:p>
-    <w:p>
-      <w:r>
-        <w:t xml:space="preserve">Internal secure app </w:t>
-      </w:r>
-      <w:proofErr w:type="spellStart"/>
-      <w:r>
-        <w:t>hai</w:t>
-      </w:r>
-      <w:proofErr w:type="spellEnd"/>
-      <w:r>
-        <w:br/>
-      </w:r>
-      <w:r>
-        <w:rPr>
-          <w:rFonts w:ascii="Segoe UI Symbol" w:hAnsi="Segoe UI Symbol" w:cs="Segoe UI Symbol"/>
-        </w:rPr>
-        <w:t>✔</w:t>
-      </w:r>
-      <w:r>
-        <w:t xml:space="preserve"> Use </w:t>
-      </w:r>
-      <w:r>
-        <w:rPr>
-          <w:rFonts w:ascii="Aptos" w:hAnsi="Aptos" w:cs="Aptos"/>
-        </w:rPr>
-        <w:t>→</w:t>
-      </w:r>
-      <w:r>
+        <w:t>🔥</w:t>
+      </w:r>
+      <w:r>
+        <w:rPr>
+          <w:b/>
+          <w:bCs/>
+        </w:rPr>
+        <w:t xml:space="preserve"> Final Interview Answer (Perfect </w:t>
+      </w:r>
+      <w:r>
+        <w:rPr>
+          <w:rFonts w:ascii="Nirmala UI" w:hAnsi="Nirmala UI" w:cs="Nirmala UI"/>
+          <w:b/>
+          <w:bCs/>
+        </w:rPr>
+        <w:t>बोलने</w:t>
+      </w:r>
+      <w:r>
+        <w:rPr>
+          <w:b/>
+          <w:bCs/>
+        </w:rPr>
         <w:t xml:space="preserve"> </w:t>
       </w:r>
       <w:r>
         <w:rPr>
-          <w:b/>
-          <w:bCs/>
-        </w:rPr>
-        <w:t>Azure AD (RBAC)</w:t>
-      </w:r>
-    </w:p>
-    <w:p>
-      <w:pPr>
-        <w:rPr>
-          <w:b/>
-          <w:bCs/>
-        </w:rPr>
-      </w:pPr>
-      <w:r>
-        <w:rPr>
-          <w:rFonts w:ascii="Segoe UI Emoji" w:hAnsi="Segoe UI Emoji" w:cs="Segoe UI Emoji"/>
-          <w:b/>
-          <w:bCs/>
-        </w:rPr>
-        <w:t>👉</w:t>
-      </w:r>
-      <w:r>
-        <w:rPr>
-          <w:b/>
-          <w:bCs/>
-        </w:rPr>
-        <w:t xml:space="preserve"> Scenario 3</w:t>
-      </w:r>
-    </w:p>
-    <w:p>
-      <w:r>
-        <w:t>Quick testing / script</w:t>
-      </w:r>
-      <w:r>
-        <w:br/>
-      </w:r>
-      <w:r>
-        <w:rPr>
-          <w:rFonts w:ascii="Segoe UI Symbol" w:hAnsi="Segoe UI Symbol" w:cs="Segoe UI Symbol"/>
-        </w:rPr>
-        <w:t>✔</w:t>
-      </w:r>
-      <w:r>
-        <w:t xml:space="preserve"> Use </w:t>
-      </w:r>
-      <w:r>
-        <w:rPr>
-          <w:rFonts w:ascii="Aptos" w:hAnsi="Aptos" w:cs="Aptos"/>
-        </w:rPr>
-        <w:t>→</w:t>
-      </w:r>
-      <w:r>
-        <w:t xml:space="preserve"> </w:t>
-      </w:r>
-      <w:r>
-        <w:rPr>
-          <w:b/>
-          <w:bCs/>
-        </w:rPr>
-        <w:t>Access Key</w:t>
-      </w:r>
-    </w:p>
-    <w:p>
-      <w:r>
-        <w:pict w14:anchorId="03460A87">
-          <v:rect id="_x0000_i1248" style="width:0;height:1.5pt" o:hralign="center" o:hrstd="t" o:hr="t" fillcolor="#a0a0a0" stroked="f"/>
-        </w:pict>
-      </w:r>
-    </w:p>
-    <w:p>
-      <w:pPr>
-        <w:rPr>
-          <w:b/>
-          <w:bCs/>
-        </w:rPr>
-      </w:pPr>
-      <w:r>
-        <w:rPr>
-          <w:rFonts w:ascii="Segoe UI Emoji" w:hAnsi="Segoe UI Emoji" w:cs="Segoe UI Emoji"/>
-          <w:b/>
-          <w:bCs/>
-        </w:rPr>
-        <w:t>🔥</w:t>
-      </w:r>
-      <w:r>
-        <w:rPr>
-          <w:b/>
-          <w:bCs/>
-        </w:rPr>
-        <w:t xml:space="preserve"> Final Interview Answer (Perfect </w:t>
-      </w:r>
-      <w:proofErr w:type="spellStart"/>
-      <w:r>
-        <w:rPr>
           <w:rFonts w:ascii="Nirmala UI" w:hAnsi="Nirmala UI" w:cs="Nirmala UI"/>
           <w:b/>
           <w:bCs/>
         </w:rPr>
-        <w:t>बोलने</w:t>
-      </w:r>
-      <w:proofErr w:type="spellEnd"/>
-      <w:r>
-        <w:rPr>
-          <w:b/>
-          <w:bCs/>
-        </w:rPr>
-        <w:t xml:space="preserve"> </w:t>
-      </w:r>
-      <w:proofErr w:type="spellStart"/>
-      <w:r>
-        <w:rPr>
-          <w:rFonts w:ascii="Nirmala UI" w:hAnsi="Nirmala UI" w:cs="Nirmala UI"/>
-          <w:b/>
-          <w:bCs/>
-        </w:rPr>
         <w:t>वाला</w:t>
       </w:r>
-      <w:proofErr w:type="spellEnd"/>
       <w:r>
         <w:rPr>
           <w:b/>
@@ -6001,39 +4067,23 @@
         </w:numPr>
       </w:pPr>
       <w:r>
-        <w:t xml:space="preserve">No keys expose </w:t>
-      </w:r>
-      <w:proofErr w:type="spellStart"/>
-      <w:r>
-        <w:t>karne</w:t>
-      </w:r>
-      <w:proofErr w:type="spellEnd"/>
-      <w:r>
-        <w:t xml:space="preserve"> ki </w:t>
-      </w:r>
-      <w:proofErr w:type="spellStart"/>
-      <w:r>
-        <w:t>zarurat</w:t>
-      </w:r>
-      <w:proofErr w:type="spellEnd"/>
+        <w:t xml:space="preserve">No keys expose karne ki zarurat </w:t>
+      </w:r>
+    </w:p>
+    <w:p>
+      <w:r>
+        <w:rPr>
+          <w:rFonts w:ascii="Segoe UI Emoji" w:hAnsi="Segoe UI Emoji" w:cs="Segoe UI Emoji"/>
+        </w:rPr>
+        <w:t>👉</w:t>
+      </w:r>
       <w:r>
         <w:t xml:space="preserve"> </w:t>
       </w:r>
-    </w:p>
-    <w:p>
       <w:r>
         <w:rPr>
           <w:rFonts w:ascii="Segoe UI Emoji" w:hAnsi="Segoe UI Emoji" w:cs="Segoe UI Emoji"/>
         </w:rPr>
-        <w:t>👉</w:t>
-      </w:r>
-      <w:r>
-        <w:t xml:space="preserve"> </w:t>
-      </w:r>
-      <w:r>
-        <w:rPr>
-          <w:rFonts w:ascii="Segoe UI Emoji" w:hAnsi="Segoe UI Emoji" w:cs="Segoe UI Emoji"/>
-        </w:rPr>
         <w:t>✅</w:t>
       </w:r>
       <w:r>
@@ -6043,7 +4093,7 @@
     <w:p>
       <w:r>
         <w:pict w14:anchorId="4E49BD2A">
-          <v:rect id="_x0000_i1303" style="width:0;height:1.5pt" o:hralign="center" o:hrstd="t" o:hr="t" fillcolor="#a0a0a0" stroked="f"/>
+          <v:rect id="_x0000_i1053" style="width:0;height:1.5pt" o:hralign="center" o:hrstd="t" o:hr="t" fillcolor="#a0a0a0" stroked="f"/>
         </w:pict>
       </w:r>
     </w:p>
@@ -6096,43 +4146,14 @@
           <w:numId w:val="42"/>
         </w:numPr>
       </w:pPr>
-      <w:proofErr w:type="spellStart"/>
-      <w:r>
-        <w:t>Taaki</w:t>
-      </w:r>
-      <w:proofErr w:type="spellEnd"/>
-      <w:r>
-        <w:t xml:space="preserve"> koi </w:t>
-      </w:r>
-      <w:proofErr w:type="spellStart"/>
-      <w:r>
-        <w:t>bhi</w:t>
-      </w:r>
-      <w:proofErr w:type="spellEnd"/>
-      <w:r>
-        <w:t xml:space="preserve"> internet se direct access </w:t>
-      </w:r>
-      <w:proofErr w:type="spellStart"/>
-      <w:r>
-        <w:t>na</w:t>
-      </w:r>
-      <w:proofErr w:type="spellEnd"/>
-      <w:r>
-        <w:t xml:space="preserve"> </w:t>
-      </w:r>
-      <w:proofErr w:type="spellStart"/>
-      <w:r>
-        <w:t>kar</w:t>
-      </w:r>
-      <w:proofErr w:type="spellEnd"/>
-      <w:r>
-        <w:t xml:space="preserve"> sake </w:t>
+      <w:r>
+        <w:t xml:space="preserve">Taaki koi bhi internet se direct access na kar sake </w:t>
       </w:r>
     </w:p>
     <w:p>
       <w:r>
         <w:pict w14:anchorId="7DEADF2D">
-          <v:rect id="_x0000_i1304" style="width:0;height:1.5pt" o:hralign="center" o:hrstd="t" o:hr="t" fillcolor="#a0a0a0" stroked="f"/>
+          <v:rect id="_x0000_i1054" style="width:0;height:1.5pt" o:hralign="center" o:hrstd="t" o:hr="t" fillcolor="#a0a0a0" stroked="f"/>
         </w:pict>
       </w:r>
     </w:p>
@@ -6185,31 +4206,7 @@
         <w:t>Private Endpoint</w:t>
       </w:r>
       <w:r>
-        <w:t xml:space="preserve"> se </w:t>
-      </w:r>
-      <w:proofErr w:type="spellStart"/>
-      <w:r>
-        <w:t>VNet</w:t>
-      </w:r>
-      <w:proofErr w:type="spellEnd"/>
-      <w:r>
-        <w:t xml:space="preserve"> </w:t>
-      </w:r>
-      <w:proofErr w:type="spellStart"/>
-      <w:r>
-        <w:t>ke</w:t>
-      </w:r>
-      <w:proofErr w:type="spellEnd"/>
-      <w:r>
-        <w:t xml:space="preserve"> </w:t>
-      </w:r>
-      <w:proofErr w:type="spellStart"/>
-      <w:r>
-        <w:t>andar</w:t>
-      </w:r>
-      <w:proofErr w:type="spellEnd"/>
-      <w:r>
-        <w:t xml:space="preserve"> expose karo</w:t>
+        <w:t xml:space="preserve"> se VNet ke andar expose karo</w:t>
       </w:r>
     </w:p>
     <w:p>
@@ -6220,31 +4217,7 @@
         </w:numPr>
       </w:pPr>
       <w:r>
-        <w:t xml:space="preserve">Public internet bypass </w:t>
-      </w:r>
-      <w:proofErr w:type="spellStart"/>
-      <w:r>
-        <w:t>ho</w:t>
-      </w:r>
-      <w:proofErr w:type="spellEnd"/>
-      <w:r>
-        <w:t xml:space="preserve"> </w:t>
-      </w:r>
-      <w:proofErr w:type="spellStart"/>
-      <w:r>
-        <w:t>jata</w:t>
-      </w:r>
-      <w:proofErr w:type="spellEnd"/>
-      <w:r>
-        <w:t xml:space="preserve"> </w:t>
-      </w:r>
-      <w:proofErr w:type="spellStart"/>
-      <w:r>
-        <w:t>hai</w:t>
-      </w:r>
-      <w:proofErr w:type="spellEnd"/>
-      <w:r>
-        <w:t xml:space="preserve"> </w:t>
+        <w:t xml:space="preserve">Public internet bypass ho jata hai </w:t>
       </w:r>
     </w:p>
     <w:p>
@@ -6255,23 +4228,7 @@
         </w:numPr>
       </w:pPr>
       <w:r>
-        <w:t xml:space="preserve">Private IP se access </w:t>
-      </w:r>
-      <w:proofErr w:type="spellStart"/>
-      <w:r>
-        <w:t>hota</w:t>
-      </w:r>
-      <w:proofErr w:type="spellEnd"/>
-      <w:r>
-        <w:t xml:space="preserve"> </w:t>
-      </w:r>
-      <w:proofErr w:type="spellStart"/>
-      <w:r>
-        <w:t>hai</w:t>
-      </w:r>
-      <w:proofErr w:type="spellEnd"/>
-      <w:r>
-        <w:t xml:space="preserve"> </w:t>
+        <w:t xml:space="preserve">Private IP se access hota hai </w:t>
       </w:r>
     </w:p>
     <w:p>
@@ -6292,7 +4249,7 @@
     <w:p>
       <w:r>
         <w:pict w14:anchorId="3680C945">
-          <v:rect id="_x0000_i1305" style="width:0;height:1.5pt" o:hralign="center" o:hrstd="t" o:hr="t" fillcolor="#a0a0a0" stroked="f"/>
+          <v:rect id="_x0000_i1055" style="width:0;height:1.5pt" o:hralign="center" o:hrstd="t" o:hr="t" fillcolor="#a0a0a0" stroked="f"/>
         </w:pict>
       </w:r>
     </w:p>
@@ -6316,23 +4273,7 @@
           <w:b/>
           <w:bCs/>
         </w:rPr>
-        <w:t xml:space="preserve"> 4. Firewall &amp; </w:t>
-      </w:r>
-      <w:proofErr w:type="spellStart"/>
-      <w:r>
-        <w:rPr>
-          <w:b/>
-          <w:bCs/>
-        </w:rPr>
-        <w:t>VNet</w:t>
-      </w:r>
-      <w:proofErr w:type="spellEnd"/>
-      <w:r>
-        <w:rPr>
-          <w:b/>
-          <w:bCs/>
-        </w:rPr>
-        <w:t xml:space="preserve"> Restriction</w:t>
+        <w:t xml:space="preserve"> 4. Firewall &amp; VNet Restriction</w:t>
       </w:r>
     </w:p>
     <w:p>
@@ -6342,13 +4283,8 @@
           <w:numId w:val="44"/>
         </w:numPr>
       </w:pPr>
-      <w:proofErr w:type="spellStart"/>
-      <w:r>
-        <w:t>Sirf</w:t>
-      </w:r>
-      <w:proofErr w:type="spellEnd"/>
-      <w:r>
-        <w:t xml:space="preserve"> trusted IPs allow karo </w:t>
+      <w:r>
+        <w:t xml:space="preserve">Sirf trusted IPs allow karo </w:t>
       </w:r>
     </w:p>
     <w:p>
@@ -6359,15 +4295,7 @@
         </w:numPr>
       </w:pPr>
       <w:r>
-        <w:t xml:space="preserve">Ya specific </w:t>
-      </w:r>
-      <w:proofErr w:type="spellStart"/>
-      <w:r>
-        <w:t>VNet</w:t>
-      </w:r>
-      <w:proofErr w:type="spellEnd"/>
-      <w:r>
-        <w:t xml:space="preserve">/Subnet allow karo </w:t>
+        <w:t xml:space="preserve">Ya specific VNet/Subnet allow karo </w:t>
       </w:r>
     </w:p>
     <w:p>
@@ -6384,7 +4312,7 @@
     <w:p>
       <w:r>
         <w:pict w14:anchorId="05B622BA">
-          <v:rect id="_x0000_i1306" style="width:0;height:1.5pt" o:hralign="center" o:hrstd="t" o:hr="t" fillcolor="#a0a0a0" stroked="f"/>
+          <v:rect id="_x0000_i1056" style="width:0;height:1.5pt" o:hralign="center" o:hrstd="t" o:hr="t" fillcolor="#a0a0a0" stroked="f"/>
         </w:pict>
       </w:r>
     </w:p>
@@ -6419,23 +4347,7 @@
         </w:numPr>
       </w:pPr>
       <w:r>
-        <w:t xml:space="preserve">Limited permission + expiry </w:t>
-      </w:r>
-      <w:proofErr w:type="spellStart"/>
-      <w:r>
-        <w:t>ke</w:t>
-      </w:r>
-      <w:proofErr w:type="spellEnd"/>
-      <w:r>
-        <w:t xml:space="preserve"> </w:t>
-      </w:r>
-      <w:proofErr w:type="spellStart"/>
-      <w:r>
-        <w:t>sath</w:t>
-      </w:r>
-      <w:proofErr w:type="spellEnd"/>
-      <w:r>
-        <w:t xml:space="preserve"> use karo </w:t>
+        <w:t xml:space="preserve">Limited permission + expiry ke sath use karo </w:t>
       </w:r>
     </w:p>
     <w:p>
@@ -6446,15 +4358,7 @@
         </w:numPr>
       </w:pPr>
       <w:r>
-        <w:t xml:space="preserve">Example: </w:t>
-      </w:r>
-      <w:proofErr w:type="spellStart"/>
-      <w:r>
-        <w:t>sirf</w:t>
-      </w:r>
-      <w:proofErr w:type="spellEnd"/>
-      <w:r>
-        <w:t xml:space="preserve"> read access for 1 hour </w:t>
+        <w:t xml:space="preserve">Example: sirf read access for 1 hour </w:t>
       </w:r>
     </w:p>
     <w:p>
@@ -6471,7 +4375,7 @@
     <w:p>
       <w:r>
         <w:pict w14:anchorId="375EF810">
-          <v:rect id="_x0000_i1307" style="width:0;height:1.5pt" o:hralign="center" o:hrstd="t" o:hr="t" fillcolor="#a0a0a0" stroked="f"/>
+          <v:rect id="_x0000_i1057" style="width:0;height:1.5pt" o:hralign="center" o:hrstd="t" o:hr="t" fillcolor="#a0a0a0" stroked="f"/>
         </w:pict>
       </w:r>
     </w:p>
@@ -6543,7 +4447,7 @@
     <w:p>
       <w:r>
         <w:pict w14:anchorId="515F4405">
-          <v:rect id="_x0000_i1308" style="width:0;height:1.5pt" o:hralign="center" o:hrstd="t" o:hr="t" fillcolor="#a0a0a0" stroked="f"/>
+          <v:rect id="_x0000_i1058" style="width:0;height:1.5pt" o:hralign="center" o:hrstd="t" o:hr="t" fillcolor="#a0a0a0" stroked="f"/>
         </w:pict>
       </w:r>
     </w:p>
@@ -6589,15 +4493,7 @@
         </w:numPr>
       </w:pPr>
       <w:r>
-        <w:t xml:space="preserve">HTTP </w:t>
-      </w:r>
-      <w:proofErr w:type="gramStart"/>
-      <w:r>
-        <w:t>disable</w:t>
-      </w:r>
-      <w:proofErr w:type="gramEnd"/>
-      <w:r>
-        <w:t xml:space="preserve"> </w:t>
+        <w:t xml:space="preserve">HTTP disable </w:t>
       </w:r>
     </w:p>
     <w:p>
@@ -6614,7 +4510,7 @@
     <w:p>
       <w:r>
         <w:pict w14:anchorId="4EC15539">
-          <v:rect id="_x0000_i1309" style="width:0;height:1.5pt" o:hralign="center" o:hrstd="t" o:hr="t" fillcolor="#a0a0a0" stroked="f"/>
+          <v:rect id="_x0000_i1059" style="width:0;height:1.5pt" o:hralign="center" o:hrstd="t" o:hr="t" fillcolor="#a0a0a0" stroked="f"/>
         </w:pict>
       </w:r>
     </w:p>
@@ -6671,34 +4567,13 @@
         <w:t>👉</w:t>
       </w:r>
       <w:r>
-        <w:t xml:space="preserve"> Unauthorized access detect </w:t>
-      </w:r>
-      <w:proofErr w:type="spellStart"/>
-      <w:r>
-        <w:t>karne</w:t>
-      </w:r>
-      <w:proofErr w:type="spellEnd"/>
-      <w:r>
-        <w:t xml:space="preserve"> </w:t>
-      </w:r>
-      <w:proofErr w:type="spellStart"/>
-      <w:r>
-        <w:t>ke</w:t>
-      </w:r>
-      <w:proofErr w:type="spellEnd"/>
-      <w:r>
-        <w:t xml:space="preserve"> </w:t>
-      </w:r>
-      <w:proofErr w:type="spellStart"/>
-      <w:r>
-        <w:t>liye</w:t>
-      </w:r>
-      <w:proofErr w:type="spellEnd"/>
+        <w:t xml:space="preserve"> Unauthorized access detect karne ke liye</w:t>
+      </w:r>
     </w:p>
     <w:p>
       <w:r>
         <w:pict w14:anchorId="69EF4AA4">
-          <v:rect id="_x0000_i1310" style="width:0;height:1.5pt" o:hralign="center" o:hrstd="t" o:hr="t" fillcolor="#a0a0a0" stroked="f"/>
+          <v:rect id="_x0000_i1060" style="width:0;height:1.5pt" o:hralign="center" o:hrstd="t" o:hr="t" fillcolor="#a0a0a0" stroked="f"/>
         </w:pict>
       </w:r>
     </w:p>
@@ -6738,15 +4613,7 @@
         <w:t>👉</w:t>
       </w:r>
       <w:r>
-        <w:t xml:space="preserve"> “To securely access Azure Storage Account, I use Azure AD RBAC for identity-based authentication, disable public access, enable private endpoints to restrict traffic within </w:t>
-      </w:r>
-      <w:proofErr w:type="spellStart"/>
-      <w:r>
-        <w:t>VNet</w:t>
-      </w:r>
-      <w:proofErr w:type="spellEnd"/>
-      <w:r>
-        <w:t>, apply firewall rules, use SAS tokens for limited external access, and ensure encryption with HTTPS and at-rest keys.”</w:t>
+        <w:t xml:space="preserve"> “To securely access Azure Storage Account, I use Azure AD RBAC for identity-based authentication, disable public access, enable private endpoints to restrict traffic within VNet, apply firewall rules, use SAS tokens for limited external access, and ensure encryption with HTTPS and at-rest keys.”</w:t>
       </w:r>
     </w:p>
     <w:p/>
@@ -6816,31 +4683,7 @@
         </w:numPr>
       </w:pPr>
       <w:r>
-        <w:t xml:space="preserve">Service Endpoint: public IP use </w:t>
-      </w:r>
-      <w:proofErr w:type="spellStart"/>
-      <w:r>
-        <w:t>karta</w:t>
-      </w:r>
-      <w:proofErr w:type="spellEnd"/>
-      <w:r>
-        <w:t xml:space="preserve"> </w:t>
-      </w:r>
-      <w:proofErr w:type="spellStart"/>
-      <w:r>
-        <w:t>hai</w:t>
-      </w:r>
-      <w:proofErr w:type="spellEnd"/>
-      <w:r>
-        <w:t xml:space="preserve"> but restricted via </w:t>
-      </w:r>
-      <w:proofErr w:type="spellStart"/>
-      <w:r>
-        <w:t>VNet</w:t>
-      </w:r>
-      <w:proofErr w:type="spellEnd"/>
-      <w:r>
-        <w:t xml:space="preserve"> </w:t>
+        <w:t xml:space="preserve">Service Endpoint: public IP use karta hai but restricted via VNet </w:t>
       </w:r>
     </w:p>
     <w:p>
@@ -6851,35 +4694,19 @@
         </w:numPr>
       </w:pPr>
       <w:r>
-        <w:t xml:space="preserve">Private Endpoint: private IP assign </w:t>
-      </w:r>
-      <w:proofErr w:type="spellStart"/>
-      <w:r>
-        <w:t>hota</w:t>
-      </w:r>
-      <w:proofErr w:type="spellEnd"/>
+        <w:t xml:space="preserve">Private Endpoint: private IP assign hota hai (fully private access) </w:t>
+      </w:r>
+    </w:p>
+    <w:p>
+      <w:r>
+        <w:rPr>
+          <w:rFonts w:ascii="Segoe UI Emoji" w:hAnsi="Segoe UI Emoji" w:cs="Segoe UI Emoji"/>
+        </w:rPr>
+        <w:t>👉</w:t>
+      </w:r>
       <w:r>
         <w:t xml:space="preserve"> </w:t>
       </w:r>
-      <w:proofErr w:type="spellStart"/>
-      <w:r>
-        <w:t>hai</w:t>
-      </w:r>
-      <w:proofErr w:type="spellEnd"/>
-      <w:r>
-        <w:t xml:space="preserve"> (fully private access) </w:t>
-      </w:r>
-    </w:p>
-    <w:p>
-      <w:r>
-        <w:rPr>
-          <w:rFonts w:ascii="Segoe UI Emoji" w:hAnsi="Segoe UI Emoji" w:cs="Segoe UI Emoji"/>
-        </w:rPr>
-        <w:t>👉</w:t>
-      </w:r>
-      <w:r>
-        <w:t xml:space="preserve"> </w:t>
-      </w:r>
       <w:r>
         <w:rPr>
           <w:b/>
@@ -6894,7 +4721,7 @@
     <w:p>
       <w:r>
         <w:pict w14:anchorId="1EE4C0C2">
-          <v:rect id="_x0000_i1403" style="width:0;height:1.5pt" o:hralign="center" o:hrstd="t" o:hr="t" fillcolor="#a0a0a0" stroked="f"/>
+          <v:rect id="_x0000_i1061" style="width:0;height:1.5pt" o:hralign="center" o:hrstd="t" o:hr="t" fillcolor="#a0a0a0" stroked="f"/>
         </w:pict>
       </w:r>
     </w:p>
@@ -6931,23 +4758,7 @@
         <w:t>Q:</w:t>
       </w:r>
       <w:r>
-        <w:t xml:space="preserve"> Secure architecture </w:t>
-      </w:r>
-      <w:proofErr w:type="spellStart"/>
-      <w:r>
-        <w:t>kaise</w:t>
-      </w:r>
-      <w:proofErr w:type="spellEnd"/>
-      <w:r>
-        <w:t xml:space="preserve"> design </w:t>
-      </w:r>
-      <w:proofErr w:type="spellStart"/>
-      <w:r>
-        <w:t>karoge</w:t>
-      </w:r>
-      <w:proofErr w:type="spellEnd"/>
-      <w:r>
-        <w:t xml:space="preserve"> for Azure Storage Account?</w:t>
+        <w:t xml:space="preserve"> Secure architecture kaise design karoge for Azure Storage Account?</w:t>
       </w:r>
       <w:r>
         <w:br/>
@@ -6967,15 +4778,7 @@
         </w:numPr>
       </w:pPr>
       <w:r>
-        <w:t xml:space="preserve">Azure AD (RBAC) use </w:t>
-      </w:r>
-      <w:proofErr w:type="spellStart"/>
-      <w:r>
-        <w:t>karunga</w:t>
-      </w:r>
-      <w:proofErr w:type="spellEnd"/>
-      <w:r>
-        <w:t xml:space="preserve"> </w:t>
+        <w:t xml:space="preserve">Azure AD (RBAC) use karunga </w:t>
       </w:r>
     </w:p>
     <w:p>
@@ -6986,15 +4789,7 @@
         </w:numPr>
       </w:pPr>
       <w:r>
-        <w:t xml:space="preserve">Public access </w:t>
-      </w:r>
-      <w:proofErr w:type="gramStart"/>
-      <w:r>
-        <w:t>disable</w:t>
-      </w:r>
-      <w:proofErr w:type="gramEnd"/>
-      <w:r>
-        <w:t xml:space="preserve"> </w:t>
+        <w:t xml:space="preserve">Public access disable </w:t>
       </w:r>
     </w:p>
     <w:p>
@@ -7005,15 +4800,7 @@
         </w:numPr>
       </w:pPr>
       <w:r>
-        <w:t xml:space="preserve">Private Endpoint </w:t>
-      </w:r>
-      <w:proofErr w:type="gramStart"/>
-      <w:r>
-        <w:t>enable</w:t>
-      </w:r>
-      <w:proofErr w:type="gramEnd"/>
-      <w:r>
-        <w:t xml:space="preserve"> </w:t>
+        <w:t xml:space="preserve">Private Endpoint enable </w:t>
       </w:r>
     </w:p>
     <w:p>
@@ -7024,15 +4811,7 @@
         </w:numPr>
       </w:pPr>
       <w:r>
-        <w:t xml:space="preserve">Firewall </w:t>
-      </w:r>
-      <w:proofErr w:type="gramStart"/>
-      <w:r>
-        <w:t>restrict</w:t>
-      </w:r>
-      <w:proofErr w:type="gramEnd"/>
-      <w:r>
-        <w:t xml:space="preserve"> </w:t>
+        <w:t xml:space="preserve">Firewall restrict </w:t>
       </w:r>
     </w:p>
     <w:p>
@@ -7049,7 +4828,7 @@
     <w:p>
       <w:r>
         <w:pict w14:anchorId="48C3A38C">
-          <v:rect id="_x0000_i1404" style="width:0;height:1.5pt" o:hralign="center" o:hrstd="t" o:hr="t" fillcolor="#a0a0a0" stroked="f"/>
+          <v:rect id="_x0000_i1062" style="width:0;height:1.5pt" o:hralign="center" o:hrstd="t" o:hr="t" fillcolor="#a0a0a0" stroked="f"/>
         </w:pict>
       </w:r>
     </w:p>
@@ -7085,31 +4864,7 @@
         <w:t>Q:</w:t>
       </w:r>
       <w:r>
-        <w:t xml:space="preserve"> Access key rotation </w:t>
-      </w:r>
-      <w:proofErr w:type="spellStart"/>
-      <w:r>
-        <w:t>kaise</w:t>
-      </w:r>
-      <w:proofErr w:type="spellEnd"/>
-      <w:r>
-        <w:t xml:space="preserve"> </w:t>
-      </w:r>
-      <w:proofErr w:type="spellStart"/>
-      <w:r>
-        <w:t>karte</w:t>
-      </w:r>
-      <w:proofErr w:type="spellEnd"/>
-      <w:r>
-        <w:t xml:space="preserve"> </w:t>
-      </w:r>
-      <w:proofErr w:type="spellStart"/>
-      <w:r>
-        <w:t>ho</w:t>
-      </w:r>
-      <w:proofErr w:type="spellEnd"/>
-      <w:r>
-        <w:t xml:space="preserve"> without downtime?</w:t>
+        <w:t xml:space="preserve"> Access key rotation kaise karte ho without downtime?</w:t>
       </w:r>
       <w:r>
         <w:br/>
@@ -7129,15 +4884,7 @@
         </w:numPr>
       </w:pPr>
       <w:r>
-        <w:t xml:space="preserve">2 keys (key1, key2) use </w:t>
-      </w:r>
-      <w:proofErr w:type="spellStart"/>
-      <w:r>
-        <w:t>hote</w:t>
-      </w:r>
-      <w:proofErr w:type="spellEnd"/>
-      <w:r>
-        <w:t xml:space="preserve"> hain </w:t>
+        <w:t xml:space="preserve">2 keys (key1, key2) use hote hain </w:t>
       </w:r>
     </w:p>
     <w:p>
@@ -7148,31 +4895,7 @@
         </w:numPr>
       </w:pPr>
       <w:r>
-        <w:t xml:space="preserve">App me ek key use </w:t>
-      </w:r>
-      <w:proofErr w:type="spellStart"/>
-      <w:r>
-        <w:t>ho</w:t>
-      </w:r>
-      <w:proofErr w:type="spellEnd"/>
-      <w:r>
-        <w:t xml:space="preserve"> </w:t>
-      </w:r>
-      <w:proofErr w:type="spellStart"/>
-      <w:r>
-        <w:t>rahi</w:t>
-      </w:r>
-      <w:proofErr w:type="spellEnd"/>
-      <w:r>
-        <w:t xml:space="preserve"> → </w:t>
-      </w:r>
-      <w:proofErr w:type="spellStart"/>
-      <w:r>
-        <w:t>dusri</w:t>
-      </w:r>
-      <w:proofErr w:type="spellEnd"/>
-      <w:r>
-        <w:t xml:space="preserve"> regenerate karo </w:t>
+        <w:t xml:space="preserve">App me ek key use ho rahi → dusri regenerate karo </w:t>
       </w:r>
     </w:p>
     <w:p>
@@ -7182,13 +4905,8 @@
           <w:numId w:val="51"/>
         </w:numPr>
       </w:pPr>
-      <w:proofErr w:type="spellStart"/>
-      <w:r>
-        <w:t>Phir</w:t>
-      </w:r>
-      <w:proofErr w:type="spellEnd"/>
-      <w:r>
-        <w:t xml:space="preserve"> switch karo → first key regenerate </w:t>
+      <w:r>
+        <w:t xml:space="preserve">Phir switch karo → first key regenerate </w:t>
       </w:r>
     </w:p>
     <w:p>
@@ -7205,7 +4923,7 @@
     <w:p>
       <w:r>
         <w:pict w14:anchorId="1466203B">
-          <v:rect id="_x0000_i1405" style="width:0;height:1.5pt" o:hralign="center" o:hrstd="t" o:hr="t" fillcolor="#a0a0a0" stroked="f"/>
+          <v:rect id="_x0000_i1063" style="width:0;height:1.5pt" o:hralign="center" o:hrstd="t" o:hr="t" fillcolor="#a0a0a0" stroked="f"/>
         </w:pict>
       </w:r>
     </w:p>
@@ -7241,23 +4959,7 @@
         <w:t>Q:</w:t>
       </w:r>
       <w:r>
-        <w:t xml:space="preserve"> Cost optimization strategy </w:t>
-      </w:r>
-      <w:proofErr w:type="spellStart"/>
-      <w:r>
-        <w:t>kya</w:t>
-      </w:r>
-      <w:proofErr w:type="spellEnd"/>
-      <w:r>
-        <w:t xml:space="preserve"> </w:t>
-      </w:r>
-      <w:proofErr w:type="spellStart"/>
-      <w:r>
-        <w:t>hai</w:t>
-      </w:r>
-      <w:proofErr w:type="spellEnd"/>
-      <w:r>
-        <w:t>?</w:t>
+        <w:t xml:space="preserve"> Cost optimization strategy kya hai?</w:t>
       </w:r>
       <w:r>
         <w:br/>
@@ -7288,15 +4990,7 @@
         </w:numPr>
       </w:pPr>
       <w:r>
-        <w:t xml:space="preserve">Right replication </w:t>
-      </w:r>
-      <w:proofErr w:type="gramStart"/>
-      <w:r>
-        <w:t>choose</w:t>
-      </w:r>
-      <w:proofErr w:type="gramEnd"/>
-      <w:r>
-        <w:t xml:space="preserve"> (LRS vs GRS) </w:t>
+        <w:t xml:space="preserve">Right replication choose (LRS vs GRS) </w:t>
       </w:r>
     </w:p>
     <w:p>
@@ -7324,7 +5018,7 @@
     <w:p>
       <w:r>
         <w:pict w14:anchorId="2CEF4044">
-          <v:rect id="_x0000_i1406" style="width:0;height:1.5pt" o:hralign="center" o:hrstd="t" o:hr="t" fillcolor="#a0a0a0" stroked="f"/>
+          <v:rect id="_x0000_i1064" style="width:0;height:1.5pt" o:hralign="center" o:hrstd="t" o:hr="t" fillcolor="#a0a0a0" stroked="f"/>
         </w:pict>
       </w:r>
     </w:p>
@@ -7360,31 +5054,7 @@
         <w:t>Q:</w:t>
       </w:r>
       <w:r>
-        <w:t xml:space="preserve"> Storage performance </w:t>
-      </w:r>
-      <w:proofErr w:type="spellStart"/>
-      <w:r>
-        <w:t>kaise</w:t>
-      </w:r>
-      <w:proofErr w:type="spellEnd"/>
-      <w:r>
-        <w:t xml:space="preserve"> improve </w:t>
-      </w:r>
-      <w:proofErr w:type="spellStart"/>
-      <w:r>
-        <w:t>karte</w:t>
-      </w:r>
-      <w:proofErr w:type="spellEnd"/>
-      <w:r>
-        <w:t xml:space="preserve"> </w:t>
-      </w:r>
-      <w:proofErr w:type="spellStart"/>
-      <w:r>
-        <w:t>ho</w:t>
-      </w:r>
-      <w:proofErr w:type="spellEnd"/>
-      <w:r>
-        <w:t>?</w:t>
+        <w:t xml:space="preserve"> Storage performance kaise improve karte ho?</w:t>
       </w:r>
       <w:r>
         <w:br/>
@@ -7415,15 +5085,7 @@
         </w:numPr>
       </w:pPr>
       <w:r>
-        <w:t xml:space="preserve">Data ko same region me </w:t>
-      </w:r>
-      <w:proofErr w:type="spellStart"/>
-      <w:r>
-        <w:t>rakho</w:t>
-      </w:r>
-      <w:proofErr w:type="spellEnd"/>
-      <w:r>
-        <w:t xml:space="preserve"> </w:t>
+        <w:t xml:space="preserve">Data ko same region me rakho </w:t>
       </w:r>
     </w:p>
     <w:p>
@@ -7451,7 +5113,7 @@
     <w:p>
       <w:r>
         <w:pict w14:anchorId="71813975">
-          <v:rect id="_x0000_i1407" style="width:0;height:1.5pt" o:hralign="center" o:hrstd="t" o:hr="t" fillcolor="#a0a0a0" stroked="f"/>
+          <v:rect id="_x0000_i1065" style="width:0;height:1.5pt" o:hralign="center" o:hrstd="t" o:hr="t" fillcolor="#a0a0a0" stroked="f"/>
         </w:pict>
       </w:r>
     </w:p>
@@ -7488,39 +5150,7 @@
         <w:t>Q:</w:t>
       </w:r>
       <w:r>
-        <w:t xml:space="preserve"> Data loss </w:t>
-      </w:r>
-      <w:proofErr w:type="gramStart"/>
-      <w:r>
-        <w:t>avoid</w:t>
-      </w:r>
-      <w:proofErr w:type="gramEnd"/>
-      <w:r>
-        <w:t xml:space="preserve"> </w:t>
-      </w:r>
-      <w:proofErr w:type="spellStart"/>
-      <w:r>
-        <w:t>kaise</w:t>
-      </w:r>
-      <w:proofErr w:type="spellEnd"/>
-      <w:r>
-        <w:t xml:space="preserve"> </w:t>
-      </w:r>
-      <w:proofErr w:type="spellStart"/>
-      <w:r>
-        <w:t>karte</w:t>
-      </w:r>
-      <w:proofErr w:type="spellEnd"/>
-      <w:r>
-        <w:t xml:space="preserve"> </w:t>
-      </w:r>
-      <w:proofErr w:type="spellStart"/>
-      <w:r>
-        <w:t>ho</w:t>
-      </w:r>
-      <w:proofErr w:type="spellEnd"/>
-      <w:r>
-        <w:t>?</w:t>
+        <w:t xml:space="preserve"> Data loss avoid kaise karte ho?</w:t>
       </w:r>
       <w:r>
         <w:br/>
@@ -7540,15 +5170,7 @@
         </w:numPr>
       </w:pPr>
       <w:r>
-        <w:t xml:space="preserve">Soft delete </w:t>
-      </w:r>
-      <w:proofErr w:type="gramStart"/>
-      <w:r>
-        <w:t>enable</w:t>
-      </w:r>
-      <w:proofErr w:type="gramEnd"/>
-      <w:r>
-        <w:t xml:space="preserve"> </w:t>
+        <w:t xml:space="preserve">Soft delete enable </w:t>
       </w:r>
     </w:p>
     <w:p>
@@ -7559,15 +5181,7 @@
         </w:numPr>
       </w:pPr>
       <w:r>
-        <w:t xml:space="preserve">Versioning </w:t>
-      </w:r>
-      <w:proofErr w:type="gramStart"/>
-      <w:r>
-        <w:t>enable</w:t>
-      </w:r>
-      <w:proofErr w:type="gramEnd"/>
-      <w:r>
-        <w:t xml:space="preserve"> </w:t>
+        <w:t xml:space="preserve">Versioning enable </w:t>
       </w:r>
     </w:p>
     <w:p>
@@ -7589,21 +5203,13 @@
         </w:numPr>
       </w:pPr>
       <w:r>
-        <w:t xml:space="preserve">Backup strategy </w:t>
-      </w:r>
-      <w:proofErr w:type="gramStart"/>
-      <w:r>
-        <w:t>implement</w:t>
-      </w:r>
-      <w:proofErr w:type="gramEnd"/>
-      <w:r>
-        <w:t xml:space="preserve"> </w:t>
+        <w:t xml:space="preserve">Backup strategy implement </w:t>
       </w:r>
     </w:p>
     <w:p>
       <w:r>
         <w:pict w14:anchorId="058625A8">
-          <v:rect id="_x0000_i1408" style="width:0;height:1.5pt" o:hralign="center" o:hrstd="t" o:hr="t" fillcolor="#a0a0a0" stroked="f"/>
+          <v:rect id="_x0000_i1066" style="width:0;height:1.5pt" o:hralign="center" o:hrstd="t" o:hr="t" fillcolor="#a0a0a0" stroked="f"/>
         </w:pict>
       </w:r>
     </w:p>
@@ -7687,7 +5293,7 @@
     <w:p>
       <w:r>
         <w:pict w14:anchorId="065F6418">
-          <v:rect id="_x0000_i1409" style="width:0;height:1.5pt" o:hralign="center" o:hrstd="t" o:hr="t" fillcolor="#a0a0a0" stroked="f"/>
+          <v:rect id="_x0000_i1067" style="width:0;height:1.5pt" o:hralign="center" o:hrstd="t" o:hr="t" fillcolor="#a0a0a0" stroked="f"/>
         </w:pict>
       </w:r>
     </w:p>
@@ -7723,39 +5329,7 @@
         <w:t>Q:</w:t>
       </w:r>
       <w:r>
-        <w:t xml:space="preserve"> Global users </w:t>
-      </w:r>
-      <w:proofErr w:type="spellStart"/>
-      <w:r>
-        <w:t>ke</w:t>
-      </w:r>
-      <w:proofErr w:type="spellEnd"/>
-      <w:r>
-        <w:t xml:space="preserve"> </w:t>
-      </w:r>
-      <w:proofErr w:type="spellStart"/>
-      <w:r>
-        <w:t>liye</w:t>
-      </w:r>
-      <w:proofErr w:type="spellEnd"/>
-      <w:r>
-        <w:t xml:space="preserve"> design </w:t>
-      </w:r>
-      <w:proofErr w:type="spellStart"/>
-      <w:r>
-        <w:t>kaise</w:t>
-      </w:r>
-      <w:proofErr w:type="spellEnd"/>
-      <w:r>
-        <w:t xml:space="preserve"> </w:t>
-      </w:r>
-      <w:proofErr w:type="spellStart"/>
-      <w:r>
-        <w:t>karoge</w:t>
-      </w:r>
-      <w:proofErr w:type="spellEnd"/>
-      <w:r>
-        <w:t>?</w:t>
+        <w:t xml:space="preserve"> Global users ke liye design kaise karoge?</w:t>
       </w:r>
       <w:r>
         <w:br/>
@@ -7797,21 +5371,13 @@
         </w:numPr>
       </w:pPr>
       <w:r>
-        <w:t xml:space="preserve">Geo-distribution </w:t>
-      </w:r>
-      <w:proofErr w:type="gramStart"/>
-      <w:r>
-        <w:t>improve</w:t>
-      </w:r>
-      <w:proofErr w:type="gramEnd"/>
-      <w:r>
-        <w:t xml:space="preserve"> karo </w:t>
+        <w:t xml:space="preserve">Geo-distribution improve karo </w:t>
       </w:r>
     </w:p>
     <w:p>
       <w:r>
         <w:pict w14:anchorId="148F99D4">
-          <v:rect id="_x0000_i1410" style="width:0;height:1.5pt" o:hralign="center" o:hrstd="t" o:hr="t" fillcolor="#a0a0a0" stroked="f"/>
+          <v:rect id="_x0000_i1068" style="width:0;height:1.5pt" o:hralign="center" o:hrstd="t" o:hr="t" fillcolor="#a0a0a0" stroked="f"/>
         </w:pict>
       </w:r>
     </w:p>
@@ -7847,31 +5413,7 @@
         <w:t>Q:</w:t>
       </w:r>
       <w:r>
-        <w:t xml:space="preserve"> Internet se access </w:t>
-      </w:r>
-      <w:proofErr w:type="spellStart"/>
-      <w:r>
-        <w:t>kaise</w:t>
-      </w:r>
-      <w:proofErr w:type="spellEnd"/>
-      <w:r>
-        <w:t xml:space="preserve"> block </w:t>
-      </w:r>
-      <w:proofErr w:type="spellStart"/>
-      <w:r>
-        <w:t>karte</w:t>
-      </w:r>
-      <w:proofErr w:type="spellEnd"/>
-      <w:r>
-        <w:t xml:space="preserve"> </w:t>
-      </w:r>
-      <w:proofErr w:type="spellStart"/>
-      <w:r>
-        <w:t>ho</w:t>
-      </w:r>
-      <w:proofErr w:type="spellEnd"/>
-      <w:r>
-        <w:t>?</w:t>
+        <w:t xml:space="preserve"> Internet se access kaise block karte ho?</w:t>
       </w:r>
       <w:r>
         <w:br/>
@@ -7891,15 +5433,7 @@
         </w:numPr>
       </w:pPr>
       <w:r>
-        <w:t xml:space="preserve">Public access </w:t>
-      </w:r>
-      <w:proofErr w:type="gramStart"/>
-      <w:r>
-        <w:t>disable</w:t>
-      </w:r>
-      <w:proofErr w:type="gramEnd"/>
-      <w:r>
-        <w:t xml:space="preserve"> </w:t>
+        <w:t xml:space="preserve">Public access disable </w:t>
       </w:r>
     </w:p>
     <w:p>
@@ -7910,15 +5444,7 @@
         </w:numPr>
       </w:pPr>
       <w:r>
-        <w:t xml:space="preserve">Private Endpoint </w:t>
-      </w:r>
-      <w:proofErr w:type="gramStart"/>
-      <w:r>
-        <w:t>enable</w:t>
-      </w:r>
-      <w:proofErr w:type="gramEnd"/>
-      <w:r>
-        <w:t xml:space="preserve"> </w:t>
+        <w:t xml:space="preserve">Private Endpoint enable </w:t>
       </w:r>
     </w:p>
     <w:p>
@@ -7935,7 +5461,7 @@
     <w:p>
       <w:r>
         <w:pict w14:anchorId="640D1AD4">
-          <v:rect id="_x0000_i1411" style="width:0;height:1.5pt" o:hralign="center" o:hrstd="t" o:hr="t" fillcolor="#a0a0a0" stroked="f"/>
+          <v:rect id="_x0000_i1069" style="width:0;height:1.5pt" o:hralign="center" o:hrstd="t" o:hr="t" fillcolor="#a0a0a0" stroked="f"/>
         </w:pict>
       </w:r>
     </w:p>
@@ -7971,31 +5497,7 @@
         <w:t>Q:</w:t>
       </w:r>
       <w:r>
-        <w:t xml:space="preserve"> Monitoring </w:t>
-      </w:r>
-      <w:proofErr w:type="spellStart"/>
-      <w:r>
-        <w:t>kaise</w:t>
-      </w:r>
-      <w:proofErr w:type="spellEnd"/>
-      <w:r>
-        <w:t xml:space="preserve"> </w:t>
-      </w:r>
-      <w:proofErr w:type="spellStart"/>
-      <w:r>
-        <w:t>karte</w:t>
-      </w:r>
-      <w:proofErr w:type="spellEnd"/>
-      <w:r>
-        <w:t xml:space="preserve"> </w:t>
-      </w:r>
-      <w:proofErr w:type="spellStart"/>
-      <w:r>
-        <w:t>ho</w:t>
-      </w:r>
-      <w:proofErr w:type="spellEnd"/>
-      <w:r>
-        <w:t>?</w:t>
+        <w:t xml:space="preserve"> Monitoring kaise karte ho?</w:t>
       </w:r>
       <w:r>
         <w:br/>
@@ -8044,7 +5546,7 @@
     <w:p>
       <w:r>
         <w:pict w14:anchorId="65CB156C">
-          <v:rect id="_x0000_i1412" style="width:0;height:1.5pt" o:hralign="center" o:hrstd="t" o:hr="t" fillcolor="#a0a0a0" stroked="f"/>
+          <v:rect id="_x0000_i1070" style="width:0;height:1.5pt" o:hralign="center" o:hrstd="t" o:hr="t" fillcolor="#a0a0a0" stroked="f"/>
         </w:pict>
       </w:r>
     </w:p>
@@ -8080,23 +5582,7 @@
         <w:t>Q:</w:t>
       </w:r>
       <w:r>
-        <w:t xml:space="preserve"> TBs data migrate </w:t>
-      </w:r>
-      <w:proofErr w:type="spellStart"/>
-      <w:r>
-        <w:t>kaise</w:t>
-      </w:r>
-      <w:proofErr w:type="spellEnd"/>
-      <w:r>
-        <w:t xml:space="preserve"> </w:t>
-      </w:r>
-      <w:proofErr w:type="spellStart"/>
-      <w:r>
-        <w:t>karoge</w:t>
-      </w:r>
-      <w:proofErr w:type="spellEnd"/>
-      <w:r>
-        <w:t>?</w:t>
+        <w:t xml:space="preserve"> TBs data migrate kaise karoge?</w:t>
       </w:r>
       <w:r>
         <w:br/>
@@ -8115,13 +5601,8 @@
           <w:numId w:val="59"/>
         </w:numPr>
       </w:pPr>
-      <w:proofErr w:type="spellStart"/>
-      <w:r>
-        <w:t>AzCopy</w:t>
-      </w:r>
-      <w:proofErr w:type="spellEnd"/>
-      <w:r>
-        <w:t xml:space="preserve"> tool </w:t>
+      <w:r>
+        <w:t xml:space="preserve">AzCopy tool </w:t>
       </w:r>
     </w:p>
     <w:p>
@@ -8149,7 +5630,7 @@
     <w:p>
       <w:r>
         <w:pict w14:anchorId="3B01CB58">
-          <v:rect id="_x0000_i1413" style="width:0;height:1.5pt" o:hralign="center" o:hrstd="t" o:hr="t" fillcolor="#a0a0a0" stroked="f"/>
+          <v:rect id="_x0000_i1071" style="width:0;height:1.5pt" o:hralign="center" o:hrstd="t" o:hr="t" fillcolor="#a0a0a0" stroked="f"/>
         </w:pict>
       </w:r>
     </w:p>
@@ -8185,31 +5666,7 @@
         <w:t>Q:</w:t>
       </w:r>
       <w:r>
-        <w:t xml:space="preserve"> Azure Kubernetes Service me storage </w:t>
-      </w:r>
-      <w:proofErr w:type="spellStart"/>
-      <w:r>
-        <w:t>kaise</w:t>
-      </w:r>
-      <w:proofErr w:type="spellEnd"/>
-      <w:r>
-        <w:t xml:space="preserve"> use </w:t>
-      </w:r>
-      <w:proofErr w:type="spellStart"/>
-      <w:r>
-        <w:t>hota</w:t>
-      </w:r>
-      <w:proofErr w:type="spellEnd"/>
-      <w:r>
-        <w:t xml:space="preserve"> </w:t>
-      </w:r>
-      <w:proofErr w:type="spellStart"/>
-      <w:r>
-        <w:t>hai</w:t>
-      </w:r>
-      <w:proofErr w:type="spellEnd"/>
-      <w:r>
-        <w:t>?</w:t>
+        <w:t xml:space="preserve"> Azure Kubernetes Service me storage kaise use hota hai?</w:t>
       </w:r>
       <w:r>
         <w:br/>
@@ -8257,7 +5714,7 @@
     <w:p>
       <w:r>
         <w:pict w14:anchorId="4EE2B327">
-          <v:rect id="_x0000_i1414" style="width:0;height:1.5pt" o:hralign="center" o:hrstd="t" o:hr="t" fillcolor="#a0a0a0" stroked="f"/>
+          <v:rect id="_x0000_i1072" style="width:0;height:1.5pt" o:hralign="center" o:hrstd="t" o:hr="t" fillcolor="#a0a0a0" stroked="f"/>
         </w:pict>
       </w:r>
     </w:p>
@@ -8293,31 +5750,7 @@
         <w:t>Q:</w:t>
       </w:r>
       <w:r>
-        <w:t xml:space="preserve"> Storage throttling </w:t>
-      </w:r>
-      <w:proofErr w:type="spellStart"/>
-      <w:r>
-        <w:t>kaise</w:t>
-      </w:r>
-      <w:proofErr w:type="spellEnd"/>
-      <w:r>
-        <w:t xml:space="preserve"> handle </w:t>
-      </w:r>
-      <w:proofErr w:type="spellStart"/>
-      <w:r>
-        <w:t>karte</w:t>
-      </w:r>
-      <w:proofErr w:type="spellEnd"/>
-      <w:r>
-        <w:t xml:space="preserve"> </w:t>
-      </w:r>
-      <w:proofErr w:type="spellStart"/>
-      <w:r>
-        <w:t>ho</w:t>
-      </w:r>
-      <w:proofErr w:type="spellEnd"/>
-      <w:r>
-        <w:t>?</w:t>
+        <w:t xml:space="preserve"> Storage throttling kaise handle karte ho?</w:t>
       </w:r>
       <w:r>
         <w:br/>
@@ -8365,7 +5798,7 @@
     <w:p>
       <w:r>
         <w:pict w14:anchorId="69FFC43E">
-          <v:rect id="_x0000_i1415" style="width:0;height:1.5pt" o:hralign="center" o:hrstd="t" o:hr="t" fillcolor="#a0a0a0" stroked="f"/>
+          <v:rect id="_x0000_i1073" style="width:0;height:1.5pt" o:hralign="center" o:hrstd="t" o:hr="t" fillcolor="#a0a0a0" stroked="f"/>
         </w:pict>
       </w:r>
     </w:p>
@@ -8401,31 +5834,7 @@
         <w:t>Q:</w:t>
       </w:r>
       <w:r>
-        <w:t xml:space="preserve"> SAS token misuse </w:t>
-      </w:r>
-      <w:proofErr w:type="spellStart"/>
-      <w:r>
-        <w:t>kaise</w:t>
-      </w:r>
-      <w:proofErr w:type="spellEnd"/>
-      <w:r>
-        <w:t xml:space="preserve"> prevent </w:t>
-      </w:r>
-      <w:proofErr w:type="spellStart"/>
-      <w:r>
-        <w:t>karte</w:t>
-      </w:r>
-      <w:proofErr w:type="spellEnd"/>
-      <w:r>
-        <w:t xml:space="preserve"> </w:t>
-      </w:r>
-      <w:proofErr w:type="spellStart"/>
-      <w:r>
-        <w:t>ho</w:t>
-      </w:r>
-      <w:proofErr w:type="spellEnd"/>
-      <w:r>
-        <w:t>?</w:t>
+        <w:t xml:space="preserve"> SAS token misuse kaise prevent karte ho?</w:t>
       </w:r>
       <w:r>
         <w:br/>
@@ -8478,22 +5887,14 @@
         </w:numPr>
       </w:pPr>
       <w:r>
-        <w:t xml:space="preserve">HTTPS </w:t>
-      </w:r>
-      <w:proofErr w:type="gramStart"/>
-      <w:r>
-        <w:t>enforce</w:t>
-      </w:r>
-      <w:proofErr w:type="gramEnd"/>
-      <w:r>
-        <w:t xml:space="preserve"> </w:t>
+        <w:t xml:space="preserve">HTTPS enforce </w:t>
       </w:r>
     </w:p>
     <w:p>
       <w:r>
         <w:lastRenderedPageBreak/>
         <w:pict w14:anchorId="14188001">
-          <v:rect id="_x0000_i1416" style="width:0;height:1.5pt" o:hralign="center" o:hrstd="t" o:hr="t" fillcolor="#a0a0a0" stroked="f"/>
+          <v:rect id="_x0000_i1074" style="width:0;height:1.5pt" o:hralign="center" o:hrstd="t" o:hr="t" fillcolor="#a0a0a0" stroked="f"/>
         </w:pict>
       </w:r>
     </w:p>
@@ -8537,23 +5938,7 @@
         <w:t>Q:</w:t>
       </w:r>
       <w:r>
-        <w:t xml:space="preserve"> CI/CD pipeline me storage ka use </w:t>
-      </w:r>
-      <w:proofErr w:type="spellStart"/>
-      <w:r>
-        <w:t>kaise</w:t>
-      </w:r>
-      <w:proofErr w:type="spellEnd"/>
-      <w:r>
-        <w:t xml:space="preserve"> </w:t>
-      </w:r>
-      <w:proofErr w:type="spellStart"/>
-      <w:r>
-        <w:t>karoge</w:t>
-      </w:r>
-      <w:proofErr w:type="spellEnd"/>
-      <w:r>
-        <w:t>?</w:t>
+        <w:t xml:space="preserve"> CI/CD pipeline me storage ka use kaise karoge?</w:t>
       </w:r>
       <w:r>
         <w:br/>
@@ -8697,63 +6082,15 @@
     </w:p>
     <w:p>
       <w:r>
-        <w:t xml:space="preserve">Static web </w:t>
-      </w:r>
-      <w:proofErr w:type="spellStart"/>
-      <w:r>
-        <w:t>bna</w:t>
-      </w:r>
-      <w:proofErr w:type="spellEnd"/>
-      <w:r>
-        <w:t xml:space="preserve"> </w:t>
-      </w:r>
-      <w:proofErr w:type="spellStart"/>
-      <w:r>
-        <w:t>kr</w:t>
-      </w:r>
-      <w:proofErr w:type="spellEnd"/>
-      <w:r>
-        <w:t xml:space="preserve"> us l container </w:t>
-      </w:r>
-      <w:proofErr w:type="spellStart"/>
-      <w:r>
-        <w:t>mea</w:t>
-      </w:r>
-      <w:proofErr w:type="spellEnd"/>
-      <w:r>
-        <w:t xml:space="preserve"> ek index.html </w:t>
-      </w:r>
-      <w:proofErr w:type="spellStart"/>
-      <w:r>
-        <w:t>bna</w:t>
-      </w:r>
-      <w:proofErr w:type="spellEnd"/>
-      <w:r>
-        <w:t xml:space="preserve"> </w:t>
-      </w:r>
-      <w:proofErr w:type="spellStart"/>
-      <w:r>
-        <w:t>kr</w:t>
-      </w:r>
-      <w:proofErr w:type="spellEnd"/>
-      <w:r>
-        <w:t xml:space="preserve"> </w:t>
-      </w:r>
-      <w:proofErr w:type="spellStart"/>
-      <w:r>
-        <w:t>daal</w:t>
-      </w:r>
-      <w:proofErr w:type="spellEnd"/>
-      <w:r>
-        <w:t xml:space="preserve"> </w:t>
-      </w:r>
-      <w:proofErr w:type="gramStart"/>
-      <w:r>
-        <w:t>do .</w:t>
-      </w:r>
-      <w:proofErr w:type="gramEnd"/>
-    </w:p>
-    <w:p>
+        <w:t>Static web bna kr us l container mea ek index.html bna kr daal do .</w:t>
+      </w:r>
+    </w:p>
+    <w:p>
+      <w:pPr>
+        <w:pBdr>
+          <w:bottom w:val="single" w:sz="6" w:space="1" w:color="auto"/>
+        </w:pBdr>
+      </w:pPr>
       <w:r>
         <w:rPr>
           <w:noProof/>
@@ -8796,6 +6133,1715 @@
         </w:drawing>
       </w:r>
     </w:p>
+    <w:p/>
+    <w:p>
+      <w:pPr>
+        <w:pStyle w:val="Heading1"/>
+      </w:pPr>
+      <w:r>
+        <w:t>SQL MANAGED INSTANCES</w:t>
+      </w:r>
+      <w:r>
+        <w:t xml:space="preserve">/ postgress </w:t>
+      </w:r>
+      <w:r>
+        <w:t xml:space="preserve"> :-</w:t>
+      </w:r>
+    </w:p>
+    <w:p>
+      <w:pPr>
+        <w:rPr>
+          <w:b/>
+          <w:bCs/>
+        </w:rPr>
+      </w:pPr>
+      <w:r>
+        <w:rPr>
+          <w:rFonts w:ascii="Segoe UI Emoji" w:hAnsi="Segoe UI Emoji" w:cs="Segoe UI Emoji"/>
+          <w:b/>
+          <w:bCs/>
+        </w:rPr>
+        <w:t>🔹</w:t>
+      </w:r>
+      <w:r>
+        <w:rPr>
+          <w:b/>
+          <w:bCs/>
+        </w:rPr>
+        <w:t xml:space="preserve"> 1. Azure SQL Database </w:t>
+      </w:r>
+      <w:r>
+        <w:rPr>
+          <w:b/>
+          <w:bCs/>
+          <w:i/>
+          <w:iCs/>
+        </w:rPr>
+        <w:t>(SQL Server PaaS)</w:t>
+      </w:r>
+    </w:p>
+    <w:p>
+      <w:r>
+        <w:rPr>
+          <w:rFonts w:ascii="Segoe UI Emoji" w:hAnsi="Segoe UI Emoji" w:cs="Segoe UI Emoji"/>
+        </w:rPr>
+        <w:t>👉</w:t>
+      </w:r>
+      <w:r>
+        <w:t xml:space="preserve"> “Azure SQL Server” actually </w:t>
+      </w:r>
+      <w:r>
+        <w:rPr>
+          <w:b/>
+          <w:bCs/>
+        </w:rPr>
+        <w:t>logical server + databases</w:t>
+      </w:r>
+      <w:r>
+        <w:t xml:space="preserve"> hota hai</w:t>
+      </w:r>
+    </w:p>
+    <w:p>
+      <w:pPr>
+        <w:numPr>
+          <w:ilvl w:val="0"/>
+          <w:numId w:val="64"/>
+        </w:numPr>
+      </w:pPr>
+      <w:r>
+        <w:t xml:space="preserve">Fully managed DB (no OS control) </w:t>
+      </w:r>
+    </w:p>
+    <w:p>
+      <w:pPr>
+        <w:numPr>
+          <w:ilvl w:val="0"/>
+          <w:numId w:val="64"/>
+        </w:numPr>
+      </w:pPr>
+      <w:r>
+        <w:t xml:space="preserve">Built-in HA (zone redundant option) </w:t>
+      </w:r>
+    </w:p>
+    <w:p>
+      <w:pPr>
+        <w:numPr>
+          <w:ilvl w:val="0"/>
+          <w:numId w:val="64"/>
+        </w:numPr>
+      </w:pPr>
+      <w:r>
+        <w:t xml:space="preserve">Auto backup + point-in-time restore </w:t>
+      </w:r>
+    </w:p>
+    <w:p>
+      <w:r>
+        <w:rPr>
+          <w:b/>
+          <w:bCs/>
+        </w:rPr>
+        <w:t>DR / Maintenance</w:t>
+      </w:r>
+    </w:p>
+    <w:p>
+      <w:pPr>
+        <w:numPr>
+          <w:ilvl w:val="0"/>
+          <w:numId w:val="65"/>
+        </w:numPr>
+      </w:pPr>
+      <w:r>
+        <w:t xml:space="preserve">DR: Active geo-replication / failover groups </w:t>
+      </w:r>
+    </w:p>
+    <w:p>
+      <w:pPr>
+        <w:numPr>
+          <w:ilvl w:val="0"/>
+          <w:numId w:val="65"/>
+        </w:numPr>
+      </w:pPr>
+      <w:r>
+        <w:t xml:space="preserve">Patch/Upgrade: </w:t>
+      </w:r>
+      <w:r>
+        <w:rPr>
+          <w:b/>
+          <w:bCs/>
+        </w:rPr>
+        <w:t>Fully automatic (no downtime mostly)</w:t>
+      </w:r>
+      <w:r>
+        <w:t xml:space="preserve"> </w:t>
+      </w:r>
+    </w:p>
+    <w:p>
+      <w:pPr>
+        <w:numPr>
+          <w:ilvl w:val="0"/>
+          <w:numId w:val="65"/>
+        </w:numPr>
+      </w:pPr>
+      <w:r>
+        <w:t xml:space="preserve">Maintenance: Azure handles everything </w:t>
+      </w:r>
+    </w:p>
+    <w:p>
+      <w:r>
+        <w:rPr>
+          <w:rFonts w:ascii="Segoe UI Emoji" w:hAnsi="Segoe UI Emoji" w:cs="Segoe UI Emoji"/>
+        </w:rPr>
+        <w:t>👉</w:t>
+      </w:r>
+      <w:r>
+        <w:t xml:space="preserve"> Best: cloud-native apps</w:t>
+      </w:r>
+    </w:p>
+    <w:p>
+      <w:pPr>
+        <w:rPr>
+          <w:b/>
+          <w:bCs/>
+        </w:rPr>
+      </w:pPr>
+      <w:r>
+        <w:rPr>
+          <w:rFonts w:ascii="Segoe UI Emoji" w:hAnsi="Segoe UI Emoji" w:cs="Segoe UI Emoji"/>
+          <w:b/>
+          <w:bCs/>
+        </w:rPr>
+        <w:t>🔹</w:t>
+      </w:r>
+      <w:r>
+        <w:rPr>
+          <w:b/>
+          <w:bCs/>
+        </w:rPr>
+        <w:t xml:space="preserve"> Use cases</w:t>
+      </w:r>
+    </w:p>
+    <w:p>
+      <w:pPr>
+        <w:rPr>
+          <w:b/>
+          <w:bCs/>
+        </w:rPr>
+      </w:pPr>
+      <w:r>
+        <w:rPr>
+          <w:rFonts w:ascii="Segoe UI Emoji" w:hAnsi="Segoe UI Emoji" w:cs="Segoe UI Emoji"/>
+          <w:b/>
+          <w:bCs/>
+        </w:rPr>
+        <w:t>👉</w:t>
+      </w:r>
+      <w:r>
+        <w:rPr>
+          <w:b/>
+          <w:bCs/>
+        </w:rPr>
+        <w:t xml:space="preserve"> SQL Database</w:t>
+      </w:r>
+    </w:p>
+    <w:p>
+      <w:pPr>
+        <w:numPr>
+          <w:ilvl w:val="0"/>
+          <w:numId w:val="71"/>
+        </w:numPr>
+      </w:pPr>
+      <w:r>
+        <w:t xml:space="preserve">New cloud apps </w:t>
+      </w:r>
+    </w:p>
+    <w:p>
+      <w:pPr>
+        <w:numPr>
+          <w:ilvl w:val="0"/>
+          <w:numId w:val="71"/>
+        </w:numPr>
+      </w:pPr>
+      <w:r>
+        <w:t xml:space="preserve">Microservices </w:t>
+      </w:r>
+    </w:p>
+    <w:p>
+      <w:pPr>
+        <w:numPr>
+          <w:ilvl w:val="0"/>
+          <w:numId w:val="71"/>
+        </w:numPr>
+      </w:pPr>
+      <w:r>
+        <w:t>Simple scalable DB</w:t>
+      </w:r>
+    </w:p>
+    <w:p/>
+    <w:p>
+      <w:r>
+        <w:lastRenderedPageBreak/>
+        <w:pict w14:anchorId="0176CE74">
+          <v:rect id="_x0000_i1105" style="width:0;height:1.5pt" o:hralign="center" o:hrstd="t" o:hr="t" fillcolor="#a0a0a0" stroked="f"/>
+        </w:pict>
+      </w:r>
+    </w:p>
+    <w:p>
+      <w:pPr>
+        <w:rPr>
+          <w:b/>
+          <w:bCs/>
+        </w:rPr>
+      </w:pPr>
+      <w:r>
+        <w:rPr>
+          <w:rFonts w:ascii="Segoe UI Emoji" w:hAnsi="Segoe UI Emoji" w:cs="Segoe UI Emoji"/>
+          <w:b/>
+          <w:bCs/>
+        </w:rPr>
+        <w:t>🔹</w:t>
+      </w:r>
+      <w:r>
+        <w:rPr>
+          <w:b/>
+          <w:bCs/>
+        </w:rPr>
+        <w:t xml:space="preserve"> 2. Azure SQL Managed Instance</w:t>
+      </w:r>
+    </w:p>
+    <w:p>
+      <w:r>
+        <w:rPr>
+          <w:rFonts w:ascii="Segoe UI Emoji" w:hAnsi="Segoe UI Emoji" w:cs="Segoe UI Emoji"/>
+        </w:rPr>
+        <w:t>👉</w:t>
+      </w:r>
+      <w:r>
+        <w:t xml:space="preserve"> Almost </w:t>
+      </w:r>
+      <w:r>
+        <w:rPr>
+          <w:b/>
+          <w:bCs/>
+        </w:rPr>
+        <w:t>full SQL Server in PaaS form</w:t>
+      </w:r>
+    </w:p>
+    <w:p>
+      <w:pPr>
+        <w:numPr>
+          <w:ilvl w:val="0"/>
+          <w:numId w:val="66"/>
+        </w:numPr>
+      </w:pPr>
+      <w:r>
+        <w:t xml:space="preserve">Near 100% compatibility (SQL Agent, cross DB, etc.) </w:t>
+      </w:r>
+    </w:p>
+    <w:p>
+      <w:pPr>
+        <w:numPr>
+          <w:ilvl w:val="0"/>
+          <w:numId w:val="66"/>
+        </w:numPr>
+      </w:pPr>
+      <w:r>
+        <w:t xml:space="preserve">Runs inside VNet </w:t>
+      </w:r>
+    </w:p>
+    <w:p>
+      <w:r>
+        <w:rPr>
+          <w:b/>
+          <w:bCs/>
+        </w:rPr>
+        <w:t>DR / Maintenance</w:t>
+      </w:r>
+    </w:p>
+    <w:p>
+      <w:pPr>
+        <w:numPr>
+          <w:ilvl w:val="0"/>
+          <w:numId w:val="67"/>
+        </w:numPr>
+      </w:pPr>
+      <w:r>
+        <w:t xml:space="preserve">DR: Auto failover groups </w:t>
+      </w:r>
+    </w:p>
+    <w:p>
+      <w:pPr>
+        <w:numPr>
+          <w:ilvl w:val="0"/>
+          <w:numId w:val="67"/>
+        </w:numPr>
+      </w:pPr>
+      <w:r>
+        <w:t xml:space="preserve">Patch/Upgrade: Automatic but </w:t>
+      </w:r>
+      <w:r>
+        <w:rPr>
+          <w:b/>
+          <w:bCs/>
+        </w:rPr>
+        <w:t>more control windows</w:t>
+      </w:r>
+      <w:r>
+        <w:t xml:space="preserve"> </w:t>
+      </w:r>
+    </w:p>
+    <w:p>
+      <w:pPr>
+        <w:numPr>
+          <w:ilvl w:val="0"/>
+          <w:numId w:val="67"/>
+        </w:numPr>
+      </w:pPr>
+      <w:r>
+        <w:t xml:space="preserve">Maintenance: Azure managed </w:t>
+      </w:r>
+    </w:p>
+    <w:p>
+      <w:r>
+        <w:rPr>
+          <w:rFonts w:ascii="Segoe UI Emoji" w:hAnsi="Segoe UI Emoji" w:cs="Segoe UI Emoji"/>
+        </w:rPr>
+        <w:t>👉</w:t>
+      </w:r>
+      <w:r>
+        <w:t xml:space="preserve"> Best: lift &amp; shift from on-prem SQL Server</w:t>
+      </w:r>
+    </w:p>
+    <w:p>
+      <w:pPr>
+        <w:rPr>
+          <w:b/>
+          <w:bCs/>
+        </w:rPr>
+      </w:pPr>
+      <w:r>
+        <w:rPr>
+          <w:rFonts w:ascii="Segoe UI Emoji" w:hAnsi="Segoe UI Emoji" w:cs="Segoe UI Emoji"/>
+          <w:b/>
+          <w:bCs/>
+        </w:rPr>
+        <w:t>👉</w:t>
+      </w:r>
+      <w:r>
+        <w:rPr>
+          <w:b/>
+          <w:bCs/>
+        </w:rPr>
+        <w:t xml:space="preserve"> Managed Instance</w:t>
+      </w:r>
+    </w:p>
+    <w:p>
+      <w:pPr>
+        <w:numPr>
+          <w:ilvl w:val="0"/>
+          <w:numId w:val="72"/>
+        </w:numPr>
+      </w:pPr>
+      <w:r>
+        <w:t xml:space="preserve">On-prem SQL migrate </w:t>
+      </w:r>
+    </w:p>
+    <w:p>
+      <w:pPr>
+        <w:numPr>
+          <w:ilvl w:val="0"/>
+          <w:numId w:val="72"/>
+        </w:numPr>
+      </w:pPr>
+      <w:r>
+        <w:t xml:space="preserve">Need SQL Agent, linked server </w:t>
+      </w:r>
+    </w:p>
+    <w:p>
+      <w:pPr>
+        <w:numPr>
+          <w:ilvl w:val="0"/>
+          <w:numId w:val="72"/>
+        </w:numPr>
+      </w:pPr>
+      <w:r>
+        <w:t>Minimal code change</w:t>
+      </w:r>
+    </w:p>
+    <w:p>
+      <w:pPr>
+        <w:rPr>
+          <w:b/>
+          <w:bCs/>
+          <w:u w:val="single"/>
+        </w:rPr>
+      </w:pPr>
+      <w:r>
+        <w:rPr>
+          <w:rFonts w:ascii="Segoe UI Emoji" w:hAnsi="Segoe UI Emoji" w:cs="Segoe UI Emoji"/>
+          <w:b/>
+          <w:bCs/>
+          <w:u w:val="single"/>
+        </w:rPr>
+        <w:t>🔹</w:t>
+      </w:r>
+      <w:r>
+        <w:rPr>
+          <w:b/>
+          <w:bCs/>
+          <w:u w:val="single"/>
+        </w:rPr>
+        <w:t xml:space="preserve"> Azure SQL Managed Instance me DR kaise hota hai</w:t>
+      </w:r>
+    </w:p>
+    <w:p>
+      <w:pPr>
+        <w:rPr>
+          <w:b/>
+          <w:bCs/>
+        </w:rPr>
+      </w:pPr>
+      <w:r>
+        <w:rPr>
+          <w:b/>
+          <w:bCs/>
+        </w:rPr>
+        <w:t>1. Built-in HA (same region)</w:t>
+      </w:r>
+    </w:p>
+    <w:p>
+      <w:pPr>
+        <w:numPr>
+          <w:ilvl w:val="0"/>
+          <w:numId w:val="74"/>
+        </w:numPr>
+      </w:pPr>
+      <w:r>
+        <w:t xml:space="preserve">Automatic replicas (behind the scene) </w:t>
+      </w:r>
+    </w:p>
+    <w:p>
+      <w:pPr>
+        <w:numPr>
+          <w:ilvl w:val="0"/>
+          <w:numId w:val="74"/>
+        </w:numPr>
+      </w:pPr>
+      <w:r>
+        <w:t xml:space="preserve">Failover automatic (zone failure me) </w:t>
+      </w:r>
+    </w:p>
+    <w:p>
+      <w:r>
+        <w:pict w14:anchorId="26AD9647">
+          <v:rect id="_x0000_i1151" style="width:0;height:1.5pt" o:hralign="center" o:hrstd="t" o:hr="t" fillcolor="#a0a0a0" stroked="f"/>
+        </w:pict>
+      </w:r>
+    </w:p>
+    <w:p>
+      <w:pPr>
+        <w:rPr>
+          <w:b/>
+          <w:bCs/>
+        </w:rPr>
+      </w:pPr>
+      <w:r>
+        <w:rPr>
+          <w:b/>
+          <w:bCs/>
+        </w:rPr>
+        <w:t xml:space="preserve">2. Cross-region DR (important </w:t>
+      </w:r>
+      <w:r>
+        <w:rPr>
+          <w:rFonts w:ascii="Segoe UI Emoji" w:hAnsi="Segoe UI Emoji" w:cs="Segoe UI Emoji"/>
+          <w:b/>
+          <w:bCs/>
+        </w:rPr>
+        <w:t>⭐</w:t>
+      </w:r>
+      <w:r>
+        <w:rPr>
+          <w:b/>
+          <w:bCs/>
+        </w:rPr>
+        <w:t>)</w:t>
+      </w:r>
+    </w:p>
+    <w:p>
+      <w:r>
+        <w:rPr>
+          <w:rFonts w:ascii="Segoe UI Emoji" w:hAnsi="Segoe UI Emoji" w:cs="Segoe UI Emoji"/>
+        </w:rPr>
+        <w:t>👉</w:t>
+      </w:r>
+      <w:r>
+        <w:t xml:space="preserve"> </w:t>
+      </w:r>
+      <w:r>
+        <w:rPr>
+          <w:b/>
+          <w:bCs/>
+        </w:rPr>
+        <w:t>Auto-Failover Groups</w:t>
+      </w:r>
+    </w:p>
+    <w:p>
+      <w:pPr>
+        <w:numPr>
+          <w:ilvl w:val="0"/>
+          <w:numId w:val="75"/>
+        </w:numPr>
+      </w:pPr>
+      <w:r>
+        <w:t xml:space="preserve">Primary MI (Region A) </w:t>
+      </w:r>
+    </w:p>
+    <w:p>
+      <w:pPr>
+        <w:numPr>
+          <w:ilvl w:val="0"/>
+          <w:numId w:val="75"/>
+        </w:numPr>
+      </w:pPr>
+      <w:r>
+        <w:t xml:space="preserve">Secondary MI (Region B) </w:t>
+      </w:r>
+    </w:p>
+    <w:p>
+      <w:pPr>
+        <w:numPr>
+          <w:ilvl w:val="0"/>
+          <w:numId w:val="75"/>
+        </w:numPr>
+      </w:pPr>
+      <w:r>
+        <w:t xml:space="preserve">Async replication </w:t>
+      </w:r>
+    </w:p>
+    <w:p>
+      <w:r>
+        <w:rPr>
+          <w:rFonts w:ascii="Segoe UI Emoji" w:hAnsi="Segoe UI Emoji" w:cs="Segoe UI Emoji"/>
+        </w:rPr>
+        <w:t>👉</w:t>
+      </w:r>
+      <w:r>
+        <w:t xml:space="preserve"> Failover:</w:t>
+      </w:r>
+    </w:p>
+    <w:p>
+      <w:pPr>
+        <w:numPr>
+          <w:ilvl w:val="0"/>
+          <w:numId w:val="76"/>
+        </w:numPr>
+      </w:pPr>
+      <w:r>
+        <w:t xml:space="preserve">Manual ya automatic </w:t>
+      </w:r>
+    </w:p>
+    <w:p>
+      <w:pPr>
+        <w:numPr>
+          <w:ilvl w:val="0"/>
+          <w:numId w:val="76"/>
+        </w:numPr>
+      </w:pPr>
+      <w:r>
+        <w:t xml:space="preserve">DNS endpoint same rehta hai (app change nahi) </w:t>
+      </w:r>
+    </w:p>
+    <w:p>
+      <w:r>
+        <w:pict w14:anchorId="6C6AE4C7">
+          <v:rect id="_x0000_i1152" style="width:0;height:1.5pt" o:hralign="center" o:hrstd="t" o:hr="t" fillcolor="#a0a0a0" stroked="f"/>
+        </w:pict>
+      </w:r>
+    </w:p>
+    <w:p>
+      <w:pPr>
+        <w:rPr>
+          <w:b/>
+          <w:bCs/>
+        </w:rPr>
+      </w:pPr>
+      <w:r>
+        <w:rPr>
+          <w:rFonts w:ascii="Segoe UI Emoji" w:hAnsi="Segoe UI Emoji" w:cs="Segoe UI Emoji"/>
+          <w:b/>
+          <w:bCs/>
+        </w:rPr>
+        <w:t>🔹</w:t>
+      </w:r>
+      <w:r>
+        <w:rPr>
+          <w:b/>
+          <w:bCs/>
+        </w:rPr>
+        <w:t xml:space="preserve"> Patch / Update kaise hota hai</w:t>
+      </w:r>
+    </w:p>
+    <w:p>
+      <w:r>
+        <w:rPr>
+          <w:rFonts w:ascii="Segoe UI Emoji" w:hAnsi="Segoe UI Emoji" w:cs="Segoe UI Emoji"/>
+        </w:rPr>
+        <w:t>👉</w:t>
+      </w:r>
+      <w:r>
+        <w:t xml:space="preserve"> Azure automatically handle karta hai (PaaS benefit)</w:t>
+      </w:r>
+    </w:p>
+    <w:p>
+      <w:pPr>
+        <w:rPr>
+          <w:b/>
+          <w:bCs/>
+        </w:rPr>
+      </w:pPr>
+      <w:r>
+        <w:rPr>
+          <w:b/>
+          <w:bCs/>
+        </w:rPr>
+        <w:lastRenderedPageBreak/>
+        <w:t>Process:</w:t>
+      </w:r>
+    </w:p>
+    <w:p>
+      <w:pPr>
+        <w:numPr>
+          <w:ilvl w:val="0"/>
+          <w:numId w:val="77"/>
+        </w:numPr>
+      </w:pPr>
+      <w:r>
+        <w:t xml:space="preserve">Maintenance window me patch lagta hai </w:t>
+      </w:r>
+    </w:p>
+    <w:p>
+      <w:pPr>
+        <w:numPr>
+          <w:ilvl w:val="0"/>
+          <w:numId w:val="77"/>
+        </w:numPr>
+      </w:pPr>
+      <w:r>
+        <w:t xml:space="preserve">Short failover hota hai (few seconds downtime) </w:t>
+      </w:r>
+    </w:p>
+    <w:p>
+      <w:pPr>
+        <w:numPr>
+          <w:ilvl w:val="0"/>
+          <w:numId w:val="77"/>
+        </w:numPr>
+      </w:pPr>
+      <w:r>
+        <w:t xml:space="preserve">Latest stable version apply hota hai </w:t>
+      </w:r>
+    </w:p>
+    <w:p>
+      <w:r>
+        <w:pict w14:anchorId="5BD78EF7">
+          <v:rect id="_x0000_i1153" style="width:0;height:1.5pt" o:hralign="center" o:hrstd="t" o:hr="t" fillcolor="#a0a0a0" stroked="f"/>
+        </w:pict>
+      </w:r>
+    </w:p>
+    <w:p>
+      <w:pPr>
+        <w:rPr>
+          <w:b/>
+          <w:bCs/>
+        </w:rPr>
+      </w:pPr>
+      <w:r>
+        <w:rPr>
+          <w:rFonts w:ascii="Segoe UI Emoji" w:hAnsi="Segoe UI Emoji" w:cs="Segoe UI Emoji"/>
+          <w:b/>
+          <w:bCs/>
+        </w:rPr>
+        <w:t>🔹</w:t>
+      </w:r>
+      <w:r>
+        <w:rPr>
+          <w:b/>
+          <w:bCs/>
+        </w:rPr>
+        <w:t xml:space="preserve"> Tum kya control kar sakte ho</w:t>
+      </w:r>
+    </w:p>
+    <w:p>
+      <w:pPr>
+        <w:numPr>
+          <w:ilvl w:val="0"/>
+          <w:numId w:val="78"/>
+        </w:numPr>
+      </w:pPr>
+      <w:r>
+        <w:t xml:space="preserve">Maintenance window choose kar sakte ho </w:t>
+      </w:r>
+    </w:p>
+    <w:p>
+      <w:pPr>
+        <w:numPr>
+          <w:ilvl w:val="0"/>
+          <w:numId w:val="78"/>
+        </w:numPr>
+      </w:pPr>
+      <w:r>
+        <w:t xml:space="preserve">Critical time avoid kar sakte ho </w:t>
+      </w:r>
+    </w:p>
+    <w:p>
+      <w:r>
+        <w:pict w14:anchorId="7794907D">
+          <v:rect id="_x0000_i1154" style="width:0;height:1.5pt" o:hralign="center" o:hrstd="t" o:hr="t" fillcolor="#a0a0a0" stroked="f"/>
+        </w:pict>
+      </w:r>
+    </w:p>
+    <w:p>
+      <w:pPr>
+        <w:rPr>
+          <w:b/>
+          <w:bCs/>
+        </w:rPr>
+      </w:pPr>
+      <w:r>
+        <w:rPr>
+          <w:rFonts w:ascii="Segoe UI Emoji" w:hAnsi="Segoe UI Emoji" w:cs="Segoe UI Emoji"/>
+          <w:b/>
+          <w:bCs/>
+        </w:rPr>
+        <w:t>🔹</w:t>
+      </w:r>
+      <w:r>
+        <w:rPr>
+          <w:b/>
+          <w:bCs/>
+        </w:rPr>
+        <w:t xml:space="preserve"> Important point </w:t>
+      </w:r>
+      <w:r>
+        <w:rPr>
+          <w:rFonts w:ascii="Segoe UI Emoji" w:hAnsi="Segoe UI Emoji" w:cs="Segoe UI Emoji"/>
+          <w:b/>
+          <w:bCs/>
+        </w:rPr>
+        <w:t>❗</w:t>
+      </w:r>
+    </w:p>
+    <w:p>
+      <w:pPr>
+        <w:numPr>
+          <w:ilvl w:val="0"/>
+          <w:numId w:val="79"/>
+        </w:numPr>
+      </w:pPr>
+      <w:r>
+        <w:t xml:space="preserve">No direct OS / SQL patch control </w:t>
+      </w:r>
+    </w:p>
+    <w:p>
+      <w:pPr>
+        <w:numPr>
+          <w:ilvl w:val="0"/>
+          <w:numId w:val="79"/>
+        </w:numPr>
+      </w:pPr>
+      <w:r>
+        <w:t xml:space="preserve">No manual upgrade needed </w:t>
+      </w:r>
+    </w:p>
+    <w:p>
+      <w:r>
+        <w:pict w14:anchorId="197807CB">
+          <v:rect id="_x0000_i1155" style="width:0;height:1.5pt" o:hralign="center" o:hrstd="t" o:hr="t" fillcolor="#a0a0a0" stroked="f"/>
+        </w:pict>
+      </w:r>
+    </w:p>
+    <w:p>
+      <w:pPr>
+        <w:rPr>
+          <w:b/>
+          <w:bCs/>
+        </w:rPr>
+      </w:pPr>
+      <w:r>
+        <w:rPr>
+          <w:rFonts w:ascii="Segoe UI Emoji" w:hAnsi="Segoe UI Emoji" w:cs="Segoe UI Emoji"/>
+          <w:b/>
+          <w:bCs/>
+        </w:rPr>
+        <w:t>🔥</w:t>
+      </w:r>
+      <w:r>
+        <w:rPr>
+          <w:b/>
+          <w:bCs/>
+        </w:rPr>
+        <w:t xml:space="preserve"> Simple samajh</w:t>
+      </w:r>
+    </w:p>
+    <w:p>
+      <w:pPr>
+        <w:numPr>
+          <w:ilvl w:val="0"/>
+          <w:numId w:val="80"/>
+        </w:numPr>
+      </w:pPr>
+      <w:r>
+        <w:t xml:space="preserve">DR → Failover Group </w:t>
+      </w:r>
+    </w:p>
+    <w:p>
+      <w:pPr>
+        <w:numPr>
+          <w:ilvl w:val="0"/>
+          <w:numId w:val="80"/>
+        </w:numPr>
+      </w:pPr>
+      <w:r>
+        <w:t xml:space="preserve">Patch → Auto (maintenance window + failover) </w:t>
+      </w:r>
+    </w:p>
+    <w:p>
+      <w:r>
+        <w:pict w14:anchorId="2CCFBE4E">
+          <v:rect id="_x0000_i1156" style="width:0;height:1.5pt" o:hralign="center" o:hrstd="t" o:hr="t" fillcolor="#a0a0a0" stroked="f"/>
+        </w:pict>
+      </w:r>
+    </w:p>
+    <w:p>
+      <w:pPr>
+        <w:rPr>
+          <w:b/>
+          <w:bCs/>
+        </w:rPr>
+      </w:pPr>
+      <w:r>
+        <w:rPr>
+          <w:rFonts w:ascii="Segoe UI Emoji" w:hAnsi="Segoe UI Emoji" w:cs="Segoe UI Emoji"/>
+          <w:b/>
+          <w:bCs/>
+        </w:rPr>
+        <w:t>🔥</w:t>
+      </w:r>
+      <w:r>
+        <w:rPr>
+          <w:b/>
+          <w:bCs/>
+        </w:rPr>
+        <w:t xml:space="preserve"> Interview one-liner</w:t>
+      </w:r>
+    </w:p>
+    <w:p>
+      <w:r>
+        <w:rPr>
+          <w:rFonts w:ascii="Segoe UI Emoji" w:hAnsi="Segoe UI Emoji" w:cs="Segoe UI Emoji"/>
+        </w:rPr>
+        <w:t>👉</w:t>
+      </w:r>
+      <w:r>
+        <w:t xml:space="preserve"> </w:t>
+      </w:r>
+      <w:r>
+        <w:rPr>
+          <w:i/>
+          <w:iCs/>
+        </w:rPr>
+        <w:t>“Azure SQL Managed Instance uses auto-failover groups for disaster recovery and applies patches automatically during maintenance windows with minimal downtime.”</w:t>
+      </w:r>
+    </w:p>
+    <w:p>
+      <w:r>
+        <w:lastRenderedPageBreak/>
+        <w:drawing>
+          <wp:inline distT="0" distB="0" distL="0" distR="0" wp14:anchorId="433A0D31" wp14:editId="2518F894">
+            <wp:extent cx="4273770" cy="4940554"/>
+            <wp:effectExtent l="0" t="0" r="0" b="0"/>
+            <wp:docPr id="399373657" name="Picture 1"/>
+            <wp:cNvGraphicFramePr>
+              <a:graphicFrameLocks xmlns:a="http://schemas.openxmlformats.org/drawingml/2006/main" noChangeAspect="1"/>
+            </wp:cNvGraphicFramePr>
+            <a:graphic xmlns:a="http://schemas.openxmlformats.org/drawingml/2006/main">
+              <a:graphicData uri="http://schemas.openxmlformats.org/drawingml/2006/picture">
+                <pic:pic xmlns:pic="http://schemas.openxmlformats.org/drawingml/2006/picture">
+                  <pic:nvPicPr>
+                    <pic:cNvPr id="399373657" name=""/>
+                    <pic:cNvPicPr/>
+                  </pic:nvPicPr>
+                  <pic:blipFill>
+                    <a:blip r:embed="rId8"/>
+                    <a:stretch>
+                      <a:fillRect/>
+                    </a:stretch>
+                  </pic:blipFill>
+                  <pic:spPr>
+                    <a:xfrm>
+                      <a:off x="0" y="0"/>
+                      <a:ext cx="4273770" cy="4940554"/>
+                    </a:xfrm>
+                    <a:prstGeom prst="rect">
+                      <a:avLst/>
+                    </a:prstGeom>
+                  </pic:spPr>
+                </pic:pic>
+              </a:graphicData>
+            </a:graphic>
+          </wp:inline>
+        </w:drawing>
+      </w:r>
+    </w:p>
+    <w:p>
+      <w:r>
+        <w:pict w14:anchorId="45DAF61B">
+          <v:rect id="_x0000_i1106" style="width:0;height:1.5pt" o:hralign="center" o:hrstd="t" o:hr="t" fillcolor="#a0a0a0" stroked="f"/>
+        </w:pict>
+      </w:r>
+    </w:p>
+    <w:p>
+      <w:pPr>
+        <w:rPr>
+          <w:b/>
+          <w:bCs/>
+        </w:rPr>
+      </w:pPr>
+      <w:r>
+        <w:rPr>
+          <w:rFonts w:ascii="Segoe UI Emoji" w:hAnsi="Segoe UI Emoji" w:cs="Segoe UI Emoji"/>
+          <w:b/>
+          <w:bCs/>
+        </w:rPr>
+        <w:t>🔹</w:t>
+      </w:r>
+      <w:r>
+        <w:rPr>
+          <w:b/>
+          <w:bCs/>
+        </w:rPr>
+        <w:t xml:space="preserve"> 3. Azure Database for PostgreSQL Flexible Server</w:t>
+      </w:r>
+    </w:p>
+    <w:p>
+      <w:r>
+        <w:rPr>
+          <w:rFonts w:ascii="Segoe UI Emoji" w:hAnsi="Segoe UI Emoji" w:cs="Segoe UI Emoji"/>
+        </w:rPr>
+        <w:t>👉</w:t>
+      </w:r>
+      <w:r>
+        <w:t xml:space="preserve"> Open-source </w:t>
+      </w:r>
+      <w:r>
+        <w:rPr>
+          <w:b/>
+          <w:bCs/>
+        </w:rPr>
+        <w:t>PostgreSQL engine (PaaS)</w:t>
+      </w:r>
+    </w:p>
+    <w:p>
+      <w:pPr>
+        <w:numPr>
+          <w:ilvl w:val="0"/>
+          <w:numId w:val="68"/>
+        </w:numPr>
+      </w:pPr>
+      <w:r>
+        <w:t xml:space="preserve">Flexible control (stop/start, maintenance window) </w:t>
+      </w:r>
+    </w:p>
+    <w:p>
+      <w:pPr>
+        <w:numPr>
+          <w:ilvl w:val="0"/>
+          <w:numId w:val="68"/>
+        </w:numPr>
+      </w:pPr>
+      <w:r>
+        <w:t xml:space="preserve">HA zone redundant option </w:t>
+      </w:r>
+    </w:p>
+    <w:p>
+      <w:r>
+        <w:rPr>
+          <w:b/>
+          <w:bCs/>
+        </w:rPr>
+        <w:t>DR / Maintenance</w:t>
+      </w:r>
+    </w:p>
+    <w:p>
+      <w:pPr>
+        <w:numPr>
+          <w:ilvl w:val="0"/>
+          <w:numId w:val="69"/>
+        </w:numPr>
+      </w:pPr>
+      <w:r>
+        <w:t xml:space="preserve">DR: Read replicas / geo-backup </w:t>
+      </w:r>
+    </w:p>
+    <w:p>
+      <w:pPr>
+        <w:numPr>
+          <w:ilvl w:val="0"/>
+          <w:numId w:val="69"/>
+        </w:numPr>
+      </w:pPr>
+      <w:r>
+        <w:t xml:space="preserve">Patch/Upgrade: You can </w:t>
+      </w:r>
+      <w:r>
+        <w:rPr>
+          <w:b/>
+          <w:bCs/>
+        </w:rPr>
+        <w:t>control maintenance window</w:t>
+      </w:r>
+      <w:r>
+        <w:t xml:space="preserve"> </w:t>
+      </w:r>
+    </w:p>
+    <w:p>
+      <w:pPr>
+        <w:numPr>
+          <w:ilvl w:val="0"/>
+          <w:numId w:val="69"/>
+        </w:numPr>
+      </w:pPr>
+      <w:r>
+        <w:t xml:space="preserve">Maintenance: Azure + some control to user </w:t>
+      </w:r>
+    </w:p>
+    <w:p>
+      <w:r>
+        <w:rPr>
+          <w:rFonts w:ascii="Segoe UI Emoji" w:hAnsi="Segoe UI Emoji" w:cs="Segoe UI Emoji"/>
+        </w:rPr>
+        <w:t>👉</w:t>
+      </w:r>
+      <w:r>
+        <w:t xml:space="preserve"> Best: open-source apps, modern workloads</w:t>
+      </w:r>
+    </w:p>
+    <w:p>
+      <w:pPr>
+        <w:rPr>
+          <w:b/>
+          <w:bCs/>
+        </w:rPr>
+      </w:pPr>
+      <w:r>
+        <w:rPr>
+          <w:rFonts w:ascii="Segoe UI Emoji" w:hAnsi="Segoe UI Emoji" w:cs="Segoe UI Emoji"/>
+          <w:b/>
+          <w:bCs/>
+        </w:rPr>
+        <w:t>👉</w:t>
+      </w:r>
+      <w:r>
+        <w:rPr>
+          <w:b/>
+          <w:bCs/>
+        </w:rPr>
+        <w:t xml:space="preserve"> PostgreSQL Flexible</w:t>
+      </w:r>
+    </w:p>
+    <w:p>
+      <w:pPr>
+        <w:numPr>
+          <w:ilvl w:val="0"/>
+          <w:numId w:val="73"/>
+        </w:numPr>
+      </w:pPr>
+      <w:r>
+        <w:t xml:space="preserve">Open-source stack (Java, Python apps) </w:t>
+      </w:r>
+    </w:p>
+    <w:p>
+      <w:pPr>
+        <w:numPr>
+          <w:ilvl w:val="0"/>
+          <w:numId w:val="73"/>
+        </w:numPr>
+      </w:pPr>
+      <w:r>
+        <w:t xml:space="preserve">JSON / analytics workloads </w:t>
+      </w:r>
+    </w:p>
+    <w:p>
+      <w:pPr>
+        <w:numPr>
+          <w:ilvl w:val="0"/>
+          <w:numId w:val="73"/>
+        </w:numPr>
+      </w:pPr>
+      <w:r>
+        <w:lastRenderedPageBreak/>
+        <w:t>Cost-effective modern apps</w:t>
+      </w:r>
+    </w:p>
+    <w:p/>
+    <w:p>
+      <w:r>
+        <w:pict w14:anchorId="7C204BF6">
+          <v:rect id="_x0000_i1107" style="width:0;height:1.5pt" o:hralign="center" o:hrstd="t" o:hr="t" fillcolor="#a0a0a0" stroked="f"/>
+        </w:pict>
+      </w:r>
+    </w:p>
+    <w:p>
+      <w:pPr>
+        <w:rPr>
+          <w:b/>
+          <w:bCs/>
+        </w:rPr>
+      </w:pPr>
+      <w:r>
+        <w:rPr>
+          <w:rFonts w:ascii="Segoe UI Emoji" w:hAnsi="Segoe UI Emoji" w:cs="Segoe UI Emoji"/>
+          <w:b/>
+          <w:bCs/>
+        </w:rPr>
+        <w:t>🔹</w:t>
+      </w:r>
+      <w:r>
+        <w:rPr>
+          <w:b/>
+          <w:bCs/>
+        </w:rPr>
+        <w:t xml:space="preserve"> Key Difference </w:t>
+      </w:r>
+      <w:r>
+        <w:rPr>
+          <w:rFonts w:ascii="Segoe UI Emoji" w:hAnsi="Segoe UI Emoji" w:cs="Segoe UI Emoji"/>
+          <w:b/>
+          <w:bCs/>
+        </w:rPr>
+        <w:t>🔥</w:t>
+      </w:r>
+    </w:p>
+    <w:tbl>
+      <w:tblPr>
+        <w:tblW w:w="0" w:type="auto"/>
+        <w:tblCellSpacing w:w="15" w:type="dxa"/>
+        <w:tblCellMar>
+          <w:top w:w="15" w:type="dxa"/>
+          <w:left w:w="15" w:type="dxa"/>
+          <w:bottom w:w="15" w:type="dxa"/>
+          <w:right w:w="15" w:type="dxa"/>
+        </w:tblCellMar>
+        <w:tblLook w:val="04A0" w:firstRow="1" w:lastRow="0" w:firstColumn="1" w:lastColumn="0" w:noHBand="0" w:noVBand="1"/>
+      </w:tblPr>
+      <w:tblGrid>
+        <w:gridCol w:w="1354"/>
+        <w:gridCol w:w="1108"/>
+        <w:gridCol w:w="1890"/>
+        <w:gridCol w:w="2341"/>
+      </w:tblGrid>
+      <w:tr>
+        <w:trPr>
+          <w:tblHeader/>
+          <w:tblCellSpacing w:w="15" w:type="dxa"/>
+        </w:trPr>
+        <w:tc>
+          <w:tcPr>
+            <w:tcW w:w="0" w:type="auto"/>
+            <w:vAlign w:val="center"/>
+            <w:hideMark/>
+          </w:tcPr>
+          <w:p>
+            <w:pPr>
+              <w:rPr>
+                <w:b/>
+                <w:bCs/>
+              </w:rPr>
+            </w:pPr>
+            <w:r>
+              <w:rPr>
+                <w:b/>
+                <w:bCs/>
+              </w:rPr>
+              <w:t>Feature</w:t>
+            </w:r>
+          </w:p>
+        </w:tc>
+        <w:tc>
+          <w:tcPr>
+            <w:tcW w:w="0" w:type="auto"/>
+            <w:vAlign w:val="center"/>
+            <w:hideMark/>
+          </w:tcPr>
+          <w:p>
+            <w:pPr>
+              <w:rPr>
+                <w:b/>
+                <w:bCs/>
+              </w:rPr>
+            </w:pPr>
+            <w:r>
+              <w:rPr>
+                <w:b/>
+                <w:bCs/>
+              </w:rPr>
+              <w:t>SQL DB</w:t>
+            </w:r>
+          </w:p>
+        </w:tc>
+        <w:tc>
+          <w:tcPr>
+            <w:tcW w:w="0" w:type="auto"/>
+            <w:vAlign w:val="center"/>
+            <w:hideMark/>
+          </w:tcPr>
+          <w:p>
+            <w:pPr>
+              <w:rPr>
+                <w:b/>
+                <w:bCs/>
+              </w:rPr>
+            </w:pPr>
+            <w:r>
+              <w:rPr>
+                <w:b/>
+                <w:bCs/>
+              </w:rPr>
+              <w:t>Managed Instance</w:t>
+            </w:r>
+          </w:p>
+        </w:tc>
+        <w:tc>
+          <w:tcPr>
+            <w:tcW w:w="0" w:type="auto"/>
+            <w:vAlign w:val="center"/>
+            <w:hideMark/>
+          </w:tcPr>
+          <w:p>
+            <w:pPr>
+              <w:rPr>
+                <w:b/>
+                <w:bCs/>
+              </w:rPr>
+            </w:pPr>
+            <w:r>
+              <w:rPr>
+                <w:b/>
+                <w:bCs/>
+              </w:rPr>
+              <w:t>PostgreSQL Flexible</w:t>
+            </w:r>
+          </w:p>
+        </w:tc>
+      </w:tr>
+      <w:tr>
+        <w:trPr>
+          <w:tblCellSpacing w:w="15" w:type="dxa"/>
+        </w:trPr>
+        <w:tc>
+          <w:tcPr>
+            <w:tcW w:w="0" w:type="auto"/>
+            <w:vAlign w:val="center"/>
+            <w:hideMark/>
+          </w:tcPr>
+          <w:p>
+            <w:r>
+              <w:t>Engine</w:t>
+            </w:r>
+          </w:p>
+        </w:tc>
+        <w:tc>
+          <w:tcPr>
+            <w:tcW w:w="0" w:type="auto"/>
+            <w:vAlign w:val="center"/>
+            <w:hideMark/>
+          </w:tcPr>
+          <w:p>
+            <w:r>
+              <w:t>SQL Server</w:t>
+            </w:r>
+          </w:p>
+        </w:tc>
+        <w:tc>
+          <w:tcPr>
+            <w:tcW w:w="0" w:type="auto"/>
+            <w:vAlign w:val="center"/>
+            <w:hideMark/>
+          </w:tcPr>
+          <w:p>
+            <w:r>
+              <w:t>SQL Server</w:t>
+            </w:r>
+          </w:p>
+        </w:tc>
+        <w:tc>
+          <w:tcPr>
+            <w:tcW w:w="0" w:type="auto"/>
+            <w:vAlign w:val="center"/>
+            <w:hideMark/>
+          </w:tcPr>
+          <w:p>
+            <w:r>
+              <w:t>PostgreSQL</w:t>
+            </w:r>
+          </w:p>
+        </w:tc>
+      </w:tr>
+      <w:tr>
+        <w:trPr>
+          <w:tblCellSpacing w:w="15" w:type="dxa"/>
+        </w:trPr>
+        <w:tc>
+          <w:tcPr>
+            <w:tcW w:w="0" w:type="auto"/>
+            <w:vAlign w:val="center"/>
+            <w:hideMark/>
+          </w:tcPr>
+          <w:p>
+            <w:r>
+              <w:t>Control</w:t>
+            </w:r>
+          </w:p>
+        </w:tc>
+        <w:tc>
+          <w:tcPr>
+            <w:tcW w:w="0" w:type="auto"/>
+            <w:vAlign w:val="center"/>
+            <w:hideMark/>
+          </w:tcPr>
+          <w:p>
+            <w:r>
+              <w:t>Low</w:t>
+            </w:r>
+          </w:p>
+        </w:tc>
+        <w:tc>
+          <w:tcPr>
+            <w:tcW w:w="0" w:type="auto"/>
+            <w:vAlign w:val="center"/>
+            <w:hideMark/>
+          </w:tcPr>
+          <w:p>
+            <w:r>
+              <w:t>Medium</w:t>
+            </w:r>
+          </w:p>
+        </w:tc>
+        <w:tc>
+          <w:tcPr>
+            <w:tcW w:w="0" w:type="auto"/>
+            <w:vAlign w:val="center"/>
+            <w:hideMark/>
+          </w:tcPr>
+          <w:p>
+            <w:r>
+              <w:t>Medium+</w:t>
+            </w:r>
+          </w:p>
+        </w:tc>
+      </w:tr>
+      <w:tr>
+        <w:trPr>
+          <w:tblCellSpacing w:w="15" w:type="dxa"/>
+        </w:trPr>
+        <w:tc>
+          <w:tcPr>
+            <w:tcW w:w="0" w:type="auto"/>
+            <w:vAlign w:val="center"/>
+            <w:hideMark/>
+          </w:tcPr>
+          <w:p>
+            <w:r>
+              <w:t>Compatibility</w:t>
+            </w:r>
+          </w:p>
+        </w:tc>
+        <w:tc>
+          <w:tcPr>
+            <w:tcW w:w="0" w:type="auto"/>
+            <w:vAlign w:val="center"/>
+            <w:hideMark/>
+          </w:tcPr>
+          <w:p>
+            <w:r>
+              <w:t>Partial</w:t>
+            </w:r>
+          </w:p>
+        </w:tc>
+        <w:tc>
+          <w:tcPr>
+            <w:tcW w:w="0" w:type="auto"/>
+            <w:vAlign w:val="center"/>
+            <w:hideMark/>
+          </w:tcPr>
+          <w:p>
+            <w:r>
+              <w:t>High</w:t>
+            </w:r>
+          </w:p>
+        </w:tc>
+        <w:tc>
+          <w:tcPr>
+            <w:tcW w:w="0" w:type="auto"/>
+            <w:vAlign w:val="center"/>
+            <w:hideMark/>
+          </w:tcPr>
+          <w:p>
+            <w:r>
+              <w:t>N/A</w:t>
+            </w:r>
+          </w:p>
+        </w:tc>
+      </w:tr>
+      <w:tr>
+        <w:trPr>
+          <w:tblCellSpacing w:w="15" w:type="dxa"/>
+        </w:trPr>
+        <w:tc>
+          <w:tcPr>
+            <w:tcW w:w="0" w:type="auto"/>
+            <w:vAlign w:val="center"/>
+            <w:hideMark/>
+          </w:tcPr>
+          <w:p>
+            <w:r>
+              <w:t>DR</w:t>
+            </w:r>
+          </w:p>
+        </w:tc>
+        <w:tc>
+          <w:tcPr>
+            <w:tcW w:w="0" w:type="auto"/>
+            <w:vAlign w:val="center"/>
+            <w:hideMark/>
+          </w:tcPr>
+          <w:p>
+            <w:r>
+              <w:t>Built-in</w:t>
+            </w:r>
+          </w:p>
+        </w:tc>
+        <w:tc>
+          <w:tcPr>
+            <w:tcW w:w="0" w:type="auto"/>
+            <w:vAlign w:val="center"/>
+            <w:hideMark/>
+          </w:tcPr>
+          <w:p>
+            <w:r>
+              <w:t>Built-in</w:t>
+            </w:r>
+          </w:p>
+        </w:tc>
+        <w:tc>
+          <w:tcPr>
+            <w:tcW w:w="0" w:type="auto"/>
+            <w:vAlign w:val="center"/>
+            <w:hideMark/>
+          </w:tcPr>
+          <w:p>
+            <w:r>
+              <w:t>Replica-based</w:t>
+            </w:r>
+          </w:p>
+        </w:tc>
+      </w:tr>
+      <w:tr>
+        <w:trPr>
+          <w:tblCellSpacing w:w="15" w:type="dxa"/>
+        </w:trPr>
+        <w:tc>
+          <w:tcPr>
+            <w:tcW w:w="0" w:type="auto"/>
+            <w:vAlign w:val="center"/>
+            <w:hideMark/>
+          </w:tcPr>
+          <w:p>
+            <w:r>
+              <w:t>Patching</w:t>
+            </w:r>
+          </w:p>
+        </w:tc>
+        <w:tc>
+          <w:tcPr>
+            <w:tcW w:w="0" w:type="auto"/>
+            <w:vAlign w:val="center"/>
+            <w:hideMark/>
+          </w:tcPr>
+          <w:p>
+            <w:r>
+              <w:t>Fully auto</w:t>
+            </w:r>
+          </w:p>
+        </w:tc>
+        <w:tc>
+          <w:tcPr>
+            <w:tcW w:w="0" w:type="auto"/>
+            <w:vAlign w:val="center"/>
+            <w:hideMark/>
+          </w:tcPr>
+          <w:p>
+            <w:r>
+              <w:t>Auto (window)</w:t>
+            </w:r>
+          </w:p>
+        </w:tc>
+        <w:tc>
+          <w:tcPr>
+            <w:tcW w:w="0" w:type="auto"/>
+            <w:vAlign w:val="center"/>
+            <w:hideMark/>
+          </w:tcPr>
+          <w:p>
+            <w:r>
+              <w:t>User-controlled window</w:t>
+            </w:r>
+          </w:p>
+        </w:tc>
+      </w:tr>
+    </w:tbl>
+    <w:p>
+      <w:r>
+        <w:pict w14:anchorId="7E0F2615">
+          <v:rect id="_x0000_i1108" style="width:0;height:1.5pt" o:hralign="center" o:hrstd="t" o:hr="t" fillcolor="#a0a0a0" stroked="f"/>
+        </w:pict>
+      </w:r>
+    </w:p>
+    <w:p>
+      <w:pPr>
+        <w:rPr>
+          <w:b/>
+          <w:bCs/>
+        </w:rPr>
+      </w:pPr>
+      <w:r>
+        <w:rPr>
+          <w:rFonts w:ascii="Segoe UI Emoji" w:hAnsi="Segoe UI Emoji" w:cs="Segoe UI Emoji"/>
+          <w:b/>
+          <w:bCs/>
+        </w:rPr>
+        <w:t>🔹</w:t>
+      </w:r>
+      <w:r>
+        <w:rPr>
+          <w:b/>
+          <w:bCs/>
+        </w:rPr>
+        <w:t xml:space="preserve"> Simple samajh</w:t>
+      </w:r>
+    </w:p>
+    <w:p>
+      <w:pPr>
+        <w:numPr>
+          <w:ilvl w:val="0"/>
+          <w:numId w:val="70"/>
+        </w:numPr>
+      </w:pPr>
+      <w:r>
+        <w:t xml:space="preserve">SQL DB → </w:t>
+      </w:r>
+      <w:r>
+        <w:rPr>
+          <w:b/>
+          <w:bCs/>
+        </w:rPr>
+        <w:t>lightweight PaaS</w:t>
+      </w:r>
+      <w:r>
+        <w:t xml:space="preserve"> </w:t>
+      </w:r>
+    </w:p>
+    <w:p>
+      <w:pPr>
+        <w:numPr>
+          <w:ilvl w:val="0"/>
+          <w:numId w:val="70"/>
+        </w:numPr>
+      </w:pPr>
+      <w:r>
+        <w:t xml:space="preserve">Managed Instance → </w:t>
+      </w:r>
+      <w:r>
+        <w:rPr>
+          <w:b/>
+          <w:bCs/>
+        </w:rPr>
+        <w:t>full SQL Server feel</w:t>
+      </w:r>
+      <w:r>
+        <w:t xml:space="preserve"> </w:t>
+      </w:r>
+    </w:p>
+    <w:p>
+      <w:pPr>
+        <w:numPr>
+          <w:ilvl w:val="0"/>
+          <w:numId w:val="70"/>
+        </w:numPr>
+      </w:pPr>
+      <w:r>
+        <w:t xml:space="preserve">PostgreSQL → </w:t>
+      </w:r>
+      <w:r>
+        <w:rPr>
+          <w:b/>
+          <w:bCs/>
+        </w:rPr>
+        <w:t>open-source DB</w:t>
+      </w:r>
+      <w:r>
+        <w:t xml:space="preserve"> </w:t>
+      </w:r>
+    </w:p>
+    <w:p>
+      <w:r>
+        <w:pict w14:anchorId="2634EE70">
+          <v:rect id="_x0000_i1109" style="width:0;height:1.5pt" o:hralign="center" o:hrstd="t" o:hr="t" fillcolor="#a0a0a0" stroked="f"/>
+        </w:pict>
+      </w:r>
+    </w:p>
+    <w:p>
+      <w:pPr>
+        <w:rPr>
+          <w:b/>
+          <w:bCs/>
+        </w:rPr>
+      </w:pPr>
+      <w:r>
+        <w:rPr>
+          <w:rFonts w:ascii="Segoe UI Emoji" w:hAnsi="Segoe UI Emoji" w:cs="Segoe UI Emoji"/>
+          <w:b/>
+          <w:bCs/>
+        </w:rPr>
+        <w:t>🔥</w:t>
+      </w:r>
+      <w:r>
+        <w:rPr>
+          <w:b/>
+          <w:bCs/>
+        </w:rPr>
+        <w:t xml:space="preserve"> Interview one-liner</w:t>
+      </w:r>
+    </w:p>
+    <w:p>
+      <w:r>
+        <w:rPr>
+          <w:rFonts w:ascii="Segoe UI Emoji" w:hAnsi="Segoe UI Emoji" w:cs="Segoe UI Emoji"/>
+        </w:rPr>
+        <w:t>👉</w:t>
+      </w:r>
+      <w:r>
+        <w:t xml:space="preserve"> </w:t>
+      </w:r>
+      <w:r>
+        <w:rPr>
+          <w:i/>
+          <w:iCs/>
+        </w:rPr>
+        <w:t>“Azure SQL Database is fully managed PaaS, Managed Instance provides near full SQL Server compatibility, and PostgreSQL Flexible Server is an open-source managed DB with more control over maintenance and scaling.”</w:t>
+      </w:r>
+    </w:p>
+    <w:p/>
     <w:sectPr>
       <w:pgSz w:w="11906" w:h="16838"/>
       <w:pgMar w:top="1440" w:right="1440" w:bottom="1440" w:left="1440" w:header="708" w:footer="708" w:gutter="0"/>
@@ -10299,6 +9345,155 @@
     </w:lvl>
   </w:abstractNum>
   <w:abstractNum w:abstractNumId="10" w15:restartNumberingAfterBreak="0">
+    <w:nsid w:val="0C7B7185"/>
+    <w:multiLevelType w:val="multilevel"/>
+    <w:tmpl w:val="B6AA3222"/>
+    <w:lvl w:ilvl="0">
+      <w:start w:val="1"/>
+      <w:numFmt w:val="bullet"/>
+      <w:lvlText w:val=""/>
+      <w:lvlJc w:val="left"/>
+      <w:pPr>
+        <w:tabs>
+          <w:tab w:val="num" w:pos="720"/>
+        </w:tabs>
+        <w:ind w:left="720" w:hanging="360"/>
+      </w:pPr>
+      <w:rPr>
+        <w:rFonts w:ascii="Symbol" w:hAnsi="Symbol" w:hint="default"/>
+        <w:sz w:val="20"/>
+      </w:rPr>
+    </w:lvl>
+    <w:lvl w:ilvl="1" w:tentative="1">
+      <w:start w:val="1"/>
+      <w:numFmt w:val="bullet"/>
+      <w:lvlText w:val="o"/>
+      <w:lvlJc w:val="left"/>
+      <w:pPr>
+        <w:tabs>
+          <w:tab w:val="num" w:pos="1440"/>
+        </w:tabs>
+        <w:ind w:left="1440" w:hanging="360"/>
+      </w:pPr>
+      <w:rPr>
+        <w:rFonts w:ascii="Courier New" w:hAnsi="Courier New" w:hint="default"/>
+        <w:sz w:val="20"/>
+      </w:rPr>
+    </w:lvl>
+    <w:lvl w:ilvl="2" w:tentative="1">
+      <w:start w:val="1"/>
+      <w:numFmt w:val="bullet"/>
+      <w:lvlText w:val=""/>
+      <w:lvlJc w:val="left"/>
+      <w:pPr>
+        <w:tabs>
+          <w:tab w:val="num" w:pos="2160"/>
+        </w:tabs>
+        <w:ind w:left="2160" w:hanging="360"/>
+      </w:pPr>
+      <w:rPr>
+        <w:rFonts w:ascii="Wingdings" w:hAnsi="Wingdings" w:hint="default"/>
+        <w:sz w:val="20"/>
+      </w:rPr>
+    </w:lvl>
+    <w:lvl w:ilvl="3" w:tentative="1">
+      <w:start w:val="1"/>
+      <w:numFmt w:val="bullet"/>
+      <w:lvlText w:val=""/>
+      <w:lvlJc w:val="left"/>
+      <w:pPr>
+        <w:tabs>
+          <w:tab w:val="num" w:pos="2880"/>
+        </w:tabs>
+        <w:ind w:left="2880" w:hanging="360"/>
+      </w:pPr>
+      <w:rPr>
+        <w:rFonts w:ascii="Wingdings" w:hAnsi="Wingdings" w:hint="default"/>
+        <w:sz w:val="20"/>
+      </w:rPr>
+    </w:lvl>
+    <w:lvl w:ilvl="4" w:tentative="1">
+      <w:start w:val="1"/>
+      <w:numFmt w:val="bullet"/>
+      <w:lvlText w:val=""/>
+      <w:lvlJc w:val="left"/>
+      <w:pPr>
+        <w:tabs>
+          <w:tab w:val="num" w:pos="3600"/>
+        </w:tabs>
+        <w:ind w:left="3600" w:hanging="360"/>
+      </w:pPr>
+      <w:rPr>
+        <w:rFonts w:ascii="Wingdings" w:hAnsi="Wingdings" w:hint="default"/>
+        <w:sz w:val="20"/>
+      </w:rPr>
+    </w:lvl>
+    <w:lvl w:ilvl="5" w:tentative="1">
+      <w:start w:val="1"/>
+      <w:numFmt w:val="bullet"/>
+      <w:lvlText w:val=""/>
+      <w:lvlJc w:val="left"/>
+      <w:pPr>
+        <w:tabs>
+          <w:tab w:val="num" w:pos="4320"/>
+        </w:tabs>
+        <w:ind w:left="4320" w:hanging="360"/>
+      </w:pPr>
+      <w:rPr>
+        <w:rFonts w:ascii="Wingdings" w:hAnsi="Wingdings" w:hint="default"/>
+        <w:sz w:val="20"/>
+      </w:rPr>
+    </w:lvl>
+    <w:lvl w:ilvl="6" w:tentative="1">
+      <w:start w:val="1"/>
+      <w:numFmt w:val="bullet"/>
+      <w:lvlText w:val=""/>
+      <w:lvlJc w:val="left"/>
+      <w:pPr>
+        <w:tabs>
+          <w:tab w:val="num" w:pos="5040"/>
+        </w:tabs>
+        <w:ind w:left="5040" w:hanging="360"/>
+      </w:pPr>
+      <w:rPr>
+        <w:rFonts w:ascii="Wingdings" w:hAnsi="Wingdings" w:hint="default"/>
+        <w:sz w:val="20"/>
+      </w:rPr>
+    </w:lvl>
+    <w:lvl w:ilvl="7" w:tentative="1">
+      <w:start w:val="1"/>
+      <w:numFmt w:val="bullet"/>
+      <w:lvlText w:val=""/>
+      <w:lvlJc w:val="left"/>
+      <w:pPr>
+        <w:tabs>
+          <w:tab w:val="num" w:pos="5760"/>
+        </w:tabs>
+        <w:ind w:left="5760" w:hanging="360"/>
+      </w:pPr>
+      <w:rPr>
+        <w:rFonts w:ascii="Wingdings" w:hAnsi="Wingdings" w:hint="default"/>
+        <w:sz w:val="20"/>
+      </w:rPr>
+    </w:lvl>
+    <w:lvl w:ilvl="8" w:tentative="1">
+      <w:start w:val="1"/>
+      <w:numFmt w:val="bullet"/>
+      <w:lvlText w:val=""/>
+      <w:lvlJc w:val="left"/>
+      <w:pPr>
+        <w:tabs>
+          <w:tab w:val="num" w:pos="6480"/>
+        </w:tabs>
+        <w:ind w:left="6480" w:hanging="360"/>
+      </w:pPr>
+      <w:rPr>
+        <w:rFonts w:ascii="Wingdings" w:hAnsi="Wingdings" w:hint="default"/>
+        <w:sz w:val="20"/>
+      </w:rPr>
+    </w:lvl>
+  </w:abstractNum>
+  <w:abstractNum w:abstractNumId="11" w15:restartNumberingAfterBreak="0">
     <w:nsid w:val="0F747F2E"/>
     <w:multiLevelType w:val="multilevel"/>
     <w:tmpl w:val="9C40AAAA"/>
@@ -10447,7 +9642,7 @@
       </w:rPr>
     </w:lvl>
   </w:abstractNum>
-  <w:abstractNum w:abstractNumId="11" w15:restartNumberingAfterBreak="0">
+  <w:abstractNum w:abstractNumId="12" w15:restartNumberingAfterBreak="0">
     <w:nsid w:val="0F880B3E"/>
     <w:multiLevelType w:val="multilevel"/>
     <w:tmpl w:val="035C573C"/>
@@ -10596,7 +9791,7 @@
       </w:rPr>
     </w:lvl>
   </w:abstractNum>
-  <w:abstractNum w:abstractNumId="12" w15:restartNumberingAfterBreak="0">
+  <w:abstractNum w:abstractNumId="13" w15:restartNumberingAfterBreak="0">
     <w:nsid w:val="10E14DB2"/>
     <w:multiLevelType w:val="multilevel"/>
     <w:tmpl w:val="F3326C1E"/>
@@ -10745,7 +9940,7 @@
       </w:rPr>
     </w:lvl>
   </w:abstractNum>
-  <w:abstractNum w:abstractNumId="13" w15:restartNumberingAfterBreak="0">
+  <w:abstractNum w:abstractNumId="14" w15:restartNumberingAfterBreak="0">
     <w:nsid w:val="10F3798E"/>
     <w:multiLevelType w:val="multilevel"/>
     <w:tmpl w:val="03EA641C"/>
@@ -10894,7 +10089,7 @@
       </w:rPr>
     </w:lvl>
   </w:abstractNum>
-  <w:abstractNum w:abstractNumId="14" w15:restartNumberingAfterBreak="0">
+  <w:abstractNum w:abstractNumId="15" w15:restartNumberingAfterBreak="0">
     <w:nsid w:val="12F91C0C"/>
     <w:multiLevelType w:val="multilevel"/>
     <w:tmpl w:val="7D22DDEA"/>
@@ -11043,7 +10238,7 @@
       </w:rPr>
     </w:lvl>
   </w:abstractNum>
-  <w:abstractNum w:abstractNumId="15" w15:restartNumberingAfterBreak="0">
+  <w:abstractNum w:abstractNumId="16" w15:restartNumberingAfterBreak="0">
     <w:nsid w:val="148316DF"/>
     <w:multiLevelType w:val="multilevel"/>
     <w:tmpl w:val="17708A0A"/>
@@ -11192,7 +10387,7 @@
       </w:rPr>
     </w:lvl>
   </w:abstractNum>
-  <w:abstractNum w:abstractNumId="16" w15:restartNumberingAfterBreak="0">
+  <w:abstractNum w:abstractNumId="17" w15:restartNumberingAfterBreak="0">
     <w:nsid w:val="14A367C9"/>
     <w:multiLevelType w:val="multilevel"/>
     <w:tmpl w:val="98661464"/>
@@ -11341,7 +10536,7 @@
       </w:rPr>
     </w:lvl>
   </w:abstractNum>
-  <w:abstractNum w:abstractNumId="17" w15:restartNumberingAfterBreak="0">
+  <w:abstractNum w:abstractNumId="18" w15:restartNumberingAfterBreak="0">
     <w:nsid w:val="14D847C5"/>
     <w:multiLevelType w:val="multilevel"/>
     <w:tmpl w:val="4BFEA9C8"/>
@@ -11490,7 +10685,7 @@
       </w:rPr>
     </w:lvl>
   </w:abstractNum>
-  <w:abstractNum w:abstractNumId="18" w15:restartNumberingAfterBreak="0">
+  <w:abstractNum w:abstractNumId="19" w15:restartNumberingAfterBreak="0">
     <w:nsid w:val="16F84C0C"/>
     <w:multiLevelType w:val="multilevel"/>
     <w:tmpl w:val="52922D20"/>
@@ -11639,7 +10834,7 @@
       </w:rPr>
     </w:lvl>
   </w:abstractNum>
-  <w:abstractNum w:abstractNumId="19" w15:restartNumberingAfterBreak="0">
+  <w:abstractNum w:abstractNumId="20" w15:restartNumberingAfterBreak="0">
     <w:nsid w:val="1AEC1124"/>
     <w:multiLevelType w:val="multilevel"/>
     <w:tmpl w:val="77FA5308"/>
@@ -11788,7 +10983,7 @@
       </w:rPr>
     </w:lvl>
   </w:abstractNum>
-  <w:abstractNum w:abstractNumId="20" w15:restartNumberingAfterBreak="0">
+  <w:abstractNum w:abstractNumId="21" w15:restartNumberingAfterBreak="0">
     <w:nsid w:val="1F430F7B"/>
     <w:multiLevelType w:val="multilevel"/>
     <w:tmpl w:val="173827F6"/>
@@ -11937,7 +11132,7 @@
       </w:rPr>
     </w:lvl>
   </w:abstractNum>
-  <w:abstractNum w:abstractNumId="21" w15:restartNumberingAfterBreak="0">
+  <w:abstractNum w:abstractNumId="22" w15:restartNumberingAfterBreak="0">
     <w:nsid w:val="205A5C2C"/>
     <w:multiLevelType w:val="multilevel"/>
     <w:tmpl w:val="781AF8AA"/>
@@ -12086,7 +11281,7 @@
       </w:rPr>
     </w:lvl>
   </w:abstractNum>
-  <w:abstractNum w:abstractNumId="22" w15:restartNumberingAfterBreak="0">
+  <w:abstractNum w:abstractNumId="23" w15:restartNumberingAfterBreak="0">
     <w:nsid w:val="22B23CAE"/>
     <w:multiLevelType w:val="multilevel"/>
     <w:tmpl w:val="62E2DB0A"/>
@@ -12235,7 +11430,7 @@
       </w:rPr>
     </w:lvl>
   </w:abstractNum>
-  <w:abstractNum w:abstractNumId="23" w15:restartNumberingAfterBreak="0">
+  <w:abstractNum w:abstractNumId="24" w15:restartNumberingAfterBreak="0">
     <w:nsid w:val="24F91D9E"/>
     <w:multiLevelType w:val="multilevel"/>
     <w:tmpl w:val="D9985B4A"/>
@@ -12384,7 +11579,7 @@
       </w:rPr>
     </w:lvl>
   </w:abstractNum>
-  <w:abstractNum w:abstractNumId="24" w15:restartNumberingAfterBreak="0">
+  <w:abstractNum w:abstractNumId="25" w15:restartNumberingAfterBreak="0">
     <w:nsid w:val="258763BD"/>
     <w:multiLevelType w:val="multilevel"/>
     <w:tmpl w:val="392C9FE0"/>
@@ -12533,7 +11728,7 @@
       </w:rPr>
     </w:lvl>
   </w:abstractNum>
-  <w:abstractNum w:abstractNumId="25" w15:restartNumberingAfterBreak="0">
+  <w:abstractNum w:abstractNumId="26" w15:restartNumberingAfterBreak="0">
     <w:nsid w:val="27C61B8C"/>
     <w:multiLevelType w:val="multilevel"/>
     <w:tmpl w:val="DCBA6AE0"/>
@@ -12646,7 +11841,7 @@
       </w:pPr>
     </w:lvl>
   </w:abstractNum>
-  <w:abstractNum w:abstractNumId="26" w15:restartNumberingAfterBreak="0">
+  <w:abstractNum w:abstractNumId="27" w15:restartNumberingAfterBreak="0">
     <w:nsid w:val="28AE687B"/>
     <w:multiLevelType w:val="multilevel"/>
     <w:tmpl w:val="051AF7B8"/>
@@ -12795,7 +11990,7 @@
       </w:rPr>
     </w:lvl>
   </w:abstractNum>
-  <w:abstractNum w:abstractNumId="27" w15:restartNumberingAfterBreak="0">
+  <w:abstractNum w:abstractNumId="28" w15:restartNumberingAfterBreak="0">
     <w:nsid w:val="28BC76F1"/>
     <w:multiLevelType w:val="multilevel"/>
     <w:tmpl w:val="938CC7AC"/>
@@ -12944,7 +12139,7 @@
       </w:rPr>
     </w:lvl>
   </w:abstractNum>
-  <w:abstractNum w:abstractNumId="28" w15:restartNumberingAfterBreak="0">
+  <w:abstractNum w:abstractNumId="29" w15:restartNumberingAfterBreak="0">
     <w:nsid w:val="29234B8B"/>
     <w:multiLevelType w:val="multilevel"/>
     <w:tmpl w:val="CA443FCE"/>
@@ -13093,7 +12288,156 @@
       </w:rPr>
     </w:lvl>
   </w:abstractNum>
-  <w:abstractNum w:abstractNumId="29" w15:restartNumberingAfterBreak="0">
+  <w:abstractNum w:abstractNumId="30" w15:restartNumberingAfterBreak="0">
+    <w:nsid w:val="30777E5E"/>
+    <w:multiLevelType w:val="multilevel"/>
+    <w:tmpl w:val="6D281254"/>
+    <w:lvl w:ilvl="0">
+      <w:start w:val="1"/>
+      <w:numFmt w:val="bullet"/>
+      <w:lvlText w:val=""/>
+      <w:lvlJc w:val="left"/>
+      <w:pPr>
+        <w:tabs>
+          <w:tab w:val="num" w:pos="720"/>
+        </w:tabs>
+        <w:ind w:left="720" w:hanging="360"/>
+      </w:pPr>
+      <w:rPr>
+        <w:rFonts w:ascii="Symbol" w:hAnsi="Symbol" w:hint="default"/>
+        <w:sz w:val="20"/>
+      </w:rPr>
+    </w:lvl>
+    <w:lvl w:ilvl="1" w:tentative="1">
+      <w:start w:val="1"/>
+      <w:numFmt w:val="bullet"/>
+      <w:lvlText w:val="o"/>
+      <w:lvlJc w:val="left"/>
+      <w:pPr>
+        <w:tabs>
+          <w:tab w:val="num" w:pos="1440"/>
+        </w:tabs>
+        <w:ind w:left="1440" w:hanging="360"/>
+      </w:pPr>
+      <w:rPr>
+        <w:rFonts w:ascii="Courier New" w:hAnsi="Courier New" w:hint="default"/>
+        <w:sz w:val="20"/>
+      </w:rPr>
+    </w:lvl>
+    <w:lvl w:ilvl="2" w:tentative="1">
+      <w:start w:val="1"/>
+      <w:numFmt w:val="bullet"/>
+      <w:lvlText w:val=""/>
+      <w:lvlJc w:val="left"/>
+      <w:pPr>
+        <w:tabs>
+          <w:tab w:val="num" w:pos="2160"/>
+        </w:tabs>
+        <w:ind w:left="2160" w:hanging="360"/>
+      </w:pPr>
+      <w:rPr>
+        <w:rFonts w:ascii="Wingdings" w:hAnsi="Wingdings" w:hint="default"/>
+        <w:sz w:val="20"/>
+      </w:rPr>
+    </w:lvl>
+    <w:lvl w:ilvl="3" w:tentative="1">
+      <w:start w:val="1"/>
+      <w:numFmt w:val="bullet"/>
+      <w:lvlText w:val=""/>
+      <w:lvlJc w:val="left"/>
+      <w:pPr>
+        <w:tabs>
+          <w:tab w:val="num" w:pos="2880"/>
+        </w:tabs>
+        <w:ind w:left="2880" w:hanging="360"/>
+      </w:pPr>
+      <w:rPr>
+        <w:rFonts w:ascii="Wingdings" w:hAnsi="Wingdings" w:hint="default"/>
+        <w:sz w:val="20"/>
+      </w:rPr>
+    </w:lvl>
+    <w:lvl w:ilvl="4" w:tentative="1">
+      <w:start w:val="1"/>
+      <w:numFmt w:val="bullet"/>
+      <w:lvlText w:val=""/>
+      <w:lvlJc w:val="left"/>
+      <w:pPr>
+        <w:tabs>
+          <w:tab w:val="num" w:pos="3600"/>
+        </w:tabs>
+        <w:ind w:left="3600" w:hanging="360"/>
+      </w:pPr>
+      <w:rPr>
+        <w:rFonts w:ascii="Wingdings" w:hAnsi="Wingdings" w:hint="default"/>
+        <w:sz w:val="20"/>
+      </w:rPr>
+    </w:lvl>
+    <w:lvl w:ilvl="5" w:tentative="1">
+      <w:start w:val="1"/>
+      <w:numFmt w:val="bullet"/>
+      <w:lvlText w:val=""/>
+      <w:lvlJc w:val="left"/>
+      <w:pPr>
+        <w:tabs>
+          <w:tab w:val="num" w:pos="4320"/>
+        </w:tabs>
+        <w:ind w:left="4320" w:hanging="360"/>
+      </w:pPr>
+      <w:rPr>
+        <w:rFonts w:ascii="Wingdings" w:hAnsi="Wingdings" w:hint="default"/>
+        <w:sz w:val="20"/>
+      </w:rPr>
+    </w:lvl>
+    <w:lvl w:ilvl="6" w:tentative="1">
+      <w:start w:val="1"/>
+      <w:numFmt w:val="bullet"/>
+      <w:lvlText w:val=""/>
+      <w:lvlJc w:val="left"/>
+      <w:pPr>
+        <w:tabs>
+          <w:tab w:val="num" w:pos="5040"/>
+        </w:tabs>
+        <w:ind w:left="5040" w:hanging="360"/>
+      </w:pPr>
+      <w:rPr>
+        <w:rFonts w:ascii="Wingdings" w:hAnsi="Wingdings" w:hint="default"/>
+        <w:sz w:val="20"/>
+      </w:rPr>
+    </w:lvl>
+    <w:lvl w:ilvl="7" w:tentative="1">
+      <w:start w:val="1"/>
+      <w:numFmt w:val="bullet"/>
+      <w:lvlText w:val=""/>
+      <w:lvlJc w:val="left"/>
+      <w:pPr>
+        <w:tabs>
+          <w:tab w:val="num" w:pos="5760"/>
+        </w:tabs>
+        <w:ind w:left="5760" w:hanging="360"/>
+      </w:pPr>
+      <w:rPr>
+        <w:rFonts w:ascii="Wingdings" w:hAnsi="Wingdings" w:hint="default"/>
+        <w:sz w:val="20"/>
+      </w:rPr>
+    </w:lvl>
+    <w:lvl w:ilvl="8" w:tentative="1">
+      <w:start w:val="1"/>
+      <w:numFmt w:val="bullet"/>
+      <w:lvlText w:val=""/>
+      <w:lvlJc w:val="left"/>
+      <w:pPr>
+        <w:tabs>
+          <w:tab w:val="num" w:pos="6480"/>
+        </w:tabs>
+        <w:ind w:left="6480" w:hanging="360"/>
+      </w:pPr>
+      <w:rPr>
+        <w:rFonts w:ascii="Wingdings" w:hAnsi="Wingdings" w:hint="default"/>
+        <w:sz w:val="20"/>
+      </w:rPr>
+    </w:lvl>
+  </w:abstractNum>
+  <w:abstractNum w:abstractNumId="31" w15:restartNumberingAfterBreak="0">
     <w:nsid w:val="30A5546F"/>
     <w:multiLevelType w:val="multilevel"/>
     <w:tmpl w:val="E1B801FE"/>
@@ -13242,7 +12586,7 @@
       </w:rPr>
     </w:lvl>
   </w:abstractNum>
-  <w:abstractNum w:abstractNumId="30" w15:restartNumberingAfterBreak="0">
+  <w:abstractNum w:abstractNumId="32" w15:restartNumberingAfterBreak="0">
     <w:nsid w:val="30EE45B7"/>
     <w:multiLevelType w:val="multilevel"/>
     <w:tmpl w:val="A4947182"/>
@@ -13391,7 +12735,7 @@
       </w:rPr>
     </w:lvl>
   </w:abstractNum>
-  <w:abstractNum w:abstractNumId="31" w15:restartNumberingAfterBreak="0">
+  <w:abstractNum w:abstractNumId="33" w15:restartNumberingAfterBreak="0">
     <w:nsid w:val="35496332"/>
     <w:multiLevelType w:val="multilevel"/>
     <w:tmpl w:val="62C0C82C"/>
@@ -13540,7 +12884,7 @@
       </w:rPr>
     </w:lvl>
   </w:abstractNum>
-  <w:abstractNum w:abstractNumId="32" w15:restartNumberingAfterBreak="0">
+  <w:abstractNum w:abstractNumId="34" w15:restartNumberingAfterBreak="0">
     <w:nsid w:val="355413FE"/>
     <w:multiLevelType w:val="multilevel"/>
     <w:tmpl w:val="646296B0"/>
@@ -13653,7 +12997,7 @@
       </w:pPr>
     </w:lvl>
   </w:abstractNum>
-  <w:abstractNum w:abstractNumId="33" w15:restartNumberingAfterBreak="0">
+  <w:abstractNum w:abstractNumId="35" w15:restartNumberingAfterBreak="0">
     <w:nsid w:val="35E67D66"/>
     <w:multiLevelType w:val="multilevel"/>
     <w:tmpl w:val="2D1CF1F0"/>
@@ -13802,7 +13146,7 @@
       </w:rPr>
     </w:lvl>
   </w:abstractNum>
-  <w:abstractNum w:abstractNumId="34" w15:restartNumberingAfterBreak="0">
+  <w:abstractNum w:abstractNumId="36" w15:restartNumberingAfterBreak="0">
     <w:nsid w:val="36690706"/>
     <w:multiLevelType w:val="multilevel"/>
     <w:tmpl w:val="6796564C"/>
@@ -13951,7 +13295,7 @@
       </w:rPr>
     </w:lvl>
   </w:abstractNum>
-  <w:abstractNum w:abstractNumId="35" w15:restartNumberingAfterBreak="0">
+  <w:abstractNum w:abstractNumId="37" w15:restartNumberingAfterBreak="0">
     <w:nsid w:val="36812D2E"/>
     <w:multiLevelType w:val="multilevel"/>
     <w:tmpl w:val="CEA66678"/>
@@ -14100,7 +13444,156 @@
       </w:rPr>
     </w:lvl>
   </w:abstractNum>
-  <w:abstractNum w:abstractNumId="36" w15:restartNumberingAfterBreak="0">
+  <w:abstractNum w:abstractNumId="38" w15:restartNumberingAfterBreak="0">
+    <w:nsid w:val="38177DE9"/>
+    <w:multiLevelType w:val="multilevel"/>
+    <w:tmpl w:val="2CFC4E28"/>
+    <w:lvl w:ilvl="0">
+      <w:start w:val="1"/>
+      <w:numFmt w:val="bullet"/>
+      <w:lvlText w:val=""/>
+      <w:lvlJc w:val="left"/>
+      <w:pPr>
+        <w:tabs>
+          <w:tab w:val="num" w:pos="720"/>
+        </w:tabs>
+        <w:ind w:left="720" w:hanging="360"/>
+      </w:pPr>
+      <w:rPr>
+        <w:rFonts w:ascii="Symbol" w:hAnsi="Symbol" w:hint="default"/>
+        <w:sz w:val="20"/>
+      </w:rPr>
+    </w:lvl>
+    <w:lvl w:ilvl="1" w:tentative="1">
+      <w:start w:val="1"/>
+      <w:numFmt w:val="bullet"/>
+      <w:lvlText w:val="o"/>
+      <w:lvlJc w:val="left"/>
+      <w:pPr>
+        <w:tabs>
+          <w:tab w:val="num" w:pos="1440"/>
+        </w:tabs>
+        <w:ind w:left="1440" w:hanging="360"/>
+      </w:pPr>
+      <w:rPr>
+        <w:rFonts w:ascii="Courier New" w:hAnsi="Courier New" w:hint="default"/>
+        <w:sz w:val="20"/>
+      </w:rPr>
+    </w:lvl>
+    <w:lvl w:ilvl="2" w:tentative="1">
+      <w:start w:val="1"/>
+      <w:numFmt w:val="bullet"/>
+      <w:lvlText w:val=""/>
+      <w:lvlJc w:val="left"/>
+      <w:pPr>
+        <w:tabs>
+          <w:tab w:val="num" w:pos="2160"/>
+        </w:tabs>
+        <w:ind w:left="2160" w:hanging="360"/>
+      </w:pPr>
+      <w:rPr>
+        <w:rFonts w:ascii="Wingdings" w:hAnsi="Wingdings" w:hint="default"/>
+        <w:sz w:val="20"/>
+      </w:rPr>
+    </w:lvl>
+    <w:lvl w:ilvl="3" w:tentative="1">
+      <w:start w:val="1"/>
+      <w:numFmt w:val="bullet"/>
+      <w:lvlText w:val=""/>
+      <w:lvlJc w:val="left"/>
+      <w:pPr>
+        <w:tabs>
+          <w:tab w:val="num" w:pos="2880"/>
+        </w:tabs>
+        <w:ind w:left="2880" w:hanging="360"/>
+      </w:pPr>
+      <w:rPr>
+        <w:rFonts w:ascii="Wingdings" w:hAnsi="Wingdings" w:hint="default"/>
+        <w:sz w:val="20"/>
+      </w:rPr>
+    </w:lvl>
+    <w:lvl w:ilvl="4" w:tentative="1">
+      <w:start w:val="1"/>
+      <w:numFmt w:val="bullet"/>
+      <w:lvlText w:val=""/>
+      <w:lvlJc w:val="left"/>
+      <w:pPr>
+        <w:tabs>
+          <w:tab w:val="num" w:pos="3600"/>
+        </w:tabs>
+        <w:ind w:left="3600" w:hanging="360"/>
+      </w:pPr>
+      <w:rPr>
+        <w:rFonts w:ascii="Wingdings" w:hAnsi="Wingdings" w:hint="default"/>
+        <w:sz w:val="20"/>
+      </w:rPr>
+    </w:lvl>
+    <w:lvl w:ilvl="5" w:tentative="1">
+      <w:start w:val="1"/>
+      <w:numFmt w:val="bullet"/>
+      <w:lvlText w:val=""/>
+      <w:lvlJc w:val="left"/>
+      <w:pPr>
+        <w:tabs>
+          <w:tab w:val="num" w:pos="4320"/>
+        </w:tabs>
+        <w:ind w:left="4320" w:hanging="360"/>
+      </w:pPr>
+      <w:rPr>
+        <w:rFonts w:ascii="Wingdings" w:hAnsi="Wingdings" w:hint="default"/>
+        <w:sz w:val="20"/>
+      </w:rPr>
+    </w:lvl>
+    <w:lvl w:ilvl="6" w:tentative="1">
+      <w:start w:val="1"/>
+      <w:numFmt w:val="bullet"/>
+      <w:lvlText w:val=""/>
+      <w:lvlJc w:val="left"/>
+      <w:pPr>
+        <w:tabs>
+          <w:tab w:val="num" w:pos="5040"/>
+        </w:tabs>
+        <w:ind w:left="5040" w:hanging="360"/>
+      </w:pPr>
+      <w:rPr>
+        <w:rFonts w:ascii="Wingdings" w:hAnsi="Wingdings" w:hint="default"/>
+        <w:sz w:val="20"/>
+      </w:rPr>
+    </w:lvl>
+    <w:lvl w:ilvl="7" w:tentative="1">
+      <w:start w:val="1"/>
+      <w:numFmt w:val="bullet"/>
+      <w:lvlText w:val=""/>
+      <w:lvlJc w:val="left"/>
+      <w:pPr>
+        <w:tabs>
+          <w:tab w:val="num" w:pos="5760"/>
+        </w:tabs>
+        <w:ind w:left="5760" w:hanging="360"/>
+      </w:pPr>
+      <w:rPr>
+        <w:rFonts w:ascii="Wingdings" w:hAnsi="Wingdings" w:hint="default"/>
+        <w:sz w:val="20"/>
+      </w:rPr>
+    </w:lvl>
+    <w:lvl w:ilvl="8" w:tentative="1">
+      <w:start w:val="1"/>
+      <w:numFmt w:val="bullet"/>
+      <w:lvlText w:val=""/>
+      <w:lvlJc w:val="left"/>
+      <w:pPr>
+        <w:tabs>
+          <w:tab w:val="num" w:pos="6480"/>
+        </w:tabs>
+        <w:ind w:left="6480" w:hanging="360"/>
+      </w:pPr>
+      <w:rPr>
+        <w:rFonts w:ascii="Wingdings" w:hAnsi="Wingdings" w:hint="default"/>
+        <w:sz w:val="20"/>
+      </w:rPr>
+    </w:lvl>
+  </w:abstractNum>
+  <w:abstractNum w:abstractNumId="39" w15:restartNumberingAfterBreak="0">
     <w:nsid w:val="386F3906"/>
     <w:multiLevelType w:val="multilevel"/>
     <w:tmpl w:val="93E8BAEC"/>
@@ -14249,7 +13742,305 @@
       </w:rPr>
     </w:lvl>
   </w:abstractNum>
-  <w:abstractNum w:abstractNumId="37" w15:restartNumberingAfterBreak="0">
+  <w:abstractNum w:abstractNumId="40" w15:restartNumberingAfterBreak="0">
+    <w:nsid w:val="39E6734E"/>
+    <w:multiLevelType w:val="multilevel"/>
+    <w:tmpl w:val="A2ECA2CC"/>
+    <w:lvl w:ilvl="0">
+      <w:start w:val="1"/>
+      <w:numFmt w:val="bullet"/>
+      <w:lvlText w:val=""/>
+      <w:lvlJc w:val="left"/>
+      <w:pPr>
+        <w:tabs>
+          <w:tab w:val="num" w:pos="720"/>
+        </w:tabs>
+        <w:ind w:left="720" w:hanging="360"/>
+      </w:pPr>
+      <w:rPr>
+        <w:rFonts w:ascii="Symbol" w:hAnsi="Symbol" w:hint="default"/>
+        <w:sz w:val="20"/>
+      </w:rPr>
+    </w:lvl>
+    <w:lvl w:ilvl="1" w:tentative="1">
+      <w:start w:val="1"/>
+      <w:numFmt w:val="bullet"/>
+      <w:lvlText w:val="o"/>
+      <w:lvlJc w:val="left"/>
+      <w:pPr>
+        <w:tabs>
+          <w:tab w:val="num" w:pos="1440"/>
+        </w:tabs>
+        <w:ind w:left="1440" w:hanging="360"/>
+      </w:pPr>
+      <w:rPr>
+        <w:rFonts w:ascii="Courier New" w:hAnsi="Courier New" w:hint="default"/>
+        <w:sz w:val="20"/>
+      </w:rPr>
+    </w:lvl>
+    <w:lvl w:ilvl="2" w:tentative="1">
+      <w:start w:val="1"/>
+      <w:numFmt w:val="bullet"/>
+      <w:lvlText w:val=""/>
+      <w:lvlJc w:val="left"/>
+      <w:pPr>
+        <w:tabs>
+          <w:tab w:val="num" w:pos="2160"/>
+        </w:tabs>
+        <w:ind w:left="2160" w:hanging="360"/>
+      </w:pPr>
+      <w:rPr>
+        <w:rFonts w:ascii="Wingdings" w:hAnsi="Wingdings" w:hint="default"/>
+        <w:sz w:val="20"/>
+      </w:rPr>
+    </w:lvl>
+    <w:lvl w:ilvl="3" w:tentative="1">
+      <w:start w:val="1"/>
+      <w:numFmt w:val="bullet"/>
+      <w:lvlText w:val=""/>
+      <w:lvlJc w:val="left"/>
+      <w:pPr>
+        <w:tabs>
+          <w:tab w:val="num" w:pos="2880"/>
+        </w:tabs>
+        <w:ind w:left="2880" w:hanging="360"/>
+      </w:pPr>
+      <w:rPr>
+        <w:rFonts w:ascii="Wingdings" w:hAnsi="Wingdings" w:hint="default"/>
+        <w:sz w:val="20"/>
+      </w:rPr>
+    </w:lvl>
+    <w:lvl w:ilvl="4" w:tentative="1">
+      <w:start w:val="1"/>
+      <w:numFmt w:val="bullet"/>
+      <w:lvlText w:val=""/>
+      <w:lvlJc w:val="left"/>
+      <w:pPr>
+        <w:tabs>
+          <w:tab w:val="num" w:pos="3600"/>
+        </w:tabs>
+        <w:ind w:left="3600" w:hanging="360"/>
+      </w:pPr>
+      <w:rPr>
+        <w:rFonts w:ascii="Wingdings" w:hAnsi="Wingdings" w:hint="default"/>
+        <w:sz w:val="20"/>
+      </w:rPr>
+    </w:lvl>
+    <w:lvl w:ilvl="5" w:tentative="1">
+      <w:start w:val="1"/>
+      <w:numFmt w:val="bullet"/>
+      <w:lvlText w:val=""/>
+      <w:lvlJc w:val="left"/>
+      <w:pPr>
+        <w:tabs>
+          <w:tab w:val="num" w:pos="4320"/>
+        </w:tabs>
+        <w:ind w:left="4320" w:hanging="360"/>
+      </w:pPr>
+      <w:rPr>
+        <w:rFonts w:ascii="Wingdings" w:hAnsi="Wingdings" w:hint="default"/>
+        <w:sz w:val="20"/>
+      </w:rPr>
+    </w:lvl>
+    <w:lvl w:ilvl="6" w:tentative="1">
+      <w:start w:val="1"/>
+      <w:numFmt w:val="bullet"/>
+      <w:lvlText w:val=""/>
+      <w:lvlJc w:val="left"/>
+      <w:pPr>
+        <w:tabs>
+          <w:tab w:val="num" w:pos="5040"/>
+        </w:tabs>
+        <w:ind w:left="5040" w:hanging="360"/>
+      </w:pPr>
+      <w:rPr>
+        <w:rFonts w:ascii="Wingdings" w:hAnsi="Wingdings" w:hint="default"/>
+        <w:sz w:val="20"/>
+      </w:rPr>
+    </w:lvl>
+    <w:lvl w:ilvl="7" w:tentative="1">
+      <w:start w:val="1"/>
+      <w:numFmt w:val="bullet"/>
+      <w:lvlText w:val=""/>
+      <w:lvlJc w:val="left"/>
+      <w:pPr>
+        <w:tabs>
+          <w:tab w:val="num" w:pos="5760"/>
+        </w:tabs>
+        <w:ind w:left="5760" w:hanging="360"/>
+      </w:pPr>
+      <w:rPr>
+        <w:rFonts w:ascii="Wingdings" w:hAnsi="Wingdings" w:hint="default"/>
+        <w:sz w:val="20"/>
+      </w:rPr>
+    </w:lvl>
+    <w:lvl w:ilvl="8" w:tentative="1">
+      <w:start w:val="1"/>
+      <w:numFmt w:val="bullet"/>
+      <w:lvlText w:val=""/>
+      <w:lvlJc w:val="left"/>
+      <w:pPr>
+        <w:tabs>
+          <w:tab w:val="num" w:pos="6480"/>
+        </w:tabs>
+        <w:ind w:left="6480" w:hanging="360"/>
+      </w:pPr>
+      <w:rPr>
+        <w:rFonts w:ascii="Wingdings" w:hAnsi="Wingdings" w:hint="default"/>
+        <w:sz w:val="20"/>
+      </w:rPr>
+    </w:lvl>
+  </w:abstractNum>
+  <w:abstractNum w:abstractNumId="41" w15:restartNumberingAfterBreak="0">
+    <w:nsid w:val="3A7C5C9C"/>
+    <w:multiLevelType w:val="multilevel"/>
+    <w:tmpl w:val="43AED38A"/>
+    <w:lvl w:ilvl="0">
+      <w:start w:val="1"/>
+      <w:numFmt w:val="bullet"/>
+      <w:lvlText w:val=""/>
+      <w:lvlJc w:val="left"/>
+      <w:pPr>
+        <w:tabs>
+          <w:tab w:val="num" w:pos="720"/>
+        </w:tabs>
+        <w:ind w:left="720" w:hanging="360"/>
+      </w:pPr>
+      <w:rPr>
+        <w:rFonts w:ascii="Symbol" w:hAnsi="Symbol" w:hint="default"/>
+        <w:sz w:val="20"/>
+      </w:rPr>
+    </w:lvl>
+    <w:lvl w:ilvl="1" w:tentative="1">
+      <w:start w:val="1"/>
+      <w:numFmt w:val="bullet"/>
+      <w:lvlText w:val="o"/>
+      <w:lvlJc w:val="left"/>
+      <w:pPr>
+        <w:tabs>
+          <w:tab w:val="num" w:pos="1440"/>
+        </w:tabs>
+        <w:ind w:left="1440" w:hanging="360"/>
+      </w:pPr>
+      <w:rPr>
+        <w:rFonts w:ascii="Courier New" w:hAnsi="Courier New" w:hint="default"/>
+        <w:sz w:val="20"/>
+      </w:rPr>
+    </w:lvl>
+    <w:lvl w:ilvl="2" w:tentative="1">
+      <w:start w:val="1"/>
+      <w:numFmt w:val="bullet"/>
+      <w:lvlText w:val=""/>
+      <w:lvlJc w:val="left"/>
+      <w:pPr>
+        <w:tabs>
+          <w:tab w:val="num" w:pos="2160"/>
+        </w:tabs>
+        <w:ind w:left="2160" w:hanging="360"/>
+      </w:pPr>
+      <w:rPr>
+        <w:rFonts w:ascii="Wingdings" w:hAnsi="Wingdings" w:hint="default"/>
+        <w:sz w:val="20"/>
+      </w:rPr>
+    </w:lvl>
+    <w:lvl w:ilvl="3" w:tentative="1">
+      <w:start w:val="1"/>
+      <w:numFmt w:val="bullet"/>
+      <w:lvlText w:val=""/>
+      <w:lvlJc w:val="left"/>
+      <w:pPr>
+        <w:tabs>
+          <w:tab w:val="num" w:pos="2880"/>
+        </w:tabs>
+        <w:ind w:left="2880" w:hanging="360"/>
+      </w:pPr>
+      <w:rPr>
+        <w:rFonts w:ascii="Wingdings" w:hAnsi="Wingdings" w:hint="default"/>
+        <w:sz w:val="20"/>
+      </w:rPr>
+    </w:lvl>
+    <w:lvl w:ilvl="4" w:tentative="1">
+      <w:start w:val="1"/>
+      <w:numFmt w:val="bullet"/>
+      <w:lvlText w:val=""/>
+      <w:lvlJc w:val="left"/>
+      <w:pPr>
+        <w:tabs>
+          <w:tab w:val="num" w:pos="3600"/>
+        </w:tabs>
+        <w:ind w:left="3600" w:hanging="360"/>
+      </w:pPr>
+      <w:rPr>
+        <w:rFonts w:ascii="Wingdings" w:hAnsi="Wingdings" w:hint="default"/>
+        <w:sz w:val="20"/>
+      </w:rPr>
+    </w:lvl>
+    <w:lvl w:ilvl="5" w:tentative="1">
+      <w:start w:val="1"/>
+      <w:numFmt w:val="bullet"/>
+      <w:lvlText w:val=""/>
+      <w:lvlJc w:val="left"/>
+      <w:pPr>
+        <w:tabs>
+          <w:tab w:val="num" w:pos="4320"/>
+        </w:tabs>
+        <w:ind w:left="4320" w:hanging="360"/>
+      </w:pPr>
+      <w:rPr>
+        <w:rFonts w:ascii="Wingdings" w:hAnsi="Wingdings" w:hint="default"/>
+        <w:sz w:val="20"/>
+      </w:rPr>
+    </w:lvl>
+    <w:lvl w:ilvl="6" w:tentative="1">
+      <w:start w:val="1"/>
+      <w:numFmt w:val="bullet"/>
+      <w:lvlText w:val=""/>
+      <w:lvlJc w:val="left"/>
+      <w:pPr>
+        <w:tabs>
+          <w:tab w:val="num" w:pos="5040"/>
+        </w:tabs>
+        <w:ind w:left="5040" w:hanging="360"/>
+      </w:pPr>
+      <w:rPr>
+        <w:rFonts w:ascii="Wingdings" w:hAnsi="Wingdings" w:hint="default"/>
+        <w:sz w:val="20"/>
+      </w:rPr>
+    </w:lvl>
+    <w:lvl w:ilvl="7" w:tentative="1">
+      <w:start w:val="1"/>
+      <w:numFmt w:val="bullet"/>
+      <w:lvlText w:val=""/>
+      <w:lvlJc w:val="left"/>
+      <w:pPr>
+        <w:tabs>
+          <w:tab w:val="num" w:pos="5760"/>
+        </w:tabs>
+        <w:ind w:left="5760" w:hanging="360"/>
+      </w:pPr>
+      <w:rPr>
+        <w:rFonts w:ascii="Wingdings" w:hAnsi="Wingdings" w:hint="default"/>
+        <w:sz w:val="20"/>
+      </w:rPr>
+    </w:lvl>
+    <w:lvl w:ilvl="8" w:tentative="1">
+      <w:start w:val="1"/>
+      <w:numFmt w:val="bullet"/>
+      <w:lvlText w:val=""/>
+      <w:lvlJc w:val="left"/>
+      <w:pPr>
+        <w:tabs>
+          <w:tab w:val="num" w:pos="6480"/>
+        </w:tabs>
+        <w:ind w:left="6480" w:hanging="360"/>
+      </w:pPr>
+      <w:rPr>
+        <w:rFonts w:ascii="Wingdings" w:hAnsi="Wingdings" w:hint="default"/>
+        <w:sz w:val="20"/>
+      </w:rPr>
+    </w:lvl>
+  </w:abstractNum>
+  <w:abstractNum w:abstractNumId="42" w15:restartNumberingAfterBreak="0">
     <w:nsid w:val="4036076A"/>
     <w:multiLevelType w:val="multilevel"/>
     <w:tmpl w:val="30A0C7F4"/>
@@ -14398,7 +14189,305 @@
       </w:rPr>
     </w:lvl>
   </w:abstractNum>
-  <w:abstractNum w:abstractNumId="38" w15:restartNumberingAfterBreak="0">
+  <w:abstractNum w:abstractNumId="43" w15:restartNumberingAfterBreak="0">
+    <w:nsid w:val="42CC3B62"/>
+    <w:multiLevelType w:val="multilevel"/>
+    <w:tmpl w:val="BEB260C0"/>
+    <w:lvl w:ilvl="0">
+      <w:start w:val="1"/>
+      <w:numFmt w:val="bullet"/>
+      <w:lvlText w:val=""/>
+      <w:lvlJc w:val="left"/>
+      <w:pPr>
+        <w:tabs>
+          <w:tab w:val="num" w:pos="720"/>
+        </w:tabs>
+        <w:ind w:left="720" w:hanging="360"/>
+      </w:pPr>
+      <w:rPr>
+        <w:rFonts w:ascii="Symbol" w:hAnsi="Symbol" w:hint="default"/>
+        <w:sz w:val="20"/>
+      </w:rPr>
+    </w:lvl>
+    <w:lvl w:ilvl="1" w:tentative="1">
+      <w:start w:val="1"/>
+      <w:numFmt w:val="bullet"/>
+      <w:lvlText w:val="o"/>
+      <w:lvlJc w:val="left"/>
+      <w:pPr>
+        <w:tabs>
+          <w:tab w:val="num" w:pos="1440"/>
+        </w:tabs>
+        <w:ind w:left="1440" w:hanging="360"/>
+      </w:pPr>
+      <w:rPr>
+        <w:rFonts w:ascii="Courier New" w:hAnsi="Courier New" w:hint="default"/>
+        <w:sz w:val="20"/>
+      </w:rPr>
+    </w:lvl>
+    <w:lvl w:ilvl="2" w:tentative="1">
+      <w:start w:val="1"/>
+      <w:numFmt w:val="bullet"/>
+      <w:lvlText w:val=""/>
+      <w:lvlJc w:val="left"/>
+      <w:pPr>
+        <w:tabs>
+          <w:tab w:val="num" w:pos="2160"/>
+        </w:tabs>
+        <w:ind w:left="2160" w:hanging="360"/>
+      </w:pPr>
+      <w:rPr>
+        <w:rFonts w:ascii="Wingdings" w:hAnsi="Wingdings" w:hint="default"/>
+        <w:sz w:val="20"/>
+      </w:rPr>
+    </w:lvl>
+    <w:lvl w:ilvl="3" w:tentative="1">
+      <w:start w:val="1"/>
+      <w:numFmt w:val="bullet"/>
+      <w:lvlText w:val=""/>
+      <w:lvlJc w:val="left"/>
+      <w:pPr>
+        <w:tabs>
+          <w:tab w:val="num" w:pos="2880"/>
+        </w:tabs>
+        <w:ind w:left="2880" w:hanging="360"/>
+      </w:pPr>
+      <w:rPr>
+        <w:rFonts w:ascii="Wingdings" w:hAnsi="Wingdings" w:hint="default"/>
+        <w:sz w:val="20"/>
+      </w:rPr>
+    </w:lvl>
+    <w:lvl w:ilvl="4" w:tentative="1">
+      <w:start w:val="1"/>
+      <w:numFmt w:val="bullet"/>
+      <w:lvlText w:val=""/>
+      <w:lvlJc w:val="left"/>
+      <w:pPr>
+        <w:tabs>
+          <w:tab w:val="num" w:pos="3600"/>
+        </w:tabs>
+        <w:ind w:left="3600" w:hanging="360"/>
+      </w:pPr>
+      <w:rPr>
+        <w:rFonts w:ascii="Wingdings" w:hAnsi="Wingdings" w:hint="default"/>
+        <w:sz w:val="20"/>
+      </w:rPr>
+    </w:lvl>
+    <w:lvl w:ilvl="5" w:tentative="1">
+      <w:start w:val="1"/>
+      <w:numFmt w:val="bullet"/>
+      <w:lvlText w:val=""/>
+      <w:lvlJc w:val="left"/>
+      <w:pPr>
+        <w:tabs>
+          <w:tab w:val="num" w:pos="4320"/>
+        </w:tabs>
+        <w:ind w:left="4320" w:hanging="360"/>
+      </w:pPr>
+      <w:rPr>
+        <w:rFonts w:ascii="Wingdings" w:hAnsi="Wingdings" w:hint="default"/>
+        <w:sz w:val="20"/>
+      </w:rPr>
+    </w:lvl>
+    <w:lvl w:ilvl="6" w:tentative="1">
+      <w:start w:val="1"/>
+      <w:numFmt w:val="bullet"/>
+      <w:lvlText w:val=""/>
+      <w:lvlJc w:val="left"/>
+      <w:pPr>
+        <w:tabs>
+          <w:tab w:val="num" w:pos="5040"/>
+        </w:tabs>
+        <w:ind w:left="5040" w:hanging="360"/>
+      </w:pPr>
+      <w:rPr>
+        <w:rFonts w:ascii="Wingdings" w:hAnsi="Wingdings" w:hint="default"/>
+        <w:sz w:val="20"/>
+      </w:rPr>
+    </w:lvl>
+    <w:lvl w:ilvl="7" w:tentative="1">
+      <w:start w:val="1"/>
+      <w:numFmt w:val="bullet"/>
+      <w:lvlText w:val=""/>
+      <w:lvlJc w:val="left"/>
+      <w:pPr>
+        <w:tabs>
+          <w:tab w:val="num" w:pos="5760"/>
+        </w:tabs>
+        <w:ind w:left="5760" w:hanging="360"/>
+      </w:pPr>
+      <w:rPr>
+        <w:rFonts w:ascii="Wingdings" w:hAnsi="Wingdings" w:hint="default"/>
+        <w:sz w:val="20"/>
+      </w:rPr>
+    </w:lvl>
+    <w:lvl w:ilvl="8" w:tentative="1">
+      <w:start w:val="1"/>
+      <w:numFmt w:val="bullet"/>
+      <w:lvlText w:val=""/>
+      <w:lvlJc w:val="left"/>
+      <w:pPr>
+        <w:tabs>
+          <w:tab w:val="num" w:pos="6480"/>
+        </w:tabs>
+        <w:ind w:left="6480" w:hanging="360"/>
+      </w:pPr>
+      <w:rPr>
+        <w:rFonts w:ascii="Wingdings" w:hAnsi="Wingdings" w:hint="default"/>
+        <w:sz w:val="20"/>
+      </w:rPr>
+    </w:lvl>
+  </w:abstractNum>
+  <w:abstractNum w:abstractNumId="44" w15:restartNumberingAfterBreak="0">
+    <w:nsid w:val="45CA24CC"/>
+    <w:multiLevelType w:val="multilevel"/>
+    <w:tmpl w:val="AE58E98E"/>
+    <w:lvl w:ilvl="0">
+      <w:start w:val="1"/>
+      <w:numFmt w:val="bullet"/>
+      <w:lvlText w:val=""/>
+      <w:lvlJc w:val="left"/>
+      <w:pPr>
+        <w:tabs>
+          <w:tab w:val="num" w:pos="720"/>
+        </w:tabs>
+        <w:ind w:left="720" w:hanging="360"/>
+      </w:pPr>
+      <w:rPr>
+        <w:rFonts w:ascii="Symbol" w:hAnsi="Symbol" w:hint="default"/>
+        <w:sz w:val="20"/>
+      </w:rPr>
+    </w:lvl>
+    <w:lvl w:ilvl="1" w:tentative="1">
+      <w:start w:val="1"/>
+      <w:numFmt w:val="bullet"/>
+      <w:lvlText w:val="o"/>
+      <w:lvlJc w:val="left"/>
+      <w:pPr>
+        <w:tabs>
+          <w:tab w:val="num" w:pos="1440"/>
+        </w:tabs>
+        <w:ind w:left="1440" w:hanging="360"/>
+      </w:pPr>
+      <w:rPr>
+        <w:rFonts w:ascii="Courier New" w:hAnsi="Courier New" w:hint="default"/>
+        <w:sz w:val="20"/>
+      </w:rPr>
+    </w:lvl>
+    <w:lvl w:ilvl="2" w:tentative="1">
+      <w:start w:val="1"/>
+      <w:numFmt w:val="bullet"/>
+      <w:lvlText w:val=""/>
+      <w:lvlJc w:val="left"/>
+      <w:pPr>
+        <w:tabs>
+          <w:tab w:val="num" w:pos="2160"/>
+        </w:tabs>
+        <w:ind w:left="2160" w:hanging="360"/>
+      </w:pPr>
+      <w:rPr>
+        <w:rFonts w:ascii="Wingdings" w:hAnsi="Wingdings" w:hint="default"/>
+        <w:sz w:val="20"/>
+      </w:rPr>
+    </w:lvl>
+    <w:lvl w:ilvl="3" w:tentative="1">
+      <w:start w:val="1"/>
+      <w:numFmt w:val="bullet"/>
+      <w:lvlText w:val=""/>
+      <w:lvlJc w:val="left"/>
+      <w:pPr>
+        <w:tabs>
+          <w:tab w:val="num" w:pos="2880"/>
+        </w:tabs>
+        <w:ind w:left="2880" w:hanging="360"/>
+      </w:pPr>
+      <w:rPr>
+        <w:rFonts w:ascii="Wingdings" w:hAnsi="Wingdings" w:hint="default"/>
+        <w:sz w:val="20"/>
+      </w:rPr>
+    </w:lvl>
+    <w:lvl w:ilvl="4" w:tentative="1">
+      <w:start w:val="1"/>
+      <w:numFmt w:val="bullet"/>
+      <w:lvlText w:val=""/>
+      <w:lvlJc w:val="left"/>
+      <w:pPr>
+        <w:tabs>
+          <w:tab w:val="num" w:pos="3600"/>
+        </w:tabs>
+        <w:ind w:left="3600" w:hanging="360"/>
+      </w:pPr>
+      <w:rPr>
+        <w:rFonts w:ascii="Wingdings" w:hAnsi="Wingdings" w:hint="default"/>
+        <w:sz w:val="20"/>
+      </w:rPr>
+    </w:lvl>
+    <w:lvl w:ilvl="5" w:tentative="1">
+      <w:start w:val="1"/>
+      <w:numFmt w:val="bullet"/>
+      <w:lvlText w:val=""/>
+      <w:lvlJc w:val="left"/>
+      <w:pPr>
+        <w:tabs>
+          <w:tab w:val="num" w:pos="4320"/>
+        </w:tabs>
+        <w:ind w:left="4320" w:hanging="360"/>
+      </w:pPr>
+      <w:rPr>
+        <w:rFonts w:ascii="Wingdings" w:hAnsi="Wingdings" w:hint="default"/>
+        <w:sz w:val="20"/>
+      </w:rPr>
+    </w:lvl>
+    <w:lvl w:ilvl="6" w:tentative="1">
+      <w:start w:val="1"/>
+      <w:numFmt w:val="bullet"/>
+      <w:lvlText w:val=""/>
+      <w:lvlJc w:val="left"/>
+      <w:pPr>
+        <w:tabs>
+          <w:tab w:val="num" w:pos="5040"/>
+        </w:tabs>
+        <w:ind w:left="5040" w:hanging="360"/>
+      </w:pPr>
+      <w:rPr>
+        <w:rFonts w:ascii="Wingdings" w:hAnsi="Wingdings" w:hint="default"/>
+        <w:sz w:val="20"/>
+      </w:rPr>
+    </w:lvl>
+    <w:lvl w:ilvl="7" w:tentative="1">
+      <w:start w:val="1"/>
+      <w:numFmt w:val="bullet"/>
+      <w:lvlText w:val=""/>
+      <w:lvlJc w:val="left"/>
+      <w:pPr>
+        <w:tabs>
+          <w:tab w:val="num" w:pos="5760"/>
+        </w:tabs>
+        <w:ind w:left="5760" w:hanging="360"/>
+      </w:pPr>
+      <w:rPr>
+        <w:rFonts w:ascii="Wingdings" w:hAnsi="Wingdings" w:hint="default"/>
+        <w:sz w:val="20"/>
+      </w:rPr>
+    </w:lvl>
+    <w:lvl w:ilvl="8" w:tentative="1">
+      <w:start w:val="1"/>
+      <w:numFmt w:val="bullet"/>
+      <w:lvlText w:val=""/>
+      <w:lvlJc w:val="left"/>
+      <w:pPr>
+        <w:tabs>
+          <w:tab w:val="num" w:pos="6480"/>
+        </w:tabs>
+        <w:ind w:left="6480" w:hanging="360"/>
+      </w:pPr>
+      <w:rPr>
+        <w:rFonts w:ascii="Wingdings" w:hAnsi="Wingdings" w:hint="default"/>
+        <w:sz w:val="20"/>
+      </w:rPr>
+    </w:lvl>
+  </w:abstractNum>
+  <w:abstractNum w:abstractNumId="45" w15:restartNumberingAfterBreak="0">
     <w:nsid w:val="45DF3CEA"/>
     <w:multiLevelType w:val="multilevel"/>
     <w:tmpl w:val="247E3888"/>
@@ -14547,7 +14636,156 @@
       </w:rPr>
     </w:lvl>
   </w:abstractNum>
-  <w:abstractNum w:abstractNumId="39" w15:restartNumberingAfterBreak="0">
+  <w:abstractNum w:abstractNumId="46" w15:restartNumberingAfterBreak="0">
+    <w:nsid w:val="46D52B9F"/>
+    <w:multiLevelType w:val="multilevel"/>
+    <w:tmpl w:val="6024D03A"/>
+    <w:lvl w:ilvl="0">
+      <w:start w:val="1"/>
+      <w:numFmt w:val="bullet"/>
+      <w:lvlText w:val=""/>
+      <w:lvlJc w:val="left"/>
+      <w:pPr>
+        <w:tabs>
+          <w:tab w:val="num" w:pos="720"/>
+        </w:tabs>
+        <w:ind w:left="720" w:hanging="360"/>
+      </w:pPr>
+      <w:rPr>
+        <w:rFonts w:ascii="Symbol" w:hAnsi="Symbol" w:hint="default"/>
+        <w:sz w:val="20"/>
+      </w:rPr>
+    </w:lvl>
+    <w:lvl w:ilvl="1" w:tentative="1">
+      <w:start w:val="1"/>
+      <w:numFmt w:val="bullet"/>
+      <w:lvlText w:val="o"/>
+      <w:lvlJc w:val="left"/>
+      <w:pPr>
+        <w:tabs>
+          <w:tab w:val="num" w:pos="1440"/>
+        </w:tabs>
+        <w:ind w:left="1440" w:hanging="360"/>
+      </w:pPr>
+      <w:rPr>
+        <w:rFonts w:ascii="Courier New" w:hAnsi="Courier New" w:hint="default"/>
+        <w:sz w:val="20"/>
+      </w:rPr>
+    </w:lvl>
+    <w:lvl w:ilvl="2" w:tentative="1">
+      <w:start w:val="1"/>
+      <w:numFmt w:val="bullet"/>
+      <w:lvlText w:val=""/>
+      <w:lvlJc w:val="left"/>
+      <w:pPr>
+        <w:tabs>
+          <w:tab w:val="num" w:pos="2160"/>
+        </w:tabs>
+        <w:ind w:left="2160" w:hanging="360"/>
+      </w:pPr>
+      <w:rPr>
+        <w:rFonts w:ascii="Wingdings" w:hAnsi="Wingdings" w:hint="default"/>
+        <w:sz w:val="20"/>
+      </w:rPr>
+    </w:lvl>
+    <w:lvl w:ilvl="3" w:tentative="1">
+      <w:start w:val="1"/>
+      <w:numFmt w:val="bullet"/>
+      <w:lvlText w:val=""/>
+      <w:lvlJc w:val="left"/>
+      <w:pPr>
+        <w:tabs>
+          <w:tab w:val="num" w:pos="2880"/>
+        </w:tabs>
+        <w:ind w:left="2880" w:hanging="360"/>
+      </w:pPr>
+      <w:rPr>
+        <w:rFonts w:ascii="Wingdings" w:hAnsi="Wingdings" w:hint="default"/>
+        <w:sz w:val="20"/>
+      </w:rPr>
+    </w:lvl>
+    <w:lvl w:ilvl="4" w:tentative="1">
+      <w:start w:val="1"/>
+      <w:numFmt w:val="bullet"/>
+      <w:lvlText w:val=""/>
+      <w:lvlJc w:val="left"/>
+      <w:pPr>
+        <w:tabs>
+          <w:tab w:val="num" w:pos="3600"/>
+        </w:tabs>
+        <w:ind w:left="3600" w:hanging="360"/>
+      </w:pPr>
+      <w:rPr>
+        <w:rFonts w:ascii="Wingdings" w:hAnsi="Wingdings" w:hint="default"/>
+        <w:sz w:val="20"/>
+      </w:rPr>
+    </w:lvl>
+    <w:lvl w:ilvl="5" w:tentative="1">
+      <w:start w:val="1"/>
+      <w:numFmt w:val="bullet"/>
+      <w:lvlText w:val=""/>
+      <w:lvlJc w:val="left"/>
+      <w:pPr>
+        <w:tabs>
+          <w:tab w:val="num" w:pos="4320"/>
+        </w:tabs>
+        <w:ind w:left="4320" w:hanging="360"/>
+      </w:pPr>
+      <w:rPr>
+        <w:rFonts w:ascii="Wingdings" w:hAnsi="Wingdings" w:hint="default"/>
+        <w:sz w:val="20"/>
+      </w:rPr>
+    </w:lvl>
+    <w:lvl w:ilvl="6" w:tentative="1">
+      <w:start w:val="1"/>
+      <w:numFmt w:val="bullet"/>
+      <w:lvlText w:val=""/>
+      <w:lvlJc w:val="left"/>
+      <w:pPr>
+        <w:tabs>
+          <w:tab w:val="num" w:pos="5040"/>
+        </w:tabs>
+        <w:ind w:left="5040" w:hanging="360"/>
+      </w:pPr>
+      <w:rPr>
+        <w:rFonts w:ascii="Wingdings" w:hAnsi="Wingdings" w:hint="default"/>
+        <w:sz w:val="20"/>
+      </w:rPr>
+    </w:lvl>
+    <w:lvl w:ilvl="7" w:tentative="1">
+      <w:start w:val="1"/>
+      <w:numFmt w:val="bullet"/>
+      <w:lvlText w:val=""/>
+      <w:lvlJc w:val="left"/>
+      <w:pPr>
+        <w:tabs>
+          <w:tab w:val="num" w:pos="5760"/>
+        </w:tabs>
+        <w:ind w:left="5760" w:hanging="360"/>
+      </w:pPr>
+      <w:rPr>
+        <w:rFonts w:ascii="Wingdings" w:hAnsi="Wingdings" w:hint="default"/>
+        <w:sz w:val="20"/>
+      </w:rPr>
+    </w:lvl>
+    <w:lvl w:ilvl="8" w:tentative="1">
+      <w:start w:val="1"/>
+      <w:numFmt w:val="bullet"/>
+      <w:lvlText w:val=""/>
+      <w:lvlJc w:val="left"/>
+      <w:pPr>
+        <w:tabs>
+          <w:tab w:val="num" w:pos="6480"/>
+        </w:tabs>
+        <w:ind w:left="6480" w:hanging="360"/>
+      </w:pPr>
+      <w:rPr>
+        <w:rFonts w:ascii="Wingdings" w:hAnsi="Wingdings" w:hint="default"/>
+        <w:sz w:val="20"/>
+      </w:rPr>
+    </w:lvl>
+  </w:abstractNum>
+  <w:abstractNum w:abstractNumId="47" w15:restartNumberingAfterBreak="0">
     <w:nsid w:val="4AF609AE"/>
     <w:multiLevelType w:val="multilevel"/>
     <w:tmpl w:val="232EDFB2"/>
@@ -14696,7 +14934,156 @@
       </w:rPr>
     </w:lvl>
   </w:abstractNum>
-  <w:abstractNum w:abstractNumId="40" w15:restartNumberingAfterBreak="0">
+  <w:abstractNum w:abstractNumId="48" w15:restartNumberingAfterBreak="0">
+    <w:nsid w:val="4B85795B"/>
+    <w:multiLevelType w:val="multilevel"/>
+    <w:tmpl w:val="F17A936C"/>
+    <w:lvl w:ilvl="0">
+      <w:start w:val="1"/>
+      <w:numFmt w:val="bullet"/>
+      <w:lvlText w:val=""/>
+      <w:lvlJc w:val="left"/>
+      <w:pPr>
+        <w:tabs>
+          <w:tab w:val="num" w:pos="720"/>
+        </w:tabs>
+        <w:ind w:left="720" w:hanging="360"/>
+      </w:pPr>
+      <w:rPr>
+        <w:rFonts w:ascii="Symbol" w:hAnsi="Symbol" w:hint="default"/>
+        <w:sz w:val="20"/>
+      </w:rPr>
+    </w:lvl>
+    <w:lvl w:ilvl="1" w:tentative="1">
+      <w:start w:val="1"/>
+      <w:numFmt w:val="bullet"/>
+      <w:lvlText w:val="o"/>
+      <w:lvlJc w:val="left"/>
+      <w:pPr>
+        <w:tabs>
+          <w:tab w:val="num" w:pos="1440"/>
+        </w:tabs>
+        <w:ind w:left="1440" w:hanging="360"/>
+      </w:pPr>
+      <w:rPr>
+        <w:rFonts w:ascii="Courier New" w:hAnsi="Courier New" w:hint="default"/>
+        <w:sz w:val="20"/>
+      </w:rPr>
+    </w:lvl>
+    <w:lvl w:ilvl="2" w:tentative="1">
+      <w:start w:val="1"/>
+      <w:numFmt w:val="bullet"/>
+      <w:lvlText w:val=""/>
+      <w:lvlJc w:val="left"/>
+      <w:pPr>
+        <w:tabs>
+          <w:tab w:val="num" w:pos="2160"/>
+        </w:tabs>
+        <w:ind w:left="2160" w:hanging="360"/>
+      </w:pPr>
+      <w:rPr>
+        <w:rFonts w:ascii="Wingdings" w:hAnsi="Wingdings" w:hint="default"/>
+        <w:sz w:val="20"/>
+      </w:rPr>
+    </w:lvl>
+    <w:lvl w:ilvl="3" w:tentative="1">
+      <w:start w:val="1"/>
+      <w:numFmt w:val="bullet"/>
+      <w:lvlText w:val=""/>
+      <w:lvlJc w:val="left"/>
+      <w:pPr>
+        <w:tabs>
+          <w:tab w:val="num" w:pos="2880"/>
+        </w:tabs>
+        <w:ind w:left="2880" w:hanging="360"/>
+      </w:pPr>
+      <w:rPr>
+        <w:rFonts w:ascii="Wingdings" w:hAnsi="Wingdings" w:hint="default"/>
+        <w:sz w:val="20"/>
+      </w:rPr>
+    </w:lvl>
+    <w:lvl w:ilvl="4" w:tentative="1">
+      <w:start w:val="1"/>
+      <w:numFmt w:val="bullet"/>
+      <w:lvlText w:val=""/>
+      <w:lvlJc w:val="left"/>
+      <w:pPr>
+        <w:tabs>
+          <w:tab w:val="num" w:pos="3600"/>
+        </w:tabs>
+        <w:ind w:left="3600" w:hanging="360"/>
+      </w:pPr>
+      <w:rPr>
+        <w:rFonts w:ascii="Wingdings" w:hAnsi="Wingdings" w:hint="default"/>
+        <w:sz w:val="20"/>
+      </w:rPr>
+    </w:lvl>
+    <w:lvl w:ilvl="5" w:tentative="1">
+      <w:start w:val="1"/>
+      <w:numFmt w:val="bullet"/>
+      <w:lvlText w:val=""/>
+      <w:lvlJc w:val="left"/>
+      <w:pPr>
+        <w:tabs>
+          <w:tab w:val="num" w:pos="4320"/>
+        </w:tabs>
+        <w:ind w:left="4320" w:hanging="360"/>
+      </w:pPr>
+      <w:rPr>
+        <w:rFonts w:ascii="Wingdings" w:hAnsi="Wingdings" w:hint="default"/>
+        <w:sz w:val="20"/>
+      </w:rPr>
+    </w:lvl>
+    <w:lvl w:ilvl="6" w:tentative="1">
+      <w:start w:val="1"/>
+      <w:numFmt w:val="bullet"/>
+      <w:lvlText w:val=""/>
+      <w:lvlJc w:val="left"/>
+      <w:pPr>
+        <w:tabs>
+          <w:tab w:val="num" w:pos="5040"/>
+        </w:tabs>
+        <w:ind w:left="5040" w:hanging="360"/>
+      </w:pPr>
+      <w:rPr>
+        <w:rFonts w:ascii="Wingdings" w:hAnsi="Wingdings" w:hint="default"/>
+        <w:sz w:val="20"/>
+      </w:rPr>
+    </w:lvl>
+    <w:lvl w:ilvl="7" w:tentative="1">
+      <w:start w:val="1"/>
+      <w:numFmt w:val="bullet"/>
+      <w:lvlText w:val=""/>
+      <w:lvlJc w:val="left"/>
+      <w:pPr>
+        <w:tabs>
+          <w:tab w:val="num" w:pos="5760"/>
+        </w:tabs>
+        <w:ind w:left="5760" w:hanging="360"/>
+      </w:pPr>
+      <w:rPr>
+        <w:rFonts w:ascii="Wingdings" w:hAnsi="Wingdings" w:hint="default"/>
+        <w:sz w:val="20"/>
+      </w:rPr>
+    </w:lvl>
+    <w:lvl w:ilvl="8" w:tentative="1">
+      <w:start w:val="1"/>
+      <w:numFmt w:val="bullet"/>
+      <w:lvlText w:val=""/>
+      <w:lvlJc w:val="left"/>
+      <w:pPr>
+        <w:tabs>
+          <w:tab w:val="num" w:pos="6480"/>
+        </w:tabs>
+        <w:ind w:left="6480" w:hanging="360"/>
+      </w:pPr>
+      <w:rPr>
+        <w:rFonts w:ascii="Wingdings" w:hAnsi="Wingdings" w:hint="default"/>
+        <w:sz w:val="20"/>
+      </w:rPr>
+    </w:lvl>
+  </w:abstractNum>
+  <w:abstractNum w:abstractNumId="49" w15:restartNumberingAfterBreak="0">
     <w:nsid w:val="4C262168"/>
     <w:multiLevelType w:val="multilevel"/>
     <w:tmpl w:val="BC188130"/>
@@ -14845,7 +15232,7 @@
       </w:rPr>
     </w:lvl>
   </w:abstractNum>
-  <w:abstractNum w:abstractNumId="41" w15:restartNumberingAfterBreak="0">
+  <w:abstractNum w:abstractNumId="50" w15:restartNumberingAfterBreak="0">
     <w:nsid w:val="4D324830"/>
     <w:multiLevelType w:val="multilevel"/>
     <w:tmpl w:val="3B56BCB8"/>
@@ -14994,7 +15381,7 @@
       </w:rPr>
     </w:lvl>
   </w:abstractNum>
-  <w:abstractNum w:abstractNumId="42" w15:restartNumberingAfterBreak="0">
+  <w:abstractNum w:abstractNumId="51" w15:restartNumberingAfterBreak="0">
     <w:nsid w:val="4EB40AE3"/>
     <w:multiLevelType w:val="multilevel"/>
     <w:tmpl w:val="CCA4394A"/>
@@ -15143,7 +15530,305 @@
       </w:rPr>
     </w:lvl>
   </w:abstractNum>
-  <w:abstractNum w:abstractNumId="43" w15:restartNumberingAfterBreak="0">
+  <w:abstractNum w:abstractNumId="52" w15:restartNumberingAfterBreak="0">
+    <w:nsid w:val="4FEE1198"/>
+    <w:multiLevelType w:val="multilevel"/>
+    <w:tmpl w:val="730E6A3E"/>
+    <w:lvl w:ilvl="0">
+      <w:start w:val="1"/>
+      <w:numFmt w:val="bullet"/>
+      <w:lvlText w:val=""/>
+      <w:lvlJc w:val="left"/>
+      <w:pPr>
+        <w:tabs>
+          <w:tab w:val="num" w:pos="720"/>
+        </w:tabs>
+        <w:ind w:left="720" w:hanging="360"/>
+      </w:pPr>
+      <w:rPr>
+        <w:rFonts w:ascii="Symbol" w:hAnsi="Symbol" w:hint="default"/>
+        <w:sz w:val="20"/>
+      </w:rPr>
+    </w:lvl>
+    <w:lvl w:ilvl="1" w:tentative="1">
+      <w:start w:val="1"/>
+      <w:numFmt w:val="bullet"/>
+      <w:lvlText w:val="o"/>
+      <w:lvlJc w:val="left"/>
+      <w:pPr>
+        <w:tabs>
+          <w:tab w:val="num" w:pos="1440"/>
+        </w:tabs>
+        <w:ind w:left="1440" w:hanging="360"/>
+      </w:pPr>
+      <w:rPr>
+        <w:rFonts w:ascii="Courier New" w:hAnsi="Courier New" w:hint="default"/>
+        <w:sz w:val="20"/>
+      </w:rPr>
+    </w:lvl>
+    <w:lvl w:ilvl="2" w:tentative="1">
+      <w:start w:val="1"/>
+      <w:numFmt w:val="bullet"/>
+      <w:lvlText w:val=""/>
+      <w:lvlJc w:val="left"/>
+      <w:pPr>
+        <w:tabs>
+          <w:tab w:val="num" w:pos="2160"/>
+        </w:tabs>
+        <w:ind w:left="2160" w:hanging="360"/>
+      </w:pPr>
+      <w:rPr>
+        <w:rFonts w:ascii="Wingdings" w:hAnsi="Wingdings" w:hint="default"/>
+        <w:sz w:val="20"/>
+      </w:rPr>
+    </w:lvl>
+    <w:lvl w:ilvl="3" w:tentative="1">
+      <w:start w:val="1"/>
+      <w:numFmt w:val="bullet"/>
+      <w:lvlText w:val=""/>
+      <w:lvlJc w:val="left"/>
+      <w:pPr>
+        <w:tabs>
+          <w:tab w:val="num" w:pos="2880"/>
+        </w:tabs>
+        <w:ind w:left="2880" w:hanging="360"/>
+      </w:pPr>
+      <w:rPr>
+        <w:rFonts w:ascii="Wingdings" w:hAnsi="Wingdings" w:hint="default"/>
+        <w:sz w:val="20"/>
+      </w:rPr>
+    </w:lvl>
+    <w:lvl w:ilvl="4" w:tentative="1">
+      <w:start w:val="1"/>
+      <w:numFmt w:val="bullet"/>
+      <w:lvlText w:val=""/>
+      <w:lvlJc w:val="left"/>
+      <w:pPr>
+        <w:tabs>
+          <w:tab w:val="num" w:pos="3600"/>
+        </w:tabs>
+        <w:ind w:left="3600" w:hanging="360"/>
+      </w:pPr>
+      <w:rPr>
+        <w:rFonts w:ascii="Wingdings" w:hAnsi="Wingdings" w:hint="default"/>
+        <w:sz w:val="20"/>
+      </w:rPr>
+    </w:lvl>
+    <w:lvl w:ilvl="5" w:tentative="1">
+      <w:start w:val="1"/>
+      <w:numFmt w:val="bullet"/>
+      <w:lvlText w:val=""/>
+      <w:lvlJc w:val="left"/>
+      <w:pPr>
+        <w:tabs>
+          <w:tab w:val="num" w:pos="4320"/>
+        </w:tabs>
+        <w:ind w:left="4320" w:hanging="360"/>
+      </w:pPr>
+      <w:rPr>
+        <w:rFonts w:ascii="Wingdings" w:hAnsi="Wingdings" w:hint="default"/>
+        <w:sz w:val="20"/>
+      </w:rPr>
+    </w:lvl>
+    <w:lvl w:ilvl="6" w:tentative="1">
+      <w:start w:val="1"/>
+      <w:numFmt w:val="bullet"/>
+      <w:lvlText w:val=""/>
+      <w:lvlJc w:val="left"/>
+      <w:pPr>
+        <w:tabs>
+          <w:tab w:val="num" w:pos="5040"/>
+        </w:tabs>
+        <w:ind w:left="5040" w:hanging="360"/>
+      </w:pPr>
+      <w:rPr>
+        <w:rFonts w:ascii="Wingdings" w:hAnsi="Wingdings" w:hint="default"/>
+        <w:sz w:val="20"/>
+      </w:rPr>
+    </w:lvl>
+    <w:lvl w:ilvl="7" w:tentative="1">
+      <w:start w:val="1"/>
+      <w:numFmt w:val="bullet"/>
+      <w:lvlText w:val=""/>
+      <w:lvlJc w:val="left"/>
+      <w:pPr>
+        <w:tabs>
+          <w:tab w:val="num" w:pos="5760"/>
+        </w:tabs>
+        <w:ind w:left="5760" w:hanging="360"/>
+      </w:pPr>
+      <w:rPr>
+        <w:rFonts w:ascii="Wingdings" w:hAnsi="Wingdings" w:hint="default"/>
+        <w:sz w:val="20"/>
+      </w:rPr>
+    </w:lvl>
+    <w:lvl w:ilvl="8" w:tentative="1">
+      <w:start w:val="1"/>
+      <w:numFmt w:val="bullet"/>
+      <w:lvlText w:val=""/>
+      <w:lvlJc w:val="left"/>
+      <w:pPr>
+        <w:tabs>
+          <w:tab w:val="num" w:pos="6480"/>
+        </w:tabs>
+        <w:ind w:left="6480" w:hanging="360"/>
+      </w:pPr>
+      <w:rPr>
+        <w:rFonts w:ascii="Wingdings" w:hAnsi="Wingdings" w:hint="default"/>
+        <w:sz w:val="20"/>
+      </w:rPr>
+    </w:lvl>
+  </w:abstractNum>
+  <w:abstractNum w:abstractNumId="53" w15:restartNumberingAfterBreak="0">
+    <w:nsid w:val="513701CF"/>
+    <w:multiLevelType w:val="multilevel"/>
+    <w:tmpl w:val="FDD43156"/>
+    <w:lvl w:ilvl="0">
+      <w:start w:val="1"/>
+      <w:numFmt w:val="bullet"/>
+      <w:lvlText w:val=""/>
+      <w:lvlJc w:val="left"/>
+      <w:pPr>
+        <w:tabs>
+          <w:tab w:val="num" w:pos="720"/>
+        </w:tabs>
+        <w:ind w:left="720" w:hanging="360"/>
+      </w:pPr>
+      <w:rPr>
+        <w:rFonts w:ascii="Symbol" w:hAnsi="Symbol" w:hint="default"/>
+        <w:sz w:val="20"/>
+      </w:rPr>
+    </w:lvl>
+    <w:lvl w:ilvl="1" w:tentative="1">
+      <w:start w:val="1"/>
+      <w:numFmt w:val="bullet"/>
+      <w:lvlText w:val="o"/>
+      <w:lvlJc w:val="left"/>
+      <w:pPr>
+        <w:tabs>
+          <w:tab w:val="num" w:pos="1440"/>
+        </w:tabs>
+        <w:ind w:left="1440" w:hanging="360"/>
+      </w:pPr>
+      <w:rPr>
+        <w:rFonts w:ascii="Courier New" w:hAnsi="Courier New" w:hint="default"/>
+        <w:sz w:val="20"/>
+      </w:rPr>
+    </w:lvl>
+    <w:lvl w:ilvl="2" w:tentative="1">
+      <w:start w:val="1"/>
+      <w:numFmt w:val="bullet"/>
+      <w:lvlText w:val=""/>
+      <w:lvlJc w:val="left"/>
+      <w:pPr>
+        <w:tabs>
+          <w:tab w:val="num" w:pos="2160"/>
+        </w:tabs>
+        <w:ind w:left="2160" w:hanging="360"/>
+      </w:pPr>
+      <w:rPr>
+        <w:rFonts w:ascii="Wingdings" w:hAnsi="Wingdings" w:hint="default"/>
+        <w:sz w:val="20"/>
+      </w:rPr>
+    </w:lvl>
+    <w:lvl w:ilvl="3" w:tentative="1">
+      <w:start w:val="1"/>
+      <w:numFmt w:val="bullet"/>
+      <w:lvlText w:val=""/>
+      <w:lvlJc w:val="left"/>
+      <w:pPr>
+        <w:tabs>
+          <w:tab w:val="num" w:pos="2880"/>
+        </w:tabs>
+        <w:ind w:left="2880" w:hanging="360"/>
+      </w:pPr>
+      <w:rPr>
+        <w:rFonts w:ascii="Wingdings" w:hAnsi="Wingdings" w:hint="default"/>
+        <w:sz w:val="20"/>
+      </w:rPr>
+    </w:lvl>
+    <w:lvl w:ilvl="4" w:tentative="1">
+      <w:start w:val="1"/>
+      <w:numFmt w:val="bullet"/>
+      <w:lvlText w:val=""/>
+      <w:lvlJc w:val="left"/>
+      <w:pPr>
+        <w:tabs>
+          <w:tab w:val="num" w:pos="3600"/>
+        </w:tabs>
+        <w:ind w:left="3600" w:hanging="360"/>
+      </w:pPr>
+      <w:rPr>
+        <w:rFonts w:ascii="Wingdings" w:hAnsi="Wingdings" w:hint="default"/>
+        <w:sz w:val="20"/>
+      </w:rPr>
+    </w:lvl>
+    <w:lvl w:ilvl="5" w:tentative="1">
+      <w:start w:val="1"/>
+      <w:numFmt w:val="bullet"/>
+      <w:lvlText w:val=""/>
+      <w:lvlJc w:val="left"/>
+      <w:pPr>
+        <w:tabs>
+          <w:tab w:val="num" w:pos="4320"/>
+        </w:tabs>
+        <w:ind w:left="4320" w:hanging="360"/>
+      </w:pPr>
+      <w:rPr>
+        <w:rFonts w:ascii="Wingdings" w:hAnsi="Wingdings" w:hint="default"/>
+        <w:sz w:val="20"/>
+      </w:rPr>
+    </w:lvl>
+    <w:lvl w:ilvl="6" w:tentative="1">
+      <w:start w:val="1"/>
+      <w:numFmt w:val="bullet"/>
+      <w:lvlText w:val=""/>
+      <w:lvlJc w:val="left"/>
+      <w:pPr>
+        <w:tabs>
+          <w:tab w:val="num" w:pos="5040"/>
+        </w:tabs>
+        <w:ind w:left="5040" w:hanging="360"/>
+      </w:pPr>
+      <w:rPr>
+        <w:rFonts w:ascii="Wingdings" w:hAnsi="Wingdings" w:hint="default"/>
+        <w:sz w:val="20"/>
+      </w:rPr>
+    </w:lvl>
+    <w:lvl w:ilvl="7" w:tentative="1">
+      <w:start w:val="1"/>
+      <w:numFmt w:val="bullet"/>
+      <w:lvlText w:val=""/>
+      <w:lvlJc w:val="left"/>
+      <w:pPr>
+        <w:tabs>
+          <w:tab w:val="num" w:pos="5760"/>
+        </w:tabs>
+        <w:ind w:left="5760" w:hanging="360"/>
+      </w:pPr>
+      <w:rPr>
+        <w:rFonts w:ascii="Wingdings" w:hAnsi="Wingdings" w:hint="default"/>
+        <w:sz w:val="20"/>
+      </w:rPr>
+    </w:lvl>
+    <w:lvl w:ilvl="8" w:tentative="1">
+      <w:start w:val="1"/>
+      <w:numFmt w:val="bullet"/>
+      <w:lvlText w:val=""/>
+      <w:lvlJc w:val="left"/>
+      <w:pPr>
+        <w:tabs>
+          <w:tab w:val="num" w:pos="6480"/>
+        </w:tabs>
+        <w:ind w:left="6480" w:hanging="360"/>
+      </w:pPr>
+      <w:rPr>
+        <w:rFonts w:ascii="Wingdings" w:hAnsi="Wingdings" w:hint="default"/>
+        <w:sz w:val="20"/>
+      </w:rPr>
+    </w:lvl>
+  </w:abstractNum>
+  <w:abstractNum w:abstractNumId="54" w15:restartNumberingAfterBreak="0">
     <w:nsid w:val="52F66684"/>
     <w:multiLevelType w:val="multilevel"/>
     <w:tmpl w:val="5F9AFC34"/>
@@ -15292,7 +15977,7 @@
       </w:rPr>
     </w:lvl>
   </w:abstractNum>
-  <w:abstractNum w:abstractNumId="44" w15:restartNumberingAfterBreak="0">
+  <w:abstractNum w:abstractNumId="55" w15:restartNumberingAfterBreak="0">
     <w:nsid w:val="539E0D5F"/>
     <w:multiLevelType w:val="multilevel"/>
     <w:tmpl w:val="451E03AE"/>
@@ -15441,7 +16126,7 @@
       </w:rPr>
     </w:lvl>
   </w:abstractNum>
-  <w:abstractNum w:abstractNumId="45" w15:restartNumberingAfterBreak="0">
+  <w:abstractNum w:abstractNumId="56" w15:restartNumberingAfterBreak="0">
     <w:nsid w:val="576A4C62"/>
     <w:multiLevelType w:val="multilevel"/>
     <w:tmpl w:val="0AEC4BD4"/>
@@ -15590,7 +16275,156 @@
       </w:rPr>
     </w:lvl>
   </w:abstractNum>
-  <w:abstractNum w:abstractNumId="46" w15:restartNumberingAfterBreak="0">
+  <w:abstractNum w:abstractNumId="57" w15:restartNumberingAfterBreak="0">
+    <w:nsid w:val="5AEE2B23"/>
+    <w:multiLevelType w:val="multilevel"/>
+    <w:tmpl w:val="33CEE81A"/>
+    <w:lvl w:ilvl="0">
+      <w:start w:val="1"/>
+      <w:numFmt w:val="bullet"/>
+      <w:lvlText w:val=""/>
+      <w:lvlJc w:val="left"/>
+      <w:pPr>
+        <w:tabs>
+          <w:tab w:val="num" w:pos="720"/>
+        </w:tabs>
+        <w:ind w:left="720" w:hanging="360"/>
+      </w:pPr>
+      <w:rPr>
+        <w:rFonts w:ascii="Symbol" w:hAnsi="Symbol" w:hint="default"/>
+        <w:sz w:val="20"/>
+      </w:rPr>
+    </w:lvl>
+    <w:lvl w:ilvl="1" w:tentative="1">
+      <w:start w:val="1"/>
+      <w:numFmt w:val="bullet"/>
+      <w:lvlText w:val="o"/>
+      <w:lvlJc w:val="left"/>
+      <w:pPr>
+        <w:tabs>
+          <w:tab w:val="num" w:pos="1440"/>
+        </w:tabs>
+        <w:ind w:left="1440" w:hanging="360"/>
+      </w:pPr>
+      <w:rPr>
+        <w:rFonts w:ascii="Courier New" w:hAnsi="Courier New" w:hint="default"/>
+        <w:sz w:val="20"/>
+      </w:rPr>
+    </w:lvl>
+    <w:lvl w:ilvl="2" w:tentative="1">
+      <w:start w:val="1"/>
+      <w:numFmt w:val="bullet"/>
+      <w:lvlText w:val=""/>
+      <w:lvlJc w:val="left"/>
+      <w:pPr>
+        <w:tabs>
+          <w:tab w:val="num" w:pos="2160"/>
+        </w:tabs>
+        <w:ind w:left="2160" w:hanging="360"/>
+      </w:pPr>
+      <w:rPr>
+        <w:rFonts w:ascii="Wingdings" w:hAnsi="Wingdings" w:hint="default"/>
+        <w:sz w:val="20"/>
+      </w:rPr>
+    </w:lvl>
+    <w:lvl w:ilvl="3" w:tentative="1">
+      <w:start w:val="1"/>
+      <w:numFmt w:val="bullet"/>
+      <w:lvlText w:val=""/>
+      <w:lvlJc w:val="left"/>
+      <w:pPr>
+        <w:tabs>
+          <w:tab w:val="num" w:pos="2880"/>
+        </w:tabs>
+        <w:ind w:left="2880" w:hanging="360"/>
+      </w:pPr>
+      <w:rPr>
+        <w:rFonts w:ascii="Wingdings" w:hAnsi="Wingdings" w:hint="default"/>
+        <w:sz w:val="20"/>
+      </w:rPr>
+    </w:lvl>
+    <w:lvl w:ilvl="4" w:tentative="1">
+      <w:start w:val="1"/>
+      <w:numFmt w:val="bullet"/>
+      <w:lvlText w:val=""/>
+      <w:lvlJc w:val="left"/>
+      <w:pPr>
+        <w:tabs>
+          <w:tab w:val="num" w:pos="3600"/>
+        </w:tabs>
+        <w:ind w:left="3600" w:hanging="360"/>
+      </w:pPr>
+      <w:rPr>
+        <w:rFonts w:ascii="Wingdings" w:hAnsi="Wingdings" w:hint="default"/>
+        <w:sz w:val="20"/>
+      </w:rPr>
+    </w:lvl>
+    <w:lvl w:ilvl="5" w:tentative="1">
+      <w:start w:val="1"/>
+      <w:numFmt w:val="bullet"/>
+      <w:lvlText w:val=""/>
+      <w:lvlJc w:val="left"/>
+      <w:pPr>
+        <w:tabs>
+          <w:tab w:val="num" w:pos="4320"/>
+        </w:tabs>
+        <w:ind w:left="4320" w:hanging="360"/>
+      </w:pPr>
+      <w:rPr>
+        <w:rFonts w:ascii="Wingdings" w:hAnsi="Wingdings" w:hint="default"/>
+        <w:sz w:val="20"/>
+      </w:rPr>
+    </w:lvl>
+    <w:lvl w:ilvl="6" w:tentative="1">
+      <w:start w:val="1"/>
+      <w:numFmt w:val="bullet"/>
+      <w:lvlText w:val=""/>
+      <w:lvlJc w:val="left"/>
+      <w:pPr>
+        <w:tabs>
+          <w:tab w:val="num" w:pos="5040"/>
+        </w:tabs>
+        <w:ind w:left="5040" w:hanging="360"/>
+      </w:pPr>
+      <w:rPr>
+        <w:rFonts w:ascii="Wingdings" w:hAnsi="Wingdings" w:hint="default"/>
+        <w:sz w:val="20"/>
+      </w:rPr>
+    </w:lvl>
+    <w:lvl w:ilvl="7" w:tentative="1">
+      <w:start w:val="1"/>
+      <w:numFmt w:val="bullet"/>
+      <w:lvlText w:val=""/>
+      <w:lvlJc w:val="left"/>
+      <w:pPr>
+        <w:tabs>
+          <w:tab w:val="num" w:pos="5760"/>
+        </w:tabs>
+        <w:ind w:left="5760" w:hanging="360"/>
+      </w:pPr>
+      <w:rPr>
+        <w:rFonts w:ascii="Wingdings" w:hAnsi="Wingdings" w:hint="default"/>
+        <w:sz w:val="20"/>
+      </w:rPr>
+    </w:lvl>
+    <w:lvl w:ilvl="8" w:tentative="1">
+      <w:start w:val="1"/>
+      <w:numFmt w:val="bullet"/>
+      <w:lvlText w:val=""/>
+      <w:lvlJc w:val="left"/>
+      <w:pPr>
+        <w:tabs>
+          <w:tab w:val="num" w:pos="6480"/>
+        </w:tabs>
+        <w:ind w:left="6480" w:hanging="360"/>
+      </w:pPr>
+      <w:rPr>
+        <w:rFonts w:ascii="Wingdings" w:hAnsi="Wingdings" w:hint="default"/>
+        <w:sz w:val="20"/>
+      </w:rPr>
+    </w:lvl>
+  </w:abstractNum>
+  <w:abstractNum w:abstractNumId="58" w15:restartNumberingAfterBreak="0">
     <w:nsid w:val="5D037DF2"/>
     <w:multiLevelType w:val="multilevel"/>
     <w:tmpl w:val="125A646A"/>
@@ -15739,7 +16573,7 @@
       </w:rPr>
     </w:lvl>
   </w:abstractNum>
-  <w:abstractNum w:abstractNumId="47" w15:restartNumberingAfterBreak="0">
+  <w:abstractNum w:abstractNumId="59" w15:restartNumberingAfterBreak="0">
     <w:nsid w:val="5F0B682A"/>
     <w:multiLevelType w:val="multilevel"/>
     <w:tmpl w:val="C0AC2108"/>
@@ -15888,7 +16722,7 @@
       </w:rPr>
     </w:lvl>
   </w:abstractNum>
-  <w:abstractNum w:abstractNumId="48" w15:restartNumberingAfterBreak="0">
+  <w:abstractNum w:abstractNumId="60" w15:restartNumberingAfterBreak="0">
     <w:nsid w:val="5F731848"/>
     <w:multiLevelType w:val="multilevel"/>
     <w:tmpl w:val="7C82E696"/>
@@ -16037,7 +16871,7 @@
       </w:rPr>
     </w:lvl>
   </w:abstractNum>
-  <w:abstractNum w:abstractNumId="49" w15:restartNumberingAfterBreak="0">
+  <w:abstractNum w:abstractNumId="61" w15:restartNumberingAfterBreak="0">
     <w:nsid w:val="64294E3E"/>
     <w:multiLevelType w:val="multilevel"/>
     <w:tmpl w:val="C898F412"/>
@@ -16186,7 +17020,156 @@
       </w:rPr>
     </w:lvl>
   </w:abstractNum>
-  <w:abstractNum w:abstractNumId="50" w15:restartNumberingAfterBreak="0">
+  <w:abstractNum w:abstractNumId="62" w15:restartNumberingAfterBreak="0">
+    <w:nsid w:val="677675AC"/>
+    <w:multiLevelType w:val="multilevel"/>
+    <w:tmpl w:val="305C95E0"/>
+    <w:lvl w:ilvl="0">
+      <w:start w:val="1"/>
+      <w:numFmt w:val="bullet"/>
+      <w:lvlText w:val=""/>
+      <w:lvlJc w:val="left"/>
+      <w:pPr>
+        <w:tabs>
+          <w:tab w:val="num" w:pos="720"/>
+        </w:tabs>
+        <w:ind w:left="720" w:hanging="360"/>
+      </w:pPr>
+      <w:rPr>
+        <w:rFonts w:ascii="Symbol" w:hAnsi="Symbol" w:hint="default"/>
+        <w:sz w:val="20"/>
+      </w:rPr>
+    </w:lvl>
+    <w:lvl w:ilvl="1" w:tentative="1">
+      <w:start w:val="1"/>
+      <w:numFmt w:val="bullet"/>
+      <w:lvlText w:val="o"/>
+      <w:lvlJc w:val="left"/>
+      <w:pPr>
+        <w:tabs>
+          <w:tab w:val="num" w:pos="1440"/>
+        </w:tabs>
+        <w:ind w:left="1440" w:hanging="360"/>
+      </w:pPr>
+      <w:rPr>
+        <w:rFonts w:ascii="Courier New" w:hAnsi="Courier New" w:hint="default"/>
+        <w:sz w:val="20"/>
+      </w:rPr>
+    </w:lvl>
+    <w:lvl w:ilvl="2" w:tentative="1">
+      <w:start w:val="1"/>
+      <w:numFmt w:val="bullet"/>
+      <w:lvlText w:val=""/>
+      <w:lvlJc w:val="left"/>
+      <w:pPr>
+        <w:tabs>
+          <w:tab w:val="num" w:pos="2160"/>
+        </w:tabs>
+        <w:ind w:left="2160" w:hanging="360"/>
+      </w:pPr>
+      <w:rPr>
+        <w:rFonts w:ascii="Wingdings" w:hAnsi="Wingdings" w:hint="default"/>
+        <w:sz w:val="20"/>
+      </w:rPr>
+    </w:lvl>
+    <w:lvl w:ilvl="3" w:tentative="1">
+      <w:start w:val="1"/>
+      <w:numFmt w:val="bullet"/>
+      <w:lvlText w:val=""/>
+      <w:lvlJc w:val="left"/>
+      <w:pPr>
+        <w:tabs>
+          <w:tab w:val="num" w:pos="2880"/>
+        </w:tabs>
+        <w:ind w:left="2880" w:hanging="360"/>
+      </w:pPr>
+      <w:rPr>
+        <w:rFonts w:ascii="Wingdings" w:hAnsi="Wingdings" w:hint="default"/>
+        <w:sz w:val="20"/>
+      </w:rPr>
+    </w:lvl>
+    <w:lvl w:ilvl="4" w:tentative="1">
+      <w:start w:val="1"/>
+      <w:numFmt w:val="bullet"/>
+      <w:lvlText w:val=""/>
+      <w:lvlJc w:val="left"/>
+      <w:pPr>
+        <w:tabs>
+          <w:tab w:val="num" w:pos="3600"/>
+        </w:tabs>
+        <w:ind w:left="3600" w:hanging="360"/>
+      </w:pPr>
+      <w:rPr>
+        <w:rFonts w:ascii="Wingdings" w:hAnsi="Wingdings" w:hint="default"/>
+        <w:sz w:val="20"/>
+      </w:rPr>
+    </w:lvl>
+    <w:lvl w:ilvl="5" w:tentative="1">
+      <w:start w:val="1"/>
+      <w:numFmt w:val="bullet"/>
+      <w:lvlText w:val=""/>
+      <w:lvlJc w:val="left"/>
+      <w:pPr>
+        <w:tabs>
+          <w:tab w:val="num" w:pos="4320"/>
+        </w:tabs>
+        <w:ind w:left="4320" w:hanging="360"/>
+      </w:pPr>
+      <w:rPr>
+        <w:rFonts w:ascii="Wingdings" w:hAnsi="Wingdings" w:hint="default"/>
+        <w:sz w:val="20"/>
+      </w:rPr>
+    </w:lvl>
+    <w:lvl w:ilvl="6" w:tentative="1">
+      <w:start w:val="1"/>
+      <w:numFmt w:val="bullet"/>
+      <w:lvlText w:val=""/>
+      <w:lvlJc w:val="left"/>
+      <w:pPr>
+        <w:tabs>
+          <w:tab w:val="num" w:pos="5040"/>
+        </w:tabs>
+        <w:ind w:left="5040" w:hanging="360"/>
+      </w:pPr>
+      <w:rPr>
+        <w:rFonts w:ascii="Wingdings" w:hAnsi="Wingdings" w:hint="default"/>
+        <w:sz w:val="20"/>
+      </w:rPr>
+    </w:lvl>
+    <w:lvl w:ilvl="7" w:tentative="1">
+      <w:start w:val="1"/>
+      <w:numFmt w:val="bullet"/>
+      <w:lvlText w:val=""/>
+      <w:lvlJc w:val="left"/>
+      <w:pPr>
+        <w:tabs>
+          <w:tab w:val="num" w:pos="5760"/>
+        </w:tabs>
+        <w:ind w:left="5760" w:hanging="360"/>
+      </w:pPr>
+      <w:rPr>
+        <w:rFonts w:ascii="Wingdings" w:hAnsi="Wingdings" w:hint="default"/>
+        <w:sz w:val="20"/>
+      </w:rPr>
+    </w:lvl>
+    <w:lvl w:ilvl="8" w:tentative="1">
+      <w:start w:val="1"/>
+      <w:numFmt w:val="bullet"/>
+      <w:lvlText w:val=""/>
+      <w:lvlJc w:val="left"/>
+      <w:pPr>
+        <w:tabs>
+          <w:tab w:val="num" w:pos="6480"/>
+        </w:tabs>
+        <w:ind w:left="6480" w:hanging="360"/>
+      </w:pPr>
+      <w:rPr>
+        <w:rFonts w:ascii="Wingdings" w:hAnsi="Wingdings" w:hint="default"/>
+        <w:sz w:val="20"/>
+      </w:rPr>
+    </w:lvl>
+  </w:abstractNum>
+  <w:abstractNum w:abstractNumId="63" w15:restartNumberingAfterBreak="0">
     <w:nsid w:val="68956561"/>
     <w:multiLevelType w:val="multilevel"/>
     <w:tmpl w:val="2AFEA554"/>
@@ -16335,7 +17318,7 @@
       </w:rPr>
     </w:lvl>
   </w:abstractNum>
-  <w:abstractNum w:abstractNumId="51" w15:restartNumberingAfterBreak="0">
+  <w:abstractNum w:abstractNumId="64" w15:restartNumberingAfterBreak="0">
     <w:nsid w:val="697B583B"/>
     <w:multiLevelType w:val="multilevel"/>
     <w:tmpl w:val="4E0226D4"/>
@@ -16484,7 +17467,7 @@
       </w:rPr>
     </w:lvl>
   </w:abstractNum>
-  <w:abstractNum w:abstractNumId="52" w15:restartNumberingAfterBreak="0">
+  <w:abstractNum w:abstractNumId="65" w15:restartNumberingAfterBreak="0">
     <w:nsid w:val="6C0C5109"/>
     <w:multiLevelType w:val="multilevel"/>
     <w:tmpl w:val="38F44AF4"/>
@@ -16633,7 +17616,156 @@
       </w:rPr>
     </w:lvl>
   </w:abstractNum>
-  <w:abstractNum w:abstractNumId="53" w15:restartNumberingAfterBreak="0">
+  <w:abstractNum w:abstractNumId="66" w15:restartNumberingAfterBreak="0">
+    <w:nsid w:val="6CC46B26"/>
+    <w:multiLevelType w:val="multilevel"/>
+    <w:tmpl w:val="AB0C841A"/>
+    <w:lvl w:ilvl="0">
+      <w:start w:val="1"/>
+      <w:numFmt w:val="bullet"/>
+      <w:lvlText w:val=""/>
+      <w:lvlJc w:val="left"/>
+      <w:pPr>
+        <w:tabs>
+          <w:tab w:val="num" w:pos="720"/>
+        </w:tabs>
+        <w:ind w:left="720" w:hanging="360"/>
+      </w:pPr>
+      <w:rPr>
+        <w:rFonts w:ascii="Symbol" w:hAnsi="Symbol" w:hint="default"/>
+        <w:sz w:val="20"/>
+      </w:rPr>
+    </w:lvl>
+    <w:lvl w:ilvl="1" w:tentative="1">
+      <w:start w:val="1"/>
+      <w:numFmt w:val="bullet"/>
+      <w:lvlText w:val="o"/>
+      <w:lvlJc w:val="left"/>
+      <w:pPr>
+        <w:tabs>
+          <w:tab w:val="num" w:pos="1440"/>
+        </w:tabs>
+        <w:ind w:left="1440" w:hanging="360"/>
+      </w:pPr>
+      <w:rPr>
+        <w:rFonts w:ascii="Courier New" w:hAnsi="Courier New" w:hint="default"/>
+        <w:sz w:val="20"/>
+      </w:rPr>
+    </w:lvl>
+    <w:lvl w:ilvl="2" w:tentative="1">
+      <w:start w:val="1"/>
+      <w:numFmt w:val="bullet"/>
+      <w:lvlText w:val=""/>
+      <w:lvlJc w:val="left"/>
+      <w:pPr>
+        <w:tabs>
+          <w:tab w:val="num" w:pos="2160"/>
+        </w:tabs>
+        <w:ind w:left="2160" w:hanging="360"/>
+      </w:pPr>
+      <w:rPr>
+        <w:rFonts w:ascii="Wingdings" w:hAnsi="Wingdings" w:hint="default"/>
+        <w:sz w:val="20"/>
+      </w:rPr>
+    </w:lvl>
+    <w:lvl w:ilvl="3" w:tentative="1">
+      <w:start w:val="1"/>
+      <w:numFmt w:val="bullet"/>
+      <w:lvlText w:val=""/>
+      <w:lvlJc w:val="left"/>
+      <w:pPr>
+        <w:tabs>
+          <w:tab w:val="num" w:pos="2880"/>
+        </w:tabs>
+        <w:ind w:left="2880" w:hanging="360"/>
+      </w:pPr>
+      <w:rPr>
+        <w:rFonts w:ascii="Wingdings" w:hAnsi="Wingdings" w:hint="default"/>
+        <w:sz w:val="20"/>
+      </w:rPr>
+    </w:lvl>
+    <w:lvl w:ilvl="4" w:tentative="1">
+      <w:start w:val="1"/>
+      <w:numFmt w:val="bullet"/>
+      <w:lvlText w:val=""/>
+      <w:lvlJc w:val="left"/>
+      <w:pPr>
+        <w:tabs>
+          <w:tab w:val="num" w:pos="3600"/>
+        </w:tabs>
+        <w:ind w:left="3600" w:hanging="360"/>
+      </w:pPr>
+      <w:rPr>
+        <w:rFonts w:ascii="Wingdings" w:hAnsi="Wingdings" w:hint="default"/>
+        <w:sz w:val="20"/>
+      </w:rPr>
+    </w:lvl>
+    <w:lvl w:ilvl="5" w:tentative="1">
+      <w:start w:val="1"/>
+      <w:numFmt w:val="bullet"/>
+      <w:lvlText w:val=""/>
+      <w:lvlJc w:val="left"/>
+      <w:pPr>
+        <w:tabs>
+          <w:tab w:val="num" w:pos="4320"/>
+        </w:tabs>
+        <w:ind w:left="4320" w:hanging="360"/>
+      </w:pPr>
+      <w:rPr>
+        <w:rFonts w:ascii="Wingdings" w:hAnsi="Wingdings" w:hint="default"/>
+        <w:sz w:val="20"/>
+      </w:rPr>
+    </w:lvl>
+    <w:lvl w:ilvl="6" w:tentative="1">
+      <w:start w:val="1"/>
+      <w:numFmt w:val="bullet"/>
+      <w:lvlText w:val=""/>
+      <w:lvlJc w:val="left"/>
+      <w:pPr>
+        <w:tabs>
+          <w:tab w:val="num" w:pos="5040"/>
+        </w:tabs>
+        <w:ind w:left="5040" w:hanging="360"/>
+      </w:pPr>
+      <w:rPr>
+        <w:rFonts w:ascii="Wingdings" w:hAnsi="Wingdings" w:hint="default"/>
+        <w:sz w:val="20"/>
+      </w:rPr>
+    </w:lvl>
+    <w:lvl w:ilvl="7" w:tentative="1">
+      <w:start w:val="1"/>
+      <w:numFmt w:val="bullet"/>
+      <w:lvlText w:val=""/>
+      <w:lvlJc w:val="left"/>
+      <w:pPr>
+        <w:tabs>
+          <w:tab w:val="num" w:pos="5760"/>
+        </w:tabs>
+        <w:ind w:left="5760" w:hanging="360"/>
+      </w:pPr>
+      <w:rPr>
+        <w:rFonts w:ascii="Wingdings" w:hAnsi="Wingdings" w:hint="default"/>
+        <w:sz w:val="20"/>
+      </w:rPr>
+    </w:lvl>
+    <w:lvl w:ilvl="8" w:tentative="1">
+      <w:start w:val="1"/>
+      <w:numFmt w:val="bullet"/>
+      <w:lvlText w:val=""/>
+      <w:lvlJc w:val="left"/>
+      <w:pPr>
+        <w:tabs>
+          <w:tab w:val="num" w:pos="6480"/>
+        </w:tabs>
+        <w:ind w:left="6480" w:hanging="360"/>
+      </w:pPr>
+      <w:rPr>
+        <w:rFonts w:ascii="Wingdings" w:hAnsi="Wingdings" w:hint="default"/>
+        <w:sz w:val="20"/>
+      </w:rPr>
+    </w:lvl>
+  </w:abstractNum>
+  <w:abstractNum w:abstractNumId="67" w15:restartNumberingAfterBreak="0">
     <w:nsid w:val="70A36435"/>
     <w:multiLevelType w:val="multilevel"/>
     <w:tmpl w:val="25E41DBC"/>
@@ -16782,7 +17914,156 @@
       </w:rPr>
     </w:lvl>
   </w:abstractNum>
-  <w:abstractNum w:abstractNumId="54" w15:restartNumberingAfterBreak="0">
+  <w:abstractNum w:abstractNumId="68" w15:restartNumberingAfterBreak="0">
+    <w:nsid w:val="72822AE1"/>
+    <w:multiLevelType w:val="multilevel"/>
+    <w:tmpl w:val="4B44CE14"/>
+    <w:lvl w:ilvl="0">
+      <w:start w:val="1"/>
+      <w:numFmt w:val="bullet"/>
+      <w:lvlText w:val=""/>
+      <w:lvlJc w:val="left"/>
+      <w:pPr>
+        <w:tabs>
+          <w:tab w:val="num" w:pos="720"/>
+        </w:tabs>
+        <w:ind w:left="720" w:hanging="360"/>
+      </w:pPr>
+      <w:rPr>
+        <w:rFonts w:ascii="Symbol" w:hAnsi="Symbol" w:hint="default"/>
+        <w:sz w:val="20"/>
+      </w:rPr>
+    </w:lvl>
+    <w:lvl w:ilvl="1" w:tentative="1">
+      <w:start w:val="1"/>
+      <w:numFmt w:val="bullet"/>
+      <w:lvlText w:val="o"/>
+      <w:lvlJc w:val="left"/>
+      <w:pPr>
+        <w:tabs>
+          <w:tab w:val="num" w:pos="1440"/>
+        </w:tabs>
+        <w:ind w:left="1440" w:hanging="360"/>
+      </w:pPr>
+      <w:rPr>
+        <w:rFonts w:ascii="Courier New" w:hAnsi="Courier New" w:hint="default"/>
+        <w:sz w:val="20"/>
+      </w:rPr>
+    </w:lvl>
+    <w:lvl w:ilvl="2" w:tentative="1">
+      <w:start w:val="1"/>
+      <w:numFmt w:val="bullet"/>
+      <w:lvlText w:val=""/>
+      <w:lvlJc w:val="left"/>
+      <w:pPr>
+        <w:tabs>
+          <w:tab w:val="num" w:pos="2160"/>
+        </w:tabs>
+        <w:ind w:left="2160" w:hanging="360"/>
+      </w:pPr>
+      <w:rPr>
+        <w:rFonts w:ascii="Wingdings" w:hAnsi="Wingdings" w:hint="default"/>
+        <w:sz w:val="20"/>
+      </w:rPr>
+    </w:lvl>
+    <w:lvl w:ilvl="3" w:tentative="1">
+      <w:start w:val="1"/>
+      <w:numFmt w:val="bullet"/>
+      <w:lvlText w:val=""/>
+      <w:lvlJc w:val="left"/>
+      <w:pPr>
+        <w:tabs>
+          <w:tab w:val="num" w:pos="2880"/>
+        </w:tabs>
+        <w:ind w:left="2880" w:hanging="360"/>
+      </w:pPr>
+      <w:rPr>
+        <w:rFonts w:ascii="Wingdings" w:hAnsi="Wingdings" w:hint="default"/>
+        <w:sz w:val="20"/>
+      </w:rPr>
+    </w:lvl>
+    <w:lvl w:ilvl="4" w:tentative="1">
+      <w:start w:val="1"/>
+      <w:numFmt w:val="bullet"/>
+      <w:lvlText w:val=""/>
+      <w:lvlJc w:val="left"/>
+      <w:pPr>
+        <w:tabs>
+          <w:tab w:val="num" w:pos="3600"/>
+        </w:tabs>
+        <w:ind w:left="3600" w:hanging="360"/>
+      </w:pPr>
+      <w:rPr>
+        <w:rFonts w:ascii="Wingdings" w:hAnsi="Wingdings" w:hint="default"/>
+        <w:sz w:val="20"/>
+      </w:rPr>
+    </w:lvl>
+    <w:lvl w:ilvl="5" w:tentative="1">
+      <w:start w:val="1"/>
+      <w:numFmt w:val="bullet"/>
+      <w:lvlText w:val=""/>
+      <w:lvlJc w:val="left"/>
+      <w:pPr>
+        <w:tabs>
+          <w:tab w:val="num" w:pos="4320"/>
+        </w:tabs>
+        <w:ind w:left="4320" w:hanging="360"/>
+      </w:pPr>
+      <w:rPr>
+        <w:rFonts w:ascii="Wingdings" w:hAnsi="Wingdings" w:hint="default"/>
+        <w:sz w:val="20"/>
+      </w:rPr>
+    </w:lvl>
+    <w:lvl w:ilvl="6" w:tentative="1">
+      <w:start w:val="1"/>
+      <w:numFmt w:val="bullet"/>
+      <w:lvlText w:val=""/>
+      <w:lvlJc w:val="left"/>
+      <w:pPr>
+        <w:tabs>
+          <w:tab w:val="num" w:pos="5040"/>
+        </w:tabs>
+        <w:ind w:left="5040" w:hanging="360"/>
+      </w:pPr>
+      <w:rPr>
+        <w:rFonts w:ascii="Wingdings" w:hAnsi="Wingdings" w:hint="default"/>
+        <w:sz w:val="20"/>
+      </w:rPr>
+    </w:lvl>
+    <w:lvl w:ilvl="7" w:tentative="1">
+      <w:start w:val="1"/>
+      <w:numFmt w:val="bullet"/>
+      <w:lvlText w:val=""/>
+      <w:lvlJc w:val="left"/>
+      <w:pPr>
+        <w:tabs>
+          <w:tab w:val="num" w:pos="5760"/>
+        </w:tabs>
+        <w:ind w:left="5760" w:hanging="360"/>
+      </w:pPr>
+      <w:rPr>
+        <w:rFonts w:ascii="Wingdings" w:hAnsi="Wingdings" w:hint="default"/>
+        <w:sz w:val="20"/>
+      </w:rPr>
+    </w:lvl>
+    <w:lvl w:ilvl="8" w:tentative="1">
+      <w:start w:val="1"/>
+      <w:numFmt w:val="bullet"/>
+      <w:lvlText w:val=""/>
+      <w:lvlJc w:val="left"/>
+      <w:pPr>
+        <w:tabs>
+          <w:tab w:val="num" w:pos="6480"/>
+        </w:tabs>
+        <w:ind w:left="6480" w:hanging="360"/>
+      </w:pPr>
+      <w:rPr>
+        <w:rFonts w:ascii="Wingdings" w:hAnsi="Wingdings" w:hint="default"/>
+        <w:sz w:val="20"/>
+      </w:rPr>
+    </w:lvl>
+  </w:abstractNum>
+  <w:abstractNum w:abstractNumId="69" w15:restartNumberingAfterBreak="0">
     <w:nsid w:val="73247AC8"/>
     <w:multiLevelType w:val="multilevel"/>
     <w:tmpl w:val="1952B384"/>
@@ -16931,7 +18212,7 @@
       </w:rPr>
     </w:lvl>
   </w:abstractNum>
-  <w:abstractNum w:abstractNumId="55" w15:restartNumberingAfterBreak="0">
+  <w:abstractNum w:abstractNumId="70" w15:restartNumberingAfterBreak="0">
     <w:nsid w:val="744C56BF"/>
     <w:multiLevelType w:val="multilevel"/>
     <w:tmpl w:val="6016C6FA"/>
@@ -17080,7 +18361,7 @@
       </w:rPr>
     </w:lvl>
   </w:abstractNum>
-  <w:abstractNum w:abstractNumId="56" w15:restartNumberingAfterBreak="0">
+  <w:abstractNum w:abstractNumId="71" w15:restartNumberingAfterBreak="0">
     <w:nsid w:val="74832888"/>
     <w:multiLevelType w:val="multilevel"/>
     <w:tmpl w:val="2550E7CE"/>
@@ -17229,7 +18510,7 @@
       </w:rPr>
     </w:lvl>
   </w:abstractNum>
-  <w:abstractNum w:abstractNumId="57" w15:restartNumberingAfterBreak="0">
+  <w:abstractNum w:abstractNumId="72" w15:restartNumberingAfterBreak="0">
     <w:nsid w:val="74D157FD"/>
     <w:multiLevelType w:val="multilevel"/>
     <w:tmpl w:val="C1267EAA"/>
@@ -17378,7 +18659,7 @@
       </w:rPr>
     </w:lvl>
   </w:abstractNum>
-  <w:abstractNum w:abstractNumId="58" w15:restartNumberingAfterBreak="0">
+  <w:abstractNum w:abstractNumId="73" w15:restartNumberingAfterBreak="0">
     <w:nsid w:val="75F33590"/>
     <w:multiLevelType w:val="multilevel"/>
     <w:tmpl w:val="2716D6E6"/>
@@ -17527,7 +18808,7 @@
       </w:rPr>
     </w:lvl>
   </w:abstractNum>
-  <w:abstractNum w:abstractNumId="59" w15:restartNumberingAfterBreak="0">
+  <w:abstractNum w:abstractNumId="74" w15:restartNumberingAfterBreak="0">
     <w:nsid w:val="768654EE"/>
     <w:multiLevelType w:val="multilevel"/>
     <w:tmpl w:val="EA10E5E8"/>
@@ -17676,7 +18957,7 @@
       </w:rPr>
     </w:lvl>
   </w:abstractNum>
-  <w:abstractNum w:abstractNumId="60" w15:restartNumberingAfterBreak="0">
+  <w:abstractNum w:abstractNumId="75" w15:restartNumberingAfterBreak="0">
     <w:nsid w:val="770A0D49"/>
     <w:multiLevelType w:val="multilevel"/>
     <w:tmpl w:val="A7F8861C"/>
@@ -17825,7 +19106,156 @@
       </w:rPr>
     </w:lvl>
   </w:abstractNum>
-  <w:abstractNum w:abstractNumId="61" w15:restartNumberingAfterBreak="0">
+  <w:abstractNum w:abstractNumId="76" w15:restartNumberingAfterBreak="0">
+    <w:nsid w:val="7ABD75FC"/>
+    <w:multiLevelType w:val="multilevel"/>
+    <w:tmpl w:val="1D12A354"/>
+    <w:lvl w:ilvl="0">
+      <w:start w:val="1"/>
+      <w:numFmt w:val="bullet"/>
+      <w:lvlText w:val=""/>
+      <w:lvlJc w:val="left"/>
+      <w:pPr>
+        <w:tabs>
+          <w:tab w:val="num" w:pos="720"/>
+        </w:tabs>
+        <w:ind w:left="720" w:hanging="360"/>
+      </w:pPr>
+      <w:rPr>
+        <w:rFonts w:ascii="Symbol" w:hAnsi="Symbol" w:hint="default"/>
+        <w:sz w:val="20"/>
+      </w:rPr>
+    </w:lvl>
+    <w:lvl w:ilvl="1" w:tentative="1">
+      <w:start w:val="1"/>
+      <w:numFmt w:val="bullet"/>
+      <w:lvlText w:val="o"/>
+      <w:lvlJc w:val="left"/>
+      <w:pPr>
+        <w:tabs>
+          <w:tab w:val="num" w:pos="1440"/>
+        </w:tabs>
+        <w:ind w:left="1440" w:hanging="360"/>
+      </w:pPr>
+      <w:rPr>
+        <w:rFonts w:ascii="Courier New" w:hAnsi="Courier New" w:hint="default"/>
+        <w:sz w:val="20"/>
+      </w:rPr>
+    </w:lvl>
+    <w:lvl w:ilvl="2" w:tentative="1">
+      <w:start w:val="1"/>
+      <w:numFmt w:val="bullet"/>
+      <w:lvlText w:val=""/>
+      <w:lvlJc w:val="left"/>
+      <w:pPr>
+        <w:tabs>
+          <w:tab w:val="num" w:pos="2160"/>
+        </w:tabs>
+        <w:ind w:left="2160" w:hanging="360"/>
+      </w:pPr>
+      <w:rPr>
+        <w:rFonts w:ascii="Wingdings" w:hAnsi="Wingdings" w:hint="default"/>
+        <w:sz w:val="20"/>
+      </w:rPr>
+    </w:lvl>
+    <w:lvl w:ilvl="3" w:tentative="1">
+      <w:start w:val="1"/>
+      <w:numFmt w:val="bullet"/>
+      <w:lvlText w:val=""/>
+      <w:lvlJc w:val="left"/>
+      <w:pPr>
+        <w:tabs>
+          <w:tab w:val="num" w:pos="2880"/>
+        </w:tabs>
+        <w:ind w:left="2880" w:hanging="360"/>
+      </w:pPr>
+      <w:rPr>
+        <w:rFonts w:ascii="Wingdings" w:hAnsi="Wingdings" w:hint="default"/>
+        <w:sz w:val="20"/>
+      </w:rPr>
+    </w:lvl>
+    <w:lvl w:ilvl="4" w:tentative="1">
+      <w:start w:val="1"/>
+      <w:numFmt w:val="bullet"/>
+      <w:lvlText w:val=""/>
+      <w:lvlJc w:val="left"/>
+      <w:pPr>
+        <w:tabs>
+          <w:tab w:val="num" w:pos="3600"/>
+        </w:tabs>
+        <w:ind w:left="3600" w:hanging="360"/>
+      </w:pPr>
+      <w:rPr>
+        <w:rFonts w:ascii="Wingdings" w:hAnsi="Wingdings" w:hint="default"/>
+        <w:sz w:val="20"/>
+      </w:rPr>
+    </w:lvl>
+    <w:lvl w:ilvl="5" w:tentative="1">
+      <w:start w:val="1"/>
+      <w:numFmt w:val="bullet"/>
+      <w:lvlText w:val=""/>
+      <w:lvlJc w:val="left"/>
+      <w:pPr>
+        <w:tabs>
+          <w:tab w:val="num" w:pos="4320"/>
+        </w:tabs>
+        <w:ind w:left="4320" w:hanging="360"/>
+      </w:pPr>
+      <w:rPr>
+        <w:rFonts w:ascii="Wingdings" w:hAnsi="Wingdings" w:hint="default"/>
+        <w:sz w:val="20"/>
+      </w:rPr>
+    </w:lvl>
+    <w:lvl w:ilvl="6" w:tentative="1">
+      <w:start w:val="1"/>
+      <w:numFmt w:val="bullet"/>
+      <w:lvlText w:val=""/>
+      <w:lvlJc w:val="left"/>
+      <w:pPr>
+        <w:tabs>
+          <w:tab w:val="num" w:pos="5040"/>
+        </w:tabs>
+        <w:ind w:left="5040" w:hanging="360"/>
+      </w:pPr>
+      <w:rPr>
+        <w:rFonts w:ascii="Wingdings" w:hAnsi="Wingdings" w:hint="default"/>
+        <w:sz w:val="20"/>
+      </w:rPr>
+    </w:lvl>
+    <w:lvl w:ilvl="7" w:tentative="1">
+      <w:start w:val="1"/>
+      <w:numFmt w:val="bullet"/>
+      <w:lvlText w:val=""/>
+      <w:lvlJc w:val="left"/>
+      <w:pPr>
+        <w:tabs>
+          <w:tab w:val="num" w:pos="5760"/>
+        </w:tabs>
+        <w:ind w:left="5760" w:hanging="360"/>
+      </w:pPr>
+      <w:rPr>
+        <w:rFonts w:ascii="Wingdings" w:hAnsi="Wingdings" w:hint="default"/>
+        <w:sz w:val="20"/>
+      </w:rPr>
+    </w:lvl>
+    <w:lvl w:ilvl="8" w:tentative="1">
+      <w:start w:val="1"/>
+      <w:numFmt w:val="bullet"/>
+      <w:lvlText w:val=""/>
+      <w:lvlJc w:val="left"/>
+      <w:pPr>
+        <w:tabs>
+          <w:tab w:val="num" w:pos="6480"/>
+        </w:tabs>
+        <w:ind w:left="6480" w:hanging="360"/>
+      </w:pPr>
+      <w:rPr>
+        <w:rFonts w:ascii="Wingdings" w:hAnsi="Wingdings" w:hint="default"/>
+        <w:sz w:val="20"/>
+      </w:rPr>
+    </w:lvl>
+  </w:abstractNum>
+  <w:abstractNum w:abstractNumId="77" w15:restartNumberingAfterBreak="0">
     <w:nsid w:val="7BF670FB"/>
     <w:multiLevelType w:val="multilevel"/>
     <w:tmpl w:val="224C1688"/>
@@ -17974,7 +19404,7 @@
       </w:rPr>
     </w:lvl>
   </w:abstractNum>
-  <w:abstractNum w:abstractNumId="62" w15:restartNumberingAfterBreak="0">
+  <w:abstractNum w:abstractNumId="78" w15:restartNumberingAfterBreak="0">
     <w:nsid w:val="7E222CD1"/>
     <w:multiLevelType w:val="multilevel"/>
     <w:tmpl w:val="FBB02E70"/>
@@ -18123,8 +19553,157 @@
       </w:rPr>
     </w:lvl>
   </w:abstractNum>
+  <w:abstractNum w:abstractNumId="79" w15:restartNumberingAfterBreak="0">
+    <w:nsid w:val="7F245B61"/>
+    <w:multiLevelType w:val="multilevel"/>
+    <w:tmpl w:val="A57C24E6"/>
+    <w:lvl w:ilvl="0">
+      <w:start w:val="1"/>
+      <w:numFmt w:val="bullet"/>
+      <w:lvlText w:val=""/>
+      <w:lvlJc w:val="left"/>
+      <w:pPr>
+        <w:tabs>
+          <w:tab w:val="num" w:pos="720"/>
+        </w:tabs>
+        <w:ind w:left="720" w:hanging="360"/>
+      </w:pPr>
+      <w:rPr>
+        <w:rFonts w:ascii="Symbol" w:hAnsi="Symbol" w:hint="default"/>
+        <w:sz w:val="20"/>
+      </w:rPr>
+    </w:lvl>
+    <w:lvl w:ilvl="1" w:tentative="1">
+      <w:start w:val="1"/>
+      <w:numFmt w:val="bullet"/>
+      <w:lvlText w:val="o"/>
+      <w:lvlJc w:val="left"/>
+      <w:pPr>
+        <w:tabs>
+          <w:tab w:val="num" w:pos="1440"/>
+        </w:tabs>
+        <w:ind w:left="1440" w:hanging="360"/>
+      </w:pPr>
+      <w:rPr>
+        <w:rFonts w:ascii="Courier New" w:hAnsi="Courier New" w:hint="default"/>
+        <w:sz w:val="20"/>
+      </w:rPr>
+    </w:lvl>
+    <w:lvl w:ilvl="2" w:tentative="1">
+      <w:start w:val="1"/>
+      <w:numFmt w:val="bullet"/>
+      <w:lvlText w:val=""/>
+      <w:lvlJc w:val="left"/>
+      <w:pPr>
+        <w:tabs>
+          <w:tab w:val="num" w:pos="2160"/>
+        </w:tabs>
+        <w:ind w:left="2160" w:hanging="360"/>
+      </w:pPr>
+      <w:rPr>
+        <w:rFonts w:ascii="Wingdings" w:hAnsi="Wingdings" w:hint="default"/>
+        <w:sz w:val="20"/>
+      </w:rPr>
+    </w:lvl>
+    <w:lvl w:ilvl="3" w:tentative="1">
+      <w:start w:val="1"/>
+      <w:numFmt w:val="bullet"/>
+      <w:lvlText w:val=""/>
+      <w:lvlJc w:val="left"/>
+      <w:pPr>
+        <w:tabs>
+          <w:tab w:val="num" w:pos="2880"/>
+        </w:tabs>
+        <w:ind w:left="2880" w:hanging="360"/>
+      </w:pPr>
+      <w:rPr>
+        <w:rFonts w:ascii="Wingdings" w:hAnsi="Wingdings" w:hint="default"/>
+        <w:sz w:val="20"/>
+      </w:rPr>
+    </w:lvl>
+    <w:lvl w:ilvl="4" w:tentative="1">
+      <w:start w:val="1"/>
+      <w:numFmt w:val="bullet"/>
+      <w:lvlText w:val=""/>
+      <w:lvlJc w:val="left"/>
+      <w:pPr>
+        <w:tabs>
+          <w:tab w:val="num" w:pos="3600"/>
+        </w:tabs>
+        <w:ind w:left="3600" w:hanging="360"/>
+      </w:pPr>
+      <w:rPr>
+        <w:rFonts w:ascii="Wingdings" w:hAnsi="Wingdings" w:hint="default"/>
+        <w:sz w:val="20"/>
+      </w:rPr>
+    </w:lvl>
+    <w:lvl w:ilvl="5" w:tentative="1">
+      <w:start w:val="1"/>
+      <w:numFmt w:val="bullet"/>
+      <w:lvlText w:val=""/>
+      <w:lvlJc w:val="left"/>
+      <w:pPr>
+        <w:tabs>
+          <w:tab w:val="num" w:pos="4320"/>
+        </w:tabs>
+        <w:ind w:left="4320" w:hanging="360"/>
+      </w:pPr>
+      <w:rPr>
+        <w:rFonts w:ascii="Wingdings" w:hAnsi="Wingdings" w:hint="default"/>
+        <w:sz w:val="20"/>
+      </w:rPr>
+    </w:lvl>
+    <w:lvl w:ilvl="6" w:tentative="1">
+      <w:start w:val="1"/>
+      <w:numFmt w:val="bullet"/>
+      <w:lvlText w:val=""/>
+      <w:lvlJc w:val="left"/>
+      <w:pPr>
+        <w:tabs>
+          <w:tab w:val="num" w:pos="5040"/>
+        </w:tabs>
+        <w:ind w:left="5040" w:hanging="360"/>
+      </w:pPr>
+      <w:rPr>
+        <w:rFonts w:ascii="Wingdings" w:hAnsi="Wingdings" w:hint="default"/>
+        <w:sz w:val="20"/>
+      </w:rPr>
+    </w:lvl>
+    <w:lvl w:ilvl="7" w:tentative="1">
+      <w:start w:val="1"/>
+      <w:numFmt w:val="bullet"/>
+      <w:lvlText w:val=""/>
+      <w:lvlJc w:val="left"/>
+      <w:pPr>
+        <w:tabs>
+          <w:tab w:val="num" w:pos="5760"/>
+        </w:tabs>
+        <w:ind w:left="5760" w:hanging="360"/>
+      </w:pPr>
+      <w:rPr>
+        <w:rFonts w:ascii="Wingdings" w:hAnsi="Wingdings" w:hint="default"/>
+        <w:sz w:val="20"/>
+      </w:rPr>
+    </w:lvl>
+    <w:lvl w:ilvl="8" w:tentative="1">
+      <w:start w:val="1"/>
+      <w:numFmt w:val="bullet"/>
+      <w:lvlText w:val=""/>
+      <w:lvlJc w:val="left"/>
+      <w:pPr>
+        <w:tabs>
+          <w:tab w:val="num" w:pos="6480"/>
+        </w:tabs>
+        <w:ind w:left="6480" w:hanging="360"/>
+      </w:pPr>
+      <w:rPr>
+        <w:rFonts w:ascii="Wingdings" w:hAnsi="Wingdings" w:hint="default"/>
+        <w:sz w:val="20"/>
+      </w:rPr>
+    </w:lvl>
+  </w:abstractNum>
   <w:num w:numId="1" w16cid:durableId="1943024593">
-    <w:abstractNumId w:val="19"/>
+    <w:abstractNumId w:val="20"/>
   </w:num>
   <w:num w:numId="2" w16cid:durableId="784157966">
     <w:abstractNumId w:val="5"/>
@@ -18133,28 +19712,28 @@
     <w:abstractNumId w:val="9"/>
   </w:num>
   <w:num w:numId="4" w16cid:durableId="1982999140">
-    <w:abstractNumId w:val="62"/>
+    <w:abstractNumId w:val="78"/>
   </w:num>
   <w:num w:numId="5" w16cid:durableId="1418137665">
-    <w:abstractNumId w:val="61"/>
+    <w:abstractNumId w:val="77"/>
   </w:num>
   <w:num w:numId="6" w16cid:durableId="844131222">
-    <w:abstractNumId w:val="35"/>
+    <w:abstractNumId w:val="37"/>
   </w:num>
   <w:num w:numId="7" w16cid:durableId="1830749441">
-    <w:abstractNumId w:val="17"/>
+    <w:abstractNumId w:val="18"/>
   </w:num>
   <w:num w:numId="8" w16cid:durableId="657810594">
-    <w:abstractNumId w:val="28"/>
+    <w:abstractNumId w:val="29"/>
   </w:num>
   <w:num w:numId="9" w16cid:durableId="216087728">
-    <w:abstractNumId w:val="53"/>
+    <w:abstractNumId w:val="67"/>
   </w:num>
   <w:num w:numId="10" w16cid:durableId="2136174606">
-    <w:abstractNumId w:val="55"/>
+    <w:abstractNumId w:val="70"/>
   </w:num>
   <w:num w:numId="11" w16cid:durableId="487787707">
-    <w:abstractNumId w:val="21"/>
+    <w:abstractNumId w:val="22"/>
   </w:num>
   <w:num w:numId="12" w16cid:durableId="1514147503">
     <w:abstractNumId w:val="1"/>
@@ -18163,154 +19742,205 @@
     <w:abstractNumId w:val="3"/>
   </w:num>
   <w:num w:numId="14" w16cid:durableId="1499541180">
-    <w:abstractNumId w:val="48"/>
+    <w:abstractNumId w:val="60"/>
   </w:num>
   <w:num w:numId="15" w16cid:durableId="692220532">
-    <w:abstractNumId w:val="20"/>
+    <w:abstractNumId w:val="21"/>
   </w:num>
   <w:num w:numId="16" w16cid:durableId="1537498937">
-    <w:abstractNumId w:val="16"/>
+    <w:abstractNumId w:val="17"/>
   </w:num>
   <w:num w:numId="17" w16cid:durableId="196280673">
-    <w:abstractNumId w:val="42"/>
+    <w:abstractNumId w:val="51"/>
   </w:num>
   <w:num w:numId="18" w16cid:durableId="362632076">
-    <w:abstractNumId w:val="11"/>
+    <w:abstractNumId w:val="12"/>
   </w:num>
   <w:num w:numId="19" w16cid:durableId="1526360051">
-    <w:abstractNumId w:val="46"/>
+    <w:abstractNumId w:val="58"/>
   </w:num>
   <w:num w:numId="20" w16cid:durableId="1647129291">
-    <w:abstractNumId w:val="27"/>
+    <w:abstractNumId w:val="28"/>
   </w:num>
   <w:num w:numId="21" w16cid:durableId="1216241243">
-    <w:abstractNumId w:val="41"/>
+    <w:abstractNumId w:val="50"/>
   </w:num>
   <w:num w:numId="22" w16cid:durableId="255789871">
     <w:abstractNumId w:val="0"/>
   </w:num>
   <w:num w:numId="23" w16cid:durableId="248739694">
-    <w:abstractNumId w:val="34"/>
+    <w:abstractNumId w:val="36"/>
   </w:num>
   <w:num w:numId="24" w16cid:durableId="875586202">
-    <w:abstractNumId w:val="60"/>
+    <w:abstractNumId w:val="75"/>
   </w:num>
   <w:num w:numId="25" w16cid:durableId="175969458">
     <w:abstractNumId w:val="6"/>
   </w:num>
   <w:num w:numId="26" w16cid:durableId="1037698721">
-    <w:abstractNumId w:val="32"/>
+    <w:abstractNumId w:val="34"/>
   </w:num>
   <w:num w:numId="27" w16cid:durableId="914048736">
+    <w:abstractNumId w:val="26"/>
+  </w:num>
+  <w:num w:numId="28" w16cid:durableId="1332297197">
+    <w:abstractNumId w:val="55"/>
+  </w:num>
+  <w:num w:numId="29" w16cid:durableId="1278020798">
+    <w:abstractNumId w:val="59"/>
+  </w:num>
+  <w:num w:numId="30" w16cid:durableId="1912306159">
+    <w:abstractNumId w:val="72"/>
+  </w:num>
+  <w:num w:numId="31" w16cid:durableId="1774979284">
     <w:abstractNumId w:val="25"/>
   </w:num>
-  <w:num w:numId="28" w16cid:durableId="1332297197">
-    <w:abstractNumId w:val="44"/>
-  </w:num>
-  <w:num w:numId="29" w16cid:durableId="1278020798">
-    <w:abstractNumId w:val="47"/>
-  </w:num>
-  <w:num w:numId="30" w16cid:durableId="1912306159">
-    <w:abstractNumId w:val="57"/>
-  </w:num>
-  <w:num w:numId="31" w16cid:durableId="1774979284">
-    <w:abstractNumId w:val="24"/>
-  </w:num>
   <w:num w:numId="32" w16cid:durableId="1991590022">
-    <w:abstractNumId w:val="52"/>
+    <w:abstractNumId w:val="65"/>
   </w:num>
   <w:num w:numId="33" w16cid:durableId="1585610006">
-    <w:abstractNumId w:val="10"/>
+    <w:abstractNumId w:val="11"/>
   </w:num>
   <w:num w:numId="34" w16cid:durableId="29383987">
     <w:abstractNumId w:val="7"/>
   </w:num>
   <w:num w:numId="35" w16cid:durableId="1632903071">
+    <w:abstractNumId w:val="24"/>
+  </w:num>
+  <w:num w:numId="36" w16cid:durableId="972561016">
+    <w:abstractNumId w:val="42"/>
+  </w:num>
+  <w:num w:numId="37" w16cid:durableId="1020356963">
+    <w:abstractNumId w:val="19"/>
+  </w:num>
+  <w:num w:numId="38" w16cid:durableId="991982650">
+    <w:abstractNumId w:val="39"/>
+  </w:num>
+  <w:num w:numId="39" w16cid:durableId="1747343219">
     <w:abstractNumId w:val="23"/>
   </w:num>
-  <w:num w:numId="36" w16cid:durableId="972561016">
-    <w:abstractNumId w:val="37"/>
-  </w:num>
-  <w:num w:numId="37" w16cid:durableId="1020356963">
-    <w:abstractNumId w:val="18"/>
-  </w:num>
-  <w:num w:numId="38" w16cid:durableId="991982650">
-    <w:abstractNumId w:val="36"/>
-  </w:num>
-  <w:num w:numId="39" w16cid:durableId="1747343219">
-    <w:abstractNumId w:val="22"/>
-  </w:num>
   <w:num w:numId="40" w16cid:durableId="23676389">
-    <w:abstractNumId w:val="13"/>
+    <w:abstractNumId w:val="14"/>
   </w:num>
   <w:num w:numId="41" w16cid:durableId="617882455">
     <w:abstractNumId w:val="2"/>
   </w:num>
   <w:num w:numId="42" w16cid:durableId="706219946">
+    <w:abstractNumId w:val="71"/>
+  </w:num>
+  <w:num w:numId="43" w16cid:durableId="1530222580">
+    <w:abstractNumId w:val="31"/>
+  </w:num>
+  <w:num w:numId="44" w16cid:durableId="345057608">
+    <w:abstractNumId w:val="63"/>
+  </w:num>
+  <w:num w:numId="45" w16cid:durableId="1616446015">
+    <w:abstractNumId w:val="73"/>
+  </w:num>
+  <w:num w:numId="46" w16cid:durableId="1255213210">
     <w:abstractNumId w:val="56"/>
   </w:num>
-  <w:num w:numId="43" w16cid:durableId="1530222580">
-    <w:abstractNumId w:val="29"/>
-  </w:num>
-  <w:num w:numId="44" w16cid:durableId="345057608">
-    <w:abstractNumId w:val="50"/>
-  </w:num>
-  <w:num w:numId="45" w16cid:durableId="1616446015">
-    <w:abstractNumId w:val="58"/>
-  </w:num>
-  <w:num w:numId="46" w16cid:durableId="1255213210">
-    <w:abstractNumId w:val="45"/>
-  </w:num>
   <w:num w:numId="47" w16cid:durableId="148668358">
-    <w:abstractNumId w:val="26"/>
+    <w:abstractNumId w:val="27"/>
   </w:num>
   <w:num w:numId="48" w16cid:durableId="50622967">
-    <w:abstractNumId w:val="30"/>
+    <w:abstractNumId w:val="32"/>
   </w:num>
   <w:num w:numId="49" w16cid:durableId="210506405">
-    <w:abstractNumId w:val="43"/>
+    <w:abstractNumId w:val="54"/>
   </w:num>
   <w:num w:numId="50" w16cid:durableId="399911518">
     <w:abstractNumId w:val="4"/>
   </w:num>
   <w:num w:numId="51" w16cid:durableId="435518425">
-    <w:abstractNumId w:val="15"/>
+    <w:abstractNumId w:val="16"/>
   </w:num>
   <w:num w:numId="52" w16cid:durableId="1122991882">
-    <w:abstractNumId w:val="59"/>
+    <w:abstractNumId w:val="74"/>
   </w:num>
   <w:num w:numId="53" w16cid:durableId="1800805669">
-    <w:abstractNumId w:val="49"/>
+    <w:abstractNumId w:val="61"/>
   </w:num>
   <w:num w:numId="54" w16cid:durableId="508720787">
-    <w:abstractNumId w:val="38"/>
+    <w:abstractNumId w:val="45"/>
   </w:num>
   <w:num w:numId="55" w16cid:durableId="60830256">
-    <w:abstractNumId w:val="33"/>
+    <w:abstractNumId w:val="35"/>
   </w:num>
   <w:num w:numId="56" w16cid:durableId="199436202">
-    <w:abstractNumId w:val="12"/>
+    <w:abstractNumId w:val="13"/>
   </w:num>
   <w:num w:numId="57" w16cid:durableId="2017032166">
-    <w:abstractNumId w:val="51"/>
+    <w:abstractNumId w:val="64"/>
   </w:num>
   <w:num w:numId="58" w16cid:durableId="1398822809">
     <w:abstractNumId w:val="8"/>
   </w:num>
   <w:num w:numId="59" w16cid:durableId="454259045">
-    <w:abstractNumId w:val="39"/>
+    <w:abstractNumId w:val="47"/>
   </w:num>
   <w:num w:numId="60" w16cid:durableId="1901548888">
-    <w:abstractNumId w:val="14"/>
+    <w:abstractNumId w:val="15"/>
   </w:num>
   <w:num w:numId="61" w16cid:durableId="960958484">
+    <w:abstractNumId w:val="49"/>
+  </w:num>
+  <w:num w:numId="62" w16cid:durableId="556547273">
+    <w:abstractNumId w:val="69"/>
+  </w:num>
+  <w:num w:numId="63" w16cid:durableId="2040474914">
+    <w:abstractNumId w:val="33"/>
+  </w:num>
+  <w:num w:numId="64" w16cid:durableId="539124344">
+    <w:abstractNumId w:val="43"/>
+  </w:num>
+  <w:num w:numId="65" w16cid:durableId="1199008790">
+    <w:abstractNumId w:val="68"/>
+  </w:num>
+  <w:num w:numId="66" w16cid:durableId="941719486">
+    <w:abstractNumId w:val="44"/>
+  </w:num>
+  <w:num w:numId="67" w16cid:durableId="1973361714">
+    <w:abstractNumId w:val="79"/>
+  </w:num>
+  <w:num w:numId="68" w16cid:durableId="386150792">
+    <w:abstractNumId w:val="62"/>
+  </w:num>
+  <w:num w:numId="69" w16cid:durableId="743142167">
+    <w:abstractNumId w:val="66"/>
+  </w:num>
+  <w:num w:numId="70" w16cid:durableId="1360548337">
+    <w:abstractNumId w:val="38"/>
+  </w:num>
+  <w:num w:numId="71" w16cid:durableId="1498618105">
+    <w:abstractNumId w:val="57"/>
+  </w:num>
+  <w:num w:numId="72" w16cid:durableId="1946110260">
+    <w:abstractNumId w:val="46"/>
+  </w:num>
+  <w:num w:numId="73" w16cid:durableId="1756973749">
+    <w:abstractNumId w:val="10"/>
+  </w:num>
+  <w:num w:numId="74" w16cid:durableId="194853952">
     <w:abstractNumId w:val="40"/>
   </w:num>
-  <w:num w:numId="62" w16cid:durableId="556547273">
-    <w:abstractNumId w:val="54"/>
+  <w:num w:numId="75" w16cid:durableId="835000716">
+    <w:abstractNumId w:val="30"/>
   </w:num>
-  <w:num w:numId="63" w16cid:durableId="2040474914">
-    <w:abstractNumId w:val="31"/>
+  <w:num w:numId="76" w16cid:durableId="362901089">
+    <w:abstractNumId w:val="52"/>
+  </w:num>
+  <w:num w:numId="77" w16cid:durableId="411242578">
+    <w:abstractNumId w:val="48"/>
+  </w:num>
+  <w:num w:numId="78" w16cid:durableId="493768094">
+    <w:abstractNumId w:val="53"/>
+  </w:num>
+  <w:num w:numId="79" w16cid:durableId="632448388">
+    <w:abstractNumId w:val="76"/>
+  </w:num>
+  <w:num w:numId="80" w16cid:durableId="131951586">
+    <w:abstractNumId w:val="41"/>
   </w:num>
 </w:numbering>
 </file>
